--- a/IDL1_CARDENAS_DAMIANI.docx
+++ b/IDL1_CARDENAS_DAMIANI.docx
@@ -149,7 +149,7 @@
       <w:sdtPr>
         <w:rPr>
           <w:rFonts w:ascii="Gilroy Bold" w:hAnsi="Gilroy Bold"/>
-          <w:b/>
+          <w:b w:val="0"/>
           <w:sz w:val="36"/>
           <w:szCs w:val="52"/>
         </w:rPr>
@@ -166,7 +166,7 @@
           <w:sdtPr>
             <w:rPr>
               <w:rFonts w:ascii="Gilroy Bold" w:hAnsi="Gilroy Bold"/>
-              <w:b/>
+              <w:b w:val="0"/>
               <w:sz w:val="36"/>
               <w:szCs w:val="52"/>
             </w:rPr>
@@ -179,23 +179,10 @@
           <w:sdtContent>
             <w:p>
               <w:pPr>
-                <w:spacing w:after="0"/>
-                <w:jc w:val="center"/>
-                <w:rPr>
-                  <w:rFonts w:ascii="Gilroy Bold" w:hAnsi="Gilroy Bold"/>
-                  <w:b/>
-                  <w:sz w:val="36"/>
-                  <w:szCs w:val="52"/>
-                </w:rPr>
+                <w:pStyle w:val="Titulo1"/>
               </w:pPr>
               <w:r>
-                <w:rPr>
-                  <w:rFonts w:ascii="Gilroy Bold" w:hAnsi="Gilroy Bold"/>
-                  <w:b/>
-                  <w:sz w:val="48"/>
-                  <w:szCs w:val="52"/>
-                </w:rPr>
-                <w:t>IMPLEMETACIÓN DE UN SISTEMA BIG DATA PARA ALMACENAMIENTO Y PROCESAMIENTO DE DATOS</w:t>
+                <w:t>HERRAMIENTAS DE ETL EN ENTORNOS BIG DATA</w:t>
               </w:r>
             </w:p>
           </w:sdtContent>
@@ -208,6 +195,17 @@
         <w:rPr>
           <w:rFonts w:ascii="Gilroy" w:hAnsi="Gilroy"/>
           <w:szCs w:val="20"/>
+        </w:rPr>
+      </w:pPr>
+    </w:p>
+    <w:p>
+      <w:pPr>
+        <w:spacing w:after="0"/>
+        <w:jc w:val="center"/>
+        <w:rPr>
+          <w:rFonts w:ascii="Gilroy" w:hAnsi="Gilroy"/>
+          <w:sz w:val="44"/>
+          <w:szCs w:val="44"/>
         </w:rPr>
       </w:pPr>
     </w:p>
@@ -449,18 +447,6 @@
           <w:szCs w:val="52"/>
         </w:rPr>
       </w:pPr>
-    </w:p>
-    <w:p>
-      <w:pPr>
-        <w:spacing w:after="0"/>
-        <w:jc w:val="center"/>
-        <w:rPr>
-          <w:rFonts w:ascii="Gilroy SemiBold" w:hAnsi="Gilroy SemiBold"/>
-          <w:b/>
-          <w:sz w:val="36"/>
-          <w:szCs w:val="52"/>
-        </w:rPr>
-      </w:pPr>
       <w:r>
         <w:rPr>
           <w:rFonts w:ascii="Gilroy SemiBold" w:hAnsi="Gilroy SemiBold"/>
@@ -522,6 +508,27 @@
                   <w:sz w:val="36"/>
                   <w:szCs w:val="52"/>
                 </w:rPr>
+                <w:t>CARDENAS ACARO, CLAUDIA MILAGROS</w:t>
+              </w:r>
+            </w:p>
+            <w:p>
+              <w:pPr>
+                <w:spacing w:after="0"/>
+                <w:jc w:val="center"/>
+                <w:rPr>
+                  <w:rFonts w:ascii="Gilroy Bold" w:hAnsi="Gilroy Bold"/>
+                  <w:b/>
+                  <w:sz w:val="36"/>
+                  <w:szCs w:val="52"/>
+                </w:rPr>
+              </w:pPr>
+              <w:r>
+                <w:rPr>
+                  <w:rFonts w:ascii="Gilroy Bold" w:hAnsi="Gilroy Bold"/>
+                  <w:b/>
+                  <w:sz w:val="36"/>
+                  <w:szCs w:val="52"/>
+                </w:rPr>
                 <w:t>DAMIANI KAEMENA, STEPHANI</w:t>
               </w:r>
             </w:p>
@@ -637,70 +644,32 @@
     </w:p>
     <w:p>
       <w:pPr>
-        <w:jc w:val="center"/>
-        <w:rPr>
-          <w:rFonts w:ascii="Gilroy" w:hAnsi="Gilroy"/>
-          <w:sz w:val="36"/>
-          <w:szCs w:val="36"/>
-        </w:rPr>
-      </w:pPr>
-    </w:p>
-    <w:p>
-      <w:pPr>
-        <w:jc w:val="center"/>
-        <w:rPr>
-          <w:rFonts w:ascii="Gilroy" w:hAnsi="Gilroy"/>
-          <w:sz w:val="36"/>
-          <w:szCs w:val="36"/>
-        </w:rPr>
-      </w:pPr>
-    </w:p>
-    <w:p>
-      <w:pPr>
         <w:spacing w:after="0"/>
         <w:jc w:val="center"/>
         <w:rPr>
-          <w:rFonts w:ascii="Gilroy" w:hAnsi="Gilroy" w:cs="Arial"/>
+          <w:rFonts w:ascii="Gilroy SemiBold" w:hAnsi="Gilroy SemiBold"/>
           <w:b/>
-          <w:sz w:val="22"/>
-          <w:szCs w:val="22"/>
-        </w:rPr>
-      </w:pPr>
-      <w:r>
-        <w:rPr>
-          <w:rFonts w:ascii="Gilroy" w:hAnsi="Gilroy" w:cs="Arial"/>
+          <w:sz w:val="36"/>
+          <w:szCs w:val="52"/>
+        </w:rPr>
+      </w:pPr>
+      <w:r>
+        <w:rPr>
+          <w:rFonts w:ascii="Gilroy SemiBold" w:hAnsi="Gilroy SemiBold"/>
           <w:b/>
-          <w:sz w:val="22"/>
-          <w:szCs w:val="22"/>
-        </w:rPr>
-        <w:t>Arequipa</w:t>
-      </w:r>
-      <w:r>
-        <w:rPr>
-          <w:rFonts w:ascii="Gilroy" w:hAnsi="Gilroy" w:cs="Arial"/>
+          <w:sz w:val="36"/>
+          <w:szCs w:val="52"/>
+        </w:rPr>
+        <w:t>Link GitHub</w:t>
+      </w:r>
+      <w:r>
+        <w:rPr>
+          <w:rFonts w:ascii="Gilroy SemiBold" w:hAnsi="Gilroy SemiBold"/>
           <w:b/>
-          <w:sz w:val="22"/>
-          <w:szCs w:val="22"/>
-        </w:rPr>
-        <w:t xml:space="preserve">, </w:t>
-      </w:r>
-      <w:r>
-        <w:rPr>
-          <w:rFonts w:ascii="Gilroy" w:hAnsi="Gilroy" w:cs="Arial"/>
-          <w:b/>
-          <w:sz w:val="22"/>
-          <w:szCs w:val="22"/>
-        </w:rPr>
-        <w:t>202</w:t>
-      </w:r>
-      <w:r>
-        <w:rPr>
-          <w:rFonts w:ascii="Gilroy" w:hAnsi="Gilroy" w:cs="Arial"/>
-          <w:b/>
-          <w:sz w:val="22"/>
-          <w:szCs w:val="22"/>
-        </w:rPr>
-        <w:t>6</w:t>
+          <w:sz w:val="36"/>
+          <w:szCs w:val="52"/>
+        </w:rPr>
+        <w:t>:</w:t>
       </w:r>
     </w:p>
     <w:sdt>
@@ -711,37 +680,1342 @@
           <w:sz w:val="36"/>
           <w:szCs w:val="52"/>
         </w:rPr>
-        <w:alias w:val="NOMBRE DEL ESTUDIANTE"/>
-        <w:tag w:val="NOMBRE DEL ESTUDIANTE"/>
-        <w:id w:val="-2019381851"/>
+        <w:alias w:val="NOMBRE DEL DOCENTE"/>
+        <w:tag w:val="NOMBRE DEL DOCENTE"/>
+        <w:id w:val="-990257927"/>
         <w:placeholder>
-          <w:docPart w:val="C42CB091C0654182B57D8AF1266F4599"/>
+          <w:docPart w:val="E11BCBA1EF5B454B8C73F304F49A0E23"/>
         </w:placeholder>
-        <w:showingPlcHdr/>
       </w:sdtPr>
+      <w:sdtEndPr/>
       <w:sdtContent>
         <w:p>
           <w:pPr>
             <w:spacing w:after="0"/>
             <w:jc w:val="center"/>
             <w:rPr>
+              <w:rFonts w:ascii="Gilroy" w:hAnsi="Gilroy"/>
+              <w:sz w:val="36"/>
+              <w:szCs w:val="36"/>
+            </w:rPr>
+          </w:pPr>
+          <w:r>
+            <w:rPr>
               <w:rFonts w:ascii="Gilroy Bold" w:hAnsi="Gilroy Bold"/>
               <w:b/>
               <w:sz w:val="36"/>
               <w:szCs w:val="52"/>
             </w:rPr>
-          </w:pPr>
-          <w:r>
-            <w:rPr>
-              <w:rStyle w:val="Textodelmarcadordeposicin"/>
-            </w:rPr>
-            <w:t>Haga clic aquí para escribir texto.</w:t>
+            <w:t>https://github.com/steph-d989/IDL1_BDA_DAMIANI_STEPHANI.git</w:t>
           </w:r>
         </w:p>
       </w:sdtContent>
     </w:sdt>
     <w:p>
       <w:pPr>
+        <w:jc w:val="center"/>
+        <w:rPr>
+          <w:rFonts w:ascii="Gilroy" w:hAnsi="Gilroy"/>
+          <w:sz w:val="36"/>
+          <w:szCs w:val="36"/>
+        </w:rPr>
+      </w:pPr>
+    </w:p>
+    <w:p>
+      <w:pPr>
+        <w:spacing w:after="0"/>
+        <w:jc w:val="center"/>
+        <w:rPr>
+          <w:rFonts w:ascii="Gilroy" w:hAnsi="Gilroy" w:cs="Arial"/>
+          <w:b/>
+          <w:sz w:val="22"/>
+          <w:szCs w:val="22"/>
+        </w:rPr>
+      </w:pPr>
+      <w:r>
+        <w:rPr>
+          <w:rFonts w:ascii="Gilroy" w:hAnsi="Gilroy" w:cs="Arial"/>
+          <w:b/>
+          <w:sz w:val="22"/>
+          <w:szCs w:val="22"/>
+        </w:rPr>
+        <w:t>Perú</w:t>
+      </w:r>
+      <w:r>
+        <w:rPr>
+          <w:rFonts w:ascii="Gilroy" w:hAnsi="Gilroy" w:cs="Arial"/>
+          <w:b/>
+          <w:sz w:val="22"/>
+          <w:szCs w:val="22"/>
+        </w:rPr>
+        <w:t xml:space="preserve">, </w:t>
+      </w:r>
+      <w:r>
+        <w:rPr>
+          <w:rFonts w:ascii="Gilroy" w:hAnsi="Gilroy" w:cs="Arial"/>
+          <w:b/>
+          <w:sz w:val="22"/>
+          <w:szCs w:val="22"/>
+        </w:rPr>
+        <w:t>202</w:t>
+      </w:r>
+      <w:r>
+        <w:rPr>
+          <w:rFonts w:ascii="Gilroy" w:hAnsi="Gilroy" w:cs="Arial"/>
+          <w:b/>
+          <w:sz w:val="22"/>
+          <w:szCs w:val="22"/>
+        </w:rPr>
+        <w:t>6</w:t>
+      </w:r>
+    </w:p>
+    <w:p>
+      <w:pPr>
+        <w:pStyle w:val="Titulo1"/>
+      </w:pPr>
+    </w:p>
+    <w:p>
+      <w:pPr>
+        <w:pStyle w:val="Titulo1"/>
+      </w:pPr>
+    </w:p>
+    <w:p>
+      <w:pPr>
+        <w:pStyle w:val="Titulo1"/>
+      </w:pPr>
+    </w:p>
+    <w:p>
+      <w:pPr>
+        <w:pStyle w:val="Titulo1"/>
+      </w:pPr>
+    </w:p>
+    <w:p>
+      <w:pPr>
+        <w:pStyle w:val="Titulo1"/>
+      </w:pPr>
+    </w:p>
+    <w:p>
+      <w:pPr>
+        <w:pStyle w:val="Titulo1"/>
+      </w:pPr>
+    </w:p>
+    <w:p>
+      <w:pPr>
+        <w:pStyle w:val="Titulo1"/>
+      </w:pPr>
+    </w:p>
+    <w:p>
+      <w:pPr>
+        <w:pStyle w:val="Titulo1"/>
+      </w:pPr>
+    </w:p>
+    <w:sdt>
+      <w:sdtPr>
+        <w:rPr>
+          <w:lang w:val="es-ES"/>
+        </w:rPr>
+        <w:id w:val="564452121"/>
+        <w:docPartObj>
+          <w:docPartGallery w:val="Table of Contents"/>
+          <w:docPartUnique/>
+        </w:docPartObj>
+      </w:sdtPr>
+      <w:sdtEndPr>
+        <w:rPr>
+          <w:rFonts w:ascii="Verdana" w:eastAsia="Calibri" w:hAnsi="Verdana" w:cs="Times New Roman"/>
+          <w:b/>
+          <w:bCs/>
+          <w:color w:val="auto"/>
+          <w:sz w:val="20"/>
+          <w:szCs w:val="24"/>
+          <w:lang w:eastAsia="es-PE"/>
+        </w:rPr>
+      </w:sdtEndPr>
+      <w:sdtContent>
+        <w:p>
+          <w:pPr>
+            <w:pStyle w:val="TtuloTDC"/>
+          </w:pPr>
+          <w:r>
+            <w:rPr>
+              <w:lang w:val="es-ES"/>
+            </w:rPr>
+            <w:t>Contenido</w:t>
+          </w:r>
+        </w:p>
+        <w:p>
+          <w:pPr>
+            <w:pStyle w:val="TDC1"/>
+            <w:tabs>
+              <w:tab w:val="left" w:pos="440"/>
+            </w:tabs>
+            <w:rPr>
+              <w:rFonts w:asciiTheme="minorHAnsi" w:eastAsiaTheme="minorEastAsia" w:hAnsiTheme="minorHAnsi" w:cstheme="minorBidi"/>
+              <w:b w:val="0"/>
+              <w:bCs w:val="0"/>
+              <w:iCs w:val="0"/>
+              <w:sz w:val="22"/>
+              <w:szCs w:val="22"/>
+            </w:rPr>
+          </w:pPr>
+          <w:r>
+            <w:fldChar w:fldCharType="begin"/>
+          </w:r>
+          <w:r>
+            <w:instrText xml:space="preserve"> TOC \o "1-3" \h \z \u </w:instrText>
+          </w:r>
+          <w:r>
+            <w:fldChar w:fldCharType="separate"/>
+          </w:r>
+          <w:hyperlink w:anchor="_Toc223294717" w:history="1">
+            <w:r>
+              <w:rPr>
+                <w:rStyle w:val="Hipervnculo"/>
+              </w:rPr>
+              <w:t>1.</w:t>
+            </w:r>
+            <w:r>
+              <w:rPr>
+                <w:rFonts w:asciiTheme="minorHAnsi" w:eastAsiaTheme="minorEastAsia" w:hAnsiTheme="minorHAnsi" w:cstheme="minorBidi"/>
+                <w:b w:val="0"/>
+                <w:bCs w:val="0"/>
+                <w:iCs w:val="0"/>
+                <w:sz w:val="22"/>
+                <w:szCs w:val="22"/>
+              </w:rPr>
+              <w:tab/>
+            </w:r>
+            <w:r>
+              <w:rPr>
+                <w:rStyle w:val="Hipervnculo"/>
+              </w:rPr>
+              <w:t>INTRODUCCIÓN</w:t>
+            </w:r>
+            <w:r>
+              <w:rPr>
+                <w:webHidden/>
+              </w:rPr>
+              <w:tab/>
+            </w:r>
+            <w:r>
+              <w:rPr>
+                <w:webHidden/>
+              </w:rPr>
+              <w:fldChar w:fldCharType="begin"/>
+            </w:r>
+            <w:r>
+              <w:rPr>
+                <w:webHidden/>
+              </w:rPr>
+              <w:instrText xml:space="preserve"> PAGEREF _Toc223294717 \h </w:instrText>
+            </w:r>
+            <w:r>
+              <w:rPr>
+                <w:webHidden/>
+              </w:rPr>
+            </w:r>
+            <w:r>
+              <w:rPr>
+                <w:webHidden/>
+              </w:rPr>
+              <w:fldChar w:fldCharType="separate"/>
+            </w:r>
+            <w:r>
+              <w:rPr>
+                <w:webHidden/>
+              </w:rPr>
+              <w:t>2</w:t>
+            </w:r>
+            <w:r>
+              <w:rPr>
+                <w:webHidden/>
+              </w:rPr>
+              <w:fldChar w:fldCharType="end"/>
+            </w:r>
+          </w:hyperlink>
+        </w:p>
+        <w:p>
+          <w:pPr>
+            <w:pStyle w:val="TDC1"/>
+            <w:tabs>
+              <w:tab w:val="left" w:pos="440"/>
+            </w:tabs>
+            <w:rPr>
+              <w:rFonts w:asciiTheme="minorHAnsi" w:eastAsiaTheme="minorEastAsia" w:hAnsiTheme="minorHAnsi" w:cstheme="minorBidi"/>
+              <w:b w:val="0"/>
+              <w:bCs w:val="0"/>
+              <w:iCs w:val="0"/>
+              <w:sz w:val="22"/>
+              <w:szCs w:val="22"/>
+            </w:rPr>
+          </w:pPr>
+          <w:hyperlink w:anchor="_Toc223294718" w:history="1">
+            <w:r>
+              <w:rPr>
+                <w:rStyle w:val="Hipervnculo"/>
+              </w:rPr>
+              <w:t>2.</w:t>
+            </w:r>
+            <w:r>
+              <w:rPr>
+                <w:rFonts w:asciiTheme="minorHAnsi" w:eastAsiaTheme="minorEastAsia" w:hAnsiTheme="minorHAnsi" w:cstheme="minorBidi"/>
+                <w:b w:val="0"/>
+                <w:bCs w:val="0"/>
+                <w:iCs w:val="0"/>
+                <w:sz w:val="22"/>
+                <w:szCs w:val="22"/>
+              </w:rPr>
+              <w:tab/>
+            </w:r>
+            <w:r>
+              <w:rPr>
+                <w:rStyle w:val="Hipervnculo"/>
+              </w:rPr>
+              <w:t>OBJETIVO GENERAL</w:t>
+            </w:r>
+            <w:r>
+              <w:rPr>
+                <w:webHidden/>
+              </w:rPr>
+              <w:tab/>
+            </w:r>
+            <w:r>
+              <w:rPr>
+                <w:webHidden/>
+              </w:rPr>
+              <w:fldChar w:fldCharType="begin"/>
+            </w:r>
+            <w:r>
+              <w:rPr>
+                <w:webHidden/>
+              </w:rPr>
+              <w:instrText xml:space="preserve"> PAGEREF _Toc223294718 \h </w:instrText>
+            </w:r>
+            <w:r>
+              <w:rPr>
+                <w:webHidden/>
+              </w:rPr>
+            </w:r>
+            <w:r>
+              <w:rPr>
+                <w:webHidden/>
+              </w:rPr>
+              <w:fldChar w:fldCharType="separate"/>
+            </w:r>
+            <w:r>
+              <w:rPr>
+                <w:webHidden/>
+              </w:rPr>
+              <w:t>3</w:t>
+            </w:r>
+            <w:r>
+              <w:rPr>
+                <w:webHidden/>
+              </w:rPr>
+              <w:fldChar w:fldCharType="end"/>
+            </w:r>
+          </w:hyperlink>
+        </w:p>
+        <w:p>
+          <w:pPr>
+            <w:pStyle w:val="TDC1"/>
+            <w:tabs>
+              <w:tab w:val="left" w:pos="440"/>
+            </w:tabs>
+            <w:rPr>
+              <w:rFonts w:asciiTheme="minorHAnsi" w:eastAsiaTheme="minorEastAsia" w:hAnsiTheme="minorHAnsi" w:cstheme="minorBidi"/>
+              <w:b w:val="0"/>
+              <w:bCs w:val="0"/>
+              <w:iCs w:val="0"/>
+              <w:sz w:val="22"/>
+              <w:szCs w:val="22"/>
+            </w:rPr>
+          </w:pPr>
+          <w:hyperlink w:anchor="_Toc223294719" w:history="1">
+            <w:r>
+              <w:rPr>
+                <w:rStyle w:val="Hipervnculo"/>
+              </w:rPr>
+              <w:t>3.</w:t>
+            </w:r>
+            <w:r>
+              <w:rPr>
+                <w:rFonts w:asciiTheme="minorHAnsi" w:eastAsiaTheme="minorEastAsia" w:hAnsiTheme="minorHAnsi" w:cstheme="minorBidi"/>
+                <w:b w:val="0"/>
+                <w:bCs w:val="0"/>
+                <w:iCs w:val="0"/>
+                <w:sz w:val="22"/>
+                <w:szCs w:val="22"/>
+              </w:rPr>
+              <w:tab/>
+            </w:r>
+            <w:r>
+              <w:rPr>
+                <w:rStyle w:val="Hipervnculo"/>
+              </w:rPr>
+              <w:t>OBJETIVOS ESPECIFICOS</w:t>
+            </w:r>
+            <w:r>
+              <w:rPr>
+                <w:webHidden/>
+              </w:rPr>
+              <w:tab/>
+            </w:r>
+            <w:r>
+              <w:rPr>
+                <w:webHidden/>
+              </w:rPr>
+              <w:fldChar w:fldCharType="begin"/>
+            </w:r>
+            <w:r>
+              <w:rPr>
+                <w:webHidden/>
+              </w:rPr>
+              <w:instrText xml:space="preserve"> PAGEREF _Toc223294719 \h </w:instrText>
+            </w:r>
+            <w:r>
+              <w:rPr>
+                <w:webHidden/>
+              </w:rPr>
+            </w:r>
+            <w:r>
+              <w:rPr>
+                <w:webHidden/>
+              </w:rPr>
+              <w:fldChar w:fldCharType="separate"/>
+            </w:r>
+            <w:r>
+              <w:rPr>
+                <w:webHidden/>
+              </w:rPr>
+              <w:t>3</w:t>
+            </w:r>
+            <w:r>
+              <w:rPr>
+                <w:webHidden/>
+              </w:rPr>
+              <w:fldChar w:fldCharType="end"/>
+            </w:r>
+          </w:hyperlink>
+        </w:p>
+        <w:p>
+          <w:pPr>
+            <w:pStyle w:val="TDC1"/>
+            <w:tabs>
+              <w:tab w:val="left" w:pos="440"/>
+            </w:tabs>
+            <w:rPr>
+              <w:rFonts w:asciiTheme="minorHAnsi" w:eastAsiaTheme="minorEastAsia" w:hAnsiTheme="minorHAnsi" w:cstheme="minorBidi"/>
+              <w:b w:val="0"/>
+              <w:bCs w:val="0"/>
+              <w:iCs w:val="0"/>
+              <w:sz w:val="22"/>
+              <w:szCs w:val="22"/>
+            </w:rPr>
+          </w:pPr>
+          <w:hyperlink w:anchor="_Toc223294720" w:history="1">
+            <w:r>
+              <w:rPr>
+                <w:rStyle w:val="Hipervnculo"/>
+              </w:rPr>
+              <w:t>4.</w:t>
+            </w:r>
+            <w:r>
+              <w:rPr>
+                <w:rFonts w:asciiTheme="minorHAnsi" w:eastAsiaTheme="minorEastAsia" w:hAnsiTheme="minorHAnsi" w:cstheme="minorBidi"/>
+                <w:b w:val="0"/>
+                <w:bCs w:val="0"/>
+                <w:iCs w:val="0"/>
+                <w:sz w:val="22"/>
+                <w:szCs w:val="22"/>
+              </w:rPr>
+              <w:tab/>
+            </w:r>
+            <w:r>
+              <w:rPr>
+                <w:rStyle w:val="Hipervnculo"/>
+              </w:rPr>
+              <w:t>DESARROLLO DEL PROYECTO</w:t>
+            </w:r>
+            <w:r>
+              <w:rPr>
+                <w:webHidden/>
+              </w:rPr>
+              <w:tab/>
+            </w:r>
+            <w:r>
+              <w:rPr>
+                <w:webHidden/>
+              </w:rPr>
+              <w:fldChar w:fldCharType="begin"/>
+            </w:r>
+            <w:r>
+              <w:rPr>
+                <w:webHidden/>
+              </w:rPr>
+              <w:instrText xml:space="preserve"> PAGEREF _Toc223294720 \h </w:instrText>
+            </w:r>
+            <w:r>
+              <w:rPr>
+                <w:webHidden/>
+              </w:rPr>
+            </w:r>
+            <w:r>
+              <w:rPr>
+                <w:webHidden/>
+              </w:rPr>
+              <w:fldChar w:fldCharType="separate"/>
+            </w:r>
+            <w:r>
+              <w:rPr>
+                <w:webHidden/>
+              </w:rPr>
+              <w:t>3</w:t>
+            </w:r>
+            <w:r>
+              <w:rPr>
+                <w:webHidden/>
+              </w:rPr>
+              <w:fldChar w:fldCharType="end"/>
+            </w:r>
+          </w:hyperlink>
+        </w:p>
+        <w:p>
+          <w:pPr>
+            <w:pStyle w:val="TDC2"/>
+            <w:tabs>
+              <w:tab w:val="left" w:pos="880"/>
+            </w:tabs>
+            <w:rPr>
+              <w:rFonts w:asciiTheme="minorHAnsi" w:eastAsiaTheme="minorEastAsia" w:hAnsiTheme="minorHAnsi" w:cstheme="minorBidi"/>
+              <w:bCs w:val="0"/>
+              <w:sz w:val="22"/>
+              <w:szCs w:val="22"/>
+            </w:rPr>
+          </w:pPr>
+          <w:hyperlink w:anchor="_Toc223294721" w:history="1">
+            <w:r>
+              <w:rPr>
+                <w:rStyle w:val="Hipervnculo"/>
+              </w:rPr>
+              <w:t>4.1.</w:t>
+            </w:r>
+            <w:r>
+              <w:rPr>
+                <w:rFonts w:asciiTheme="minorHAnsi" w:eastAsiaTheme="minorEastAsia" w:hAnsiTheme="minorHAnsi" w:cstheme="minorBidi"/>
+                <w:bCs w:val="0"/>
+                <w:sz w:val="22"/>
+                <w:szCs w:val="22"/>
+              </w:rPr>
+              <w:tab/>
+            </w:r>
+            <w:r>
+              <w:rPr>
+                <w:rStyle w:val="Hipervnculo"/>
+              </w:rPr>
+              <w:t>CREACION DE REPOSITORIO</w:t>
+            </w:r>
+            <w:r>
+              <w:rPr>
+                <w:webHidden/>
+              </w:rPr>
+              <w:tab/>
+            </w:r>
+            <w:r>
+              <w:rPr>
+                <w:webHidden/>
+              </w:rPr>
+              <w:fldChar w:fldCharType="begin"/>
+            </w:r>
+            <w:r>
+              <w:rPr>
+                <w:webHidden/>
+              </w:rPr>
+              <w:instrText xml:space="preserve"> PAGEREF _Toc223294721 \h </w:instrText>
+            </w:r>
+            <w:r>
+              <w:rPr>
+                <w:webHidden/>
+              </w:rPr>
+            </w:r>
+            <w:r>
+              <w:rPr>
+                <w:webHidden/>
+              </w:rPr>
+              <w:fldChar w:fldCharType="separate"/>
+            </w:r>
+            <w:r>
+              <w:rPr>
+                <w:webHidden/>
+              </w:rPr>
+              <w:t>3</w:t>
+            </w:r>
+            <w:r>
+              <w:rPr>
+                <w:webHidden/>
+              </w:rPr>
+              <w:fldChar w:fldCharType="end"/>
+            </w:r>
+          </w:hyperlink>
+        </w:p>
+        <w:p>
+          <w:pPr>
+            <w:pStyle w:val="TDC2"/>
+            <w:tabs>
+              <w:tab w:val="left" w:pos="880"/>
+            </w:tabs>
+            <w:rPr>
+              <w:rFonts w:asciiTheme="minorHAnsi" w:eastAsiaTheme="minorEastAsia" w:hAnsiTheme="minorHAnsi" w:cstheme="minorBidi"/>
+              <w:bCs w:val="0"/>
+              <w:sz w:val="22"/>
+              <w:szCs w:val="22"/>
+            </w:rPr>
+          </w:pPr>
+          <w:hyperlink w:anchor="_Toc223294722" w:history="1">
+            <w:r>
+              <w:rPr>
+                <w:rStyle w:val="Hipervnculo"/>
+              </w:rPr>
+              <w:t>4.2.</w:t>
+            </w:r>
+            <w:r>
+              <w:rPr>
+                <w:rFonts w:asciiTheme="minorHAnsi" w:eastAsiaTheme="minorEastAsia" w:hAnsiTheme="minorHAnsi" w:cstheme="minorBidi"/>
+                <w:bCs w:val="0"/>
+                <w:sz w:val="22"/>
+                <w:szCs w:val="22"/>
+              </w:rPr>
+              <w:tab/>
+            </w:r>
+            <w:r>
+              <w:rPr>
+                <w:rStyle w:val="Hipervnculo"/>
+              </w:rPr>
+              <w:t>CREACION DE ENTORNO VIRTUAL</w:t>
+            </w:r>
+            <w:r>
+              <w:rPr>
+                <w:webHidden/>
+              </w:rPr>
+              <w:tab/>
+            </w:r>
+            <w:r>
+              <w:rPr>
+                <w:webHidden/>
+              </w:rPr>
+              <w:fldChar w:fldCharType="begin"/>
+            </w:r>
+            <w:r>
+              <w:rPr>
+                <w:webHidden/>
+              </w:rPr>
+              <w:instrText xml:space="preserve"> PAGEREF _Toc223294722 \h </w:instrText>
+            </w:r>
+            <w:r>
+              <w:rPr>
+                <w:webHidden/>
+              </w:rPr>
+            </w:r>
+            <w:r>
+              <w:rPr>
+                <w:webHidden/>
+              </w:rPr>
+              <w:fldChar w:fldCharType="separate"/>
+            </w:r>
+            <w:r>
+              <w:rPr>
+                <w:webHidden/>
+              </w:rPr>
+              <w:t>4</w:t>
+            </w:r>
+            <w:r>
+              <w:rPr>
+                <w:webHidden/>
+              </w:rPr>
+              <w:fldChar w:fldCharType="end"/>
+            </w:r>
+          </w:hyperlink>
+        </w:p>
+        <w:p>
+          <w:pPr>
+            <w:pStyle w:val="TDC2"/>
+            <w:tabs>
+              <w:tab w:val="left" w:pos="880"/>
+            </w:tabs>
+            <w:rPr>
+              <w:rFonts w:asciiTheme="minorHAnsi" w:eastAsiaTheme="minorEastAsia" w:hAnsiTheme="minorHAnsi" w:cstheme="minorBidi"/>
+              <w:bCs w:val="0"/>
+              <w:sz w:val="22"/>
+              <w:szCs w:val="22"/>
+            </w:rPr>
+          </w:pPr>
+          <w:hyperlink w:anchor="_Toc223294723" w:history="1">
+            <w:r>
+              <w:rPr>
+                <w:rStyle w:val="Hipervnculo"/>
+              </w:rPr>
+              <w:t>4.3.</w:t>
+            </w:r>
+            <w:r>
+              <w:rPr>
+                <w:rFonts w:asciiTheme="minorHAnsi" w:eastAsiaTheme="minorEastAsia" w:hAnsiTheme="minorHAnsi" w:cstheme="minorBidi"/>
+                <w:bCs w:val="0"/>
+                <w:sz w:val="22"/>
+                <w:szCs w:val="22"/>
+              </w:rPr>
+              <w:tab/>
+            </w:r>
+            <w:r>
+              <w:rPr>
+                <w:rStyle w:val="Hipervnculo"/>
+              </w:rPr>
+              <w:t>PREPARACION DE ENTORNO DE TRABAJO</w:t>
+            </w:r>
+            <w:r>
+              <w:rPr>
+                <w:webHidden/>
+              </w:rPr>
+              <w:tab/>
+            </w:r>
+            <w:r>
+              <w:rPr>
+                <w:webHidden/>
+              </w:rPr>
+              <w:fldChar w:fldCharType="begin"/>
+            </w:r>
+            <w:r>
+              <w:rPr>
+                <w:webHidden/>
+              </w:rPr>
+              <w:instrText xml:space="preserve"> PAGEREF _Toc223294723 \h </w:instrText>
+            </w:r>
+            <w:r>
+              <w:rPr>
+                <w:webHidden/>
+              </w:rPr>
+            </w:r>
+            <w:r>
+              <w:rPr>
+                <w:webHidden/>
+              </w:rPr>
+              <w:fldChar w:fldCharType="separate"/>
+            </w:r>
+            <w:r>
+              <w:rPr>
+                <w:webHidden/>
+              </w:rPr>
+              <w:t>5</w:t>
+            </w:r>
+            <w:r>
+              <w:rPr>
+                <w:webHidden/>
+              </w:rPr>
+              <w:fldChar w:fldCharType="end"/>
+            </w:r>
+          </w:hyperlink>
+        </w:p>
+        <w:p>
+          <w:pPr>
+            <w:pStyle w:val="TDC2"/>
+            <w:tabs>
+              <w:tab w:val="left" w:pos="880"/>
+            </w:tabs>
+            <w:rPr>
+              <w:rFonts w:asciiTheme="minorHAnsi" w:eastAsiaTheme="minorEastAsia" w:hAnsiTheme="minorHAnsi" w:cstheme="minorBidi"/>
+              <w:bCs w:val="0"/>
+              <w:sz w:val="22"/>
+              <w:szCs w:val="22"/>
+            </w:rPr>
+          </w:pPr>
+          <w:hyperlink w:anchor="_Toc223294724" w:history="1">
+            <w:r>
+              <w:rPr>
+                <w:rStyle w:val="Hipervnculo"/>
+              </w:rPr>
+              <w:t>4.4.</w:t>
+            </w:r>
+            <w:r>
+              <w:rPr>
+                <w:rFonts w:asciiTheme="minorHAnsi" w:eastAsiaTheme="minorEastAsia" w:hAnsiTheme="minorHAnsi" w:cstheme="minorBidi"/>
+                <w:bCs w:val="0"/>
+                <w:sz w:val="22"/>
+                <w:szCs w:val="22"/>
+              </w:rPr>
+              <w:tab/>
+            </w:r>
+            <w:r>
+              <w:rPr>
+                <w:rStyle w:val="Hipervnculo"/>
+              </w:rPr>
+              <w:t>CREACION DE PROYECTO EN SUPABASE</w:t>
+            </w:r>
+            <w:r>
+              <w:rPr>
+                <w:webHidden/>
+              </w:rPr>
+              <w:tab/>
+            </w:r>
+            <w:r>
+              <w:rPr>
+                <w:webHidden/>
+              </w:rPr>
+              <w:fldChar w:fldCharType="begin"/>
+            </w:r>
+            <w:r>
+              <w:rPr>
+                <w:webHidden/>
+              </w:rPr>
+              <w:instrText xml:space="preserve"> PAGEREF _Toc223294724 \h </w:instrText>
+            </w:r>
+            <w:r>
+              <w:rPr>
+                <w:webHidden/>
+              </w:rPr>
+            </w:r>
+            <w:r>
+              <w:rPr>
+                <w:webHidden/>
+              </w:rPr>
+              <w:fldChar w:fldCharType="separate"/>
+            </w:r>
+            <w:r>
+              <w:rPr>
+                <w:webHidden/>
+              </w:rPr>
+              <w:t>6</w:t>
+            </w:r>
+            <w:r>
+              <w:rPr>
+                <w:webHidden/>
+              </w:rPr>
+              <w:fldChar w:fldCharType="end"/>
+            </w:r>
+          </w:hyperlink>
+        </w:p>
+        <w:p>
+          <w:pPr>
+            <w:pStyle w:val="TDC2"/>
+            <w:tabs>
+              <w:tab w:val="left" w:pos="880"/>
+            </w:tabs>
+            <w:rPr>
+              <w:rFonts w:asciiTheme="minorHAnsi" w:eastAsiaTheme="minorEastAsia" w:hAnsiTheme="minorHAnsi" w:cstheme="minorBidi"/>
+              <w:bCs w:val="0"/>
+              <w:sz w:val="22"/>
+              <w:szCs w:val="22"/>
+            </w:rPr>
+          </w:pPr>
+          <w:hyperlink w:anchor="_Toc223294725" w:history="1">
+            <w:r>
+              <w:rPr>
+                <w:rStyle w:val="Hipervnculo"/>
+              </w:rPr>
+              <w:t>4.5.</w:t>
+            </w:r>
+            <w:r>
+              <w:rPr>
+                <w:rFonts w:asciiTheme="minorHAnsi" w:eastAsiaTheme="minorEastAsia" w:hAnsiTheme="minorHAnsi" w:cstheme="minorBidi"/>
+                <w:bCs w:val="0"/>
+                <w:sz w:val="22"/>
+                <w:szCs w:val="22"/>
+              </w:rPr>
+              <w:tab/>
+            </w:r>
+            <w:r>
+              <w:rPr>
+                <w:rStyle w:val="Hipervnculo"/>
+              </w:rPr>
+              <w:t>DISEÑO EN LA ARQUITECTURA DE DATOS</w:t>
+            </w:r>
+            <w:r>
+              <w:rPr>
+                <w:webHidden/>
+              </w:rPr>
+              <w:tab/>
+            </w:r>
+            <w:r>
+              <w:rPr>
+                <w:webHidden/>
+              </w:rPr>
+              <w:fldChar w:fldCharType="begin"/>
+            </w:r>
+            <w:r>
+              <w:rPr>
+                <w:webHidden/>
+              </w:rPr>
+              <w:instrText xml:space="preserve"> PAGEREF _Toc223294725 \h </w:instrText>
+            </w:r>
+            <w:r>
+              <w:rPr>
+                <w:webHidden/>
+              </w:rPr>
+            </w:r>
+            <w:r>
+              <w:rPr>
+                <w:webHidden/>
+              </w:rPr>
+              <w:fldChar w:fldCharType="separate"/>
+            </w:r>
+            <w:r>
+              <w:rPr>
+                <w:webHidden/>
+              </w:rPr>
+              <w:t>8</w:t>
+            </w:r>
+            <w:r>
+              <w:rPr>
+                <w:webHidden/>
+              </w:rPr>
+              <w:fldChar w:fldCharType="end"/>
+            </w:r>
+          </w:hyperlink>
+        </w:p>
+        <w:p>
+          <w:pPr>
+            <w:pStyle w:val="TDC2"/>
+            <w:tabs>
+              <w:tab w:val="left" w:pos="880"/>
+            </w:tabs>
+            <w:rPr>
+              <w:rFonts w:asciiTheme="minorHAnsi" w:eastAsiaTheme="minorEastAsia" w:hAnsiTheme="minorHAnsi" w:cstheme="minorBidi"/>
+              <w:bCs w:val="0"/>
+              <w:sz w:val="22"/>
+              <w:szCs w:val="22"/>
+            </w:rPr>
+          </w:pPr>
+          <w:hyperlink w:anchor="_Toc223294726" w:history="1">
+            <w:r>
+              <w:rPr>
+                <w:rStyle w:val="Hipervnculo"/>
+              </w:rPr>
+              <w:t>4.6.</w:t>
+            </w:r>
+            <w:r>
+              <w:rPr>
+                <w:rFonts w:asciiTheme="minorHAnsi" w:eastAsiaTheme="minorEastAsia" w:hAnsiTheme="minorHAnsi" w:cstheme="minorBidi"/>
+                <w:bCs w:val="0"/>
+                <w:sz w:val="22"/>
+                <w:szCs w:val="22"/>
+              </w:rPr>
+              <w:tab/>
+            </w:r>
+            <w:r>
+              <w:rPr>
+                <w:rStyle w:val="Hipervnculo"/>
+              </w:rPr>
+              <w:t>CREACION DE ARCHIVO CON CREDENCIALES Y DEPENDENCIAS</w:t>
+            </w:r>
+            <w:r>
+              <w:rPr>
+                <w:webHidden/>
+              </w:rPr>
+              <w:tab/>
+            </w:r>
+            <w:r>
+              <w:rPr>
+                <w:webHidden/>
+              </w:rPr>
+              <w:fldChar w:fldCharType="begin"/>
+            </w:r>
+            <w:r>
+              <w:rPr>
+                <w:webHidden/>
+              </w:rPr>
+              <w:instrText xml:space="preserve"> PAGEREF _Toc223294726 \h </w:instrText>
+            </w:r>
+            <w:r>
+              <w:rPr>
+                <w:webHidden/>
+              </w:rPr>
+            </w:r>
+            <w:r>
+              <w:rPr>
+                <w:webHidden/>
+              </w:rPr>
+              <w:fldChar w:fldCharType="separate"/>
+            </w:r>
+            <w:r>
+              <w:rPr>
+                <w:webHidden/>
+              </w:rPr>
+              <w:t>11</w:t>
+            </w:r>
+            <w:r>
+              <w:rPr>
+                <w:webHidden/>
+              </w:rPr>
+              <w:fldChar w:fldCharType="end"/>
+            </w:r>
+          </w:hyperlink>
+        </w:p>
+        <w:p>
+          <w:pPr>
+            <w:pStyle w:val="TDC2"/>
+            <w:tabs>
+              <w:tab w:val="left" w:pos="880"/>
+            </w:tabs>
+            <w:rPr>
+              <w:rFonts w:asciiTheme="minorHAnsi" w:eastAsiaTheme="minorEastAsia" w:hAnsiTheme="minorHAnsi" w:cstheme="minorBidi"/>
+              <w:bCs w:val="0"/>
+              <w:sz w:val="22"/>
+              <w:szCs w:val="22"/>
+            </w:rPr>
+          </w:pPr>
+          <w:hyperlink w:anchor="_Toc223294727" w:history="1">
+            <w:r>
+              <w:rPr>
+                <w:rStyle w:val="Hipervnculo"/>
+              </w:rPr>
+              <w:t>4.7.</w:t>
+            </w:r>
+            <w:r>
+              <w:rPr>
+                <w:rFonts w:asciiTheme="minorHAnsi" w:eastAsiaTheme="minorEastAsia" w:hAnsiTheme="minorHAnsi" w:cstheme="minorBidi"/>
+                <w:bCs w:val="0"/>
+                <w:sz w:val="22"/>
+                <w:szCs w:val="22"/>
+              </w:rPr>
+              <w:tab/>
+            </w:r>
+            <w:r>
+              <w:rPr>
+                <w:rStyle w:val="Hipervnculo"/>
+              </w:rPr>
+              <w:t>CONEXION DE BASE DE DATOS Y ENTORNO DE DESARROLLO</w:t>
+            </w:r>
+            <w:r>
+              <w:rPr>
+                <w:webHidden/>
+              </w:rPr>
+              <w:tab/>
+            </w:r>
+            <w:r>
+              <w:rPr>
+                <w:webHidden/>
+              </w:rPr>
+              <w:fldChar w:fldCharType="begin"/>
+            </w:r>
+            <w:r>
+              <w:rPr>
+                <w:webHidden/>
+              </w:rPr>
+              <w:instrText xml:space="preserve"> PAGEREF _Toc223294727 \h </w:instrText>
+            </w:r>
+            <w:r>
+              <w:rPr>
+                <w:webHidden/>
+              </w:rPr>
+            </w:r>
+            <w:r>
+              <w:rPr>
+                <w:webHidden/>
+              </w:rPr>
+              <w:fldChar w:fldCharType="separate"/>
+            </w:r>
+            <w:r>
+              <w:rPr>
+                <w:webHidden/>
+              </w:rPr>
+              <w:t>11</w:t>
+            </w:r>
+            <w:r>
+              <w:rPr>
+                <w:webHidden/>
+              </w:rPr>
+              <w:fldChar w:fldCharType="end"/>
+            </w:r>
+          </w:hyperlink>
+        </w:p>
+        <w:p>
+          <w:pPr>
+            <w:pStyle w:val="TDC2"/>
+            <w:tabs>
+              <w:tab w:val="left" w:pos="880"/>
+            </w:tabs>
+            <w:rPr>
+              <w:rFonts w:asciiTheme="minorHAnsi" w:eastAsiaTheme="minorEastAsia" w:hAnsiTheme="minorHAnsi" w:cstheme="minorBidi"/>
+              <w:bCs w:val="0"/>
+              <w:sz w:val="22"/>
+              <w:szCs w:val="22"/>
+            </w:rPr>
+          </w:pPr>
+          <w:hyperlink w:anchor="_Toc223294728" w:history="1">
+            <w:r>
+              <w:rPr>
+                <w:rStyle w:val="Hipervnculo"/>
+              </w:rPr>
+              <w:t>4.8.</w:t>
+            </w:r>
+            <w:r>
+              <w:rPr>
+                <w:rFonts w:asciiTheme="minorHAnsi" w:eastAsiaTheme="minorEastAsia" w:hAnsiTheme="minorHAnsi" w:cstheme="minorBidi"/>
+                <w:bCs w:val="0"/>
+                <w:sz w:val="22"/>
+                <w:szCs w:val="22"/>
+              </w:rPr>
+              <w:tab/>
+            </w:r>
+            <w:r>
+              <w:rPr>
+                <w:rStyle w:val="Hipervnculo"/>
+              </w:rPr>
+              <w:t>VERIFICAR CONEXIÓN DE BASE DE DATOS Y REVISION DE ARCHIVOS</w:t>
+            </w:r>
+            <w:r>
+              <w:rPr>
+                <w:webHidden/>
+              </w:rPr>
+              <w:tab/>
+            </w:r>
+            <w:r>
+              <w:rPr>
+                <w:webHidden/>
+              </w:rPr>
+              <w:fldChar w:fldCharType="begin"/>
+            </w:r>
+            <w:r>
+              <w:rPr>
+                <w:webHidden/>
+              </w:rPr>
+              <w:instrText xml:space="preserve"> PAGEREF _Toc223294728 \h </w:instrText>
+            </w:r>
+            <w:r>
+              <w:rPr>
+                <w:webHidden/>
+              </w:rPr>
+            </w:r>
+            <w:r>
+              <w:rPr>
+                <w:webHidden/>
+              </w:rPr>
+              <w:fldChar w:fldCharType="separate"/>
+            </w:r>
+            <w:r>
+              <w:rPr>
+                <w:webHidden/>
+              </w:rPr>
+              <w:t>13</w:t>
+            </w:r>
+            <w:r>
+              <w:rPr>
+                <w:webHidden/>
+              </w:rPr>
+              <w:fldChar w:fldCharType="end"/>
+            </w:r>
+          </w:hyperlink>
+        </w:p>
+        <w:p>
+          <w:pPr>
+            <w:pStyle w:val="TDC1"/>
+            <w:tabs>
+              <w:tab w:val="left" w:pos="440"/>
+            </w:tabs>
+            <w:rPr>
+              <w:rFonts w:asciiTheme="minorHAnsi" w:eastAsiaTheme="minorEastAsia" w:hAnsiTheme="minorHAnsi" w:cstheme="minorBidi"/>
+              <w:b w:val="0"/>
+              <w:bCs w:val="0"/>
+              <w:iCs w:val="0"/>
+              <w:sz w:val="22"/>
+              <w:szCs w:val="22"/>
+            </w:rPr>
+          </w:pPr>
+          <w:hyperlink w:anchor="_Toc223294729" w:history="1">
+            <w:r>
+              <w:rPr>
+                <w:rStyle w:val="Hipervnculo"/>
+                <w:lang w:val="en-US"/>
+              </w:rPr>
+              <w:t>5.</w:t>
+            </w:r>
+            <w:r>
+              <w:rPr>
+                <w:rFonts w:asciiTheme="minorHAnsi" w:eastAsiaTheme="minorEastAsia" w:hAnsiTheme="minorHAnsi" w:cstheme="minorBidi"/>
+                <w:b w:val="0"/>
+                <w:bCs w:val="0"/>
+                <w:iCs w:val="0"/>
+                <w:sz w:val="22"/>
+                <w:szCs w:val="22"/>
+              </w:rPr>
+              <w:tab/>
+            </w:r>
+            <w:r>
+              <w:rPr>
+                <w:rStyle w:val="Hipervnculo"/>
+                <w:lang w:val="en-US"/>
+              </w:rPr>
+              <w:t>RESULTADOS OBTENIDOS</w:t>
+            </w:r>
+            <w:r>
+              <w:rPr>
+                <w:webHidden/>
+              </w:rPr>
+              <w:tab/>
+            </w:r>
+            <w:r>
+              <w:rPr>
+                <w:webHidden/>
+              </w:rPr>
+              <w:fldChar w:fldCharType="begin"/>
+            </w:r>
+            <w:r>
+              <w:rPr>
+                <w:webHidden/>
+              </w:rPr>
+              <w:instrText xml:space="preserve"> PAGEREF _Toc223294729 \h </w:instrText>
+            </w:r>
+            <w:r>
+              <w:rPr>
+                <w:webHidden/>
+              </w:rPr>
+            </w:r>
+            <w:r>
+              <w:rPr>
+                <w:webHidden/>
+              </w:rPr>
+              <w:fldChar w:fldCharType="separate"/>
+            </w:r>
+            <w:r>
+              <w:rPr>
+                <w:webHidden/>
+              </w:rPr>
+              <w:t>14</w:t>
+            </w:r>
+            <w:r>
+              <w:rPr>
+                <w:webHidden/>
+              </w:rPr>
+              <w:fldChar w:fldCharType="end"/>
+            </w:r>
+          </w:hyperlink>
+        </w:p>
+        <w:p>
+          <w:pPr>
+            <w:pStyle w:val="TDC1"/>
+            <w:tabs>
+              <w:tab w:val="left" w:pos="440"/>
+            </w:tabs>
+            <w:rPr>
+              <w:rFonts w:asciiTheme="minorHAnsi" w:eastAsiaTheme="minorEastAsia" w:hAnsiTheme="minorHAnsi" w:cstheme="minorBidi"/>
+              <w:b w:val="0"/>
+              <w:bCs w:val="0"/>
+              <w:iCs w:val="0"/>
+              <w:sz w:val="22"/>
+              <w:szCs w:val="22"/>
+            </w:rPr>
+          </w:pPr>
+          <w:hyperlink w:anchor="_Toc223294730" w:history="1">
+            <w:r>
+              <w:rPr>
+                <w:rStyle w:val="Hipervnculo"/>
+                <w:lang w:val="en-US"/>
+              </w:rPr>
+              <w:t>6.</w:t>
+            </w:r>
+            <w:r>
+              <w:rPr>
+                <w:rFonts w:asciiTheme="minorHAnsi" w:eastAsiaTheme="minorEastAsia" w:hAnsiTheme="minorHAnsi" w:cstheme="minorBidi"/>
+                <w:b w:val="0"/>
+                <w:bCs w:val="0"/>
+                <w:iCs w:val="0"/>
+                <w:sz w:val="22"/>
+                <w:szCs w:val="22"/>
+              </w:rPr>
+              <w:tab/>
+            </w:r>
+            <w:r>
+              <w:rPr>
+                <w:rStyle w:val="Hipervnculo"/>
+                <w:lang w:val="en-US"/>
+              </w:rPr>
+              <w:t>CONCLUSIONES</w:t>
+            </w:r>
+            <w:r>
+              <w:rPr>
+                <w:webHidden/>
+              </w:rPr>
+              <w:tab/>
+            </w:r>
+            <w:r>
+              <w:rPr>
+                <w:webHidden/>
+              </w:rPr>
+              <w:fldChar w:fldCharType="begin"/>
+            </w:r>
+            <w:r>
+              <w:rPr>
+                <w:webHidden/>
+              </w:rPr>
+              <w:instrText xml:space="preserve"> PAGEREF _Toc223294730 \h </w:instrText>
+            </w:r>
+            <w:r>
+              <w:rPr>
+                <w:webHidden/>
+              </w:rPr>
+            </w:r>
+            <w:r>
+              <w:rPr>
+                <w:webHidden/>
+              </w:rPr>
+              <w:fldChar w:fldCharType="separate"/>
+            </w:r>
+            <w:r>
+              <w:rPr>
+                <w:webHidden/>
+              </w:rPr>
+              <w:t>14</w:t>
+            </w:r>
+            <w:r>
+              <w:rPr>
+                <w:webHidden/>
+              </w:rPr>
+              <w:fldChar w:fldCharType="end"/>
+            </w:r>
+          </w:hyperlink>
+        </w:p>
+        <w:p>
+          <w:r>
+            <w:rPr>
+              <w:b/>
+              <w:bCs/>
+              <w:lang w:val="es-ES"/>
+            </w:rPr>
+            <w:fldChar w:fldCharType="end"/>
+          </w:r>
+        </w:p>
+      </w:sdtContent>
+    </w:sdt>
+    <w:p>
+      <w:pPr>
+        <w:pStyle w:val="Titulo1"/>
+      </w:pPr>
+    </w:p>
+    <w:p>
+      <w:pPr>
+        <w:pStyle w:val="Titulo1"/>
+      </w:pPr>
+    </w:p>
+    <w:p>
+      <w:pPr>
+        <w:pStyle w:val="Titulo1"/>
+      </w:pPr>
+    </w:p>
+    <w:p>
+      <w:pPr>
+        <w:pStyle w:val="Titulo1"/>
+      </w:pPr>
+    </w:p>
+    <w:p>
+      <w:pPr>
+        <w:pStyle w:val="Titulo1"/>
+      </w:pPr>
+    </w:p>
+    <w:p>
+      <w:pPr>
+        <w:pStyle w:val="Titulo1"/>
+      </w:pPr>
+    </w:p>
+    <w:p>
+      <w:pPr>
         <w:pStyle w:val="Titulo1"/>
       </w:pPr>
       <w:r>
@@ -751,21 +2025,30 @@
     </w:p>
     <w:p>
       <w:pPr>
+        <w:pStyle w:val="Titulo1"/>
+      </w:pPr>
+    </w:p>
+    <w:p>
+      <w:pPr>
+        <w:pStyle w:val="Titulo1"/>
+      </w:pPr>
+    </w:p>
+    <w:p>
+      <w:pPr>
         <w:pStyle w:val="Ttulo1"/>
+        <w:numPr>
+          <w:ilvl w:val="0"/>
+          <w:numId w:val="25"/>
+        </w:numPr>
         <w:spacing w:before="0" w:line="360" w:lineRule="auto"/>
+        <w:ind w:left="284"/>
         <w:jc w:val="both"/>
       </w:pPr>
-    </w:p>
-    <w:p/>
-    <w:p>
-      <w:pPr>
-        <w:pStyle w:val="Ttulo1"/>
-        <w:spacing w:before="0" w:line="360" w:lineRule="auto"/>
-        <w:jc w:val="both"/>
-      </w:pPr>
+      <w:bookmarkStart w:id="0" w:name="_Toc223294717"/>
       <w:r>
         <w:t>INTRODUCCIÓN</w:t>
       </w:r>
+      <w:bookmarkEnd w:id="0"/>
     </w:p>
     <w:p>
       <w:pPr>
@@ -780,6 +2063,7 @@
     <w:p>
       <w:pPr>
         <w:spacing w:after="0" w:line="360" w:lineRule="auto"/>
+        <w:ind w:left="284"/>
         <w:jc w:val="both"/>
         <w:rPr>
           <w:rFonts w:ascii="Arial" w:hAnsi="Arial" w:cs="Arial"/>
@@ -798,8 +2082,381 @@
           <w:rFonts w:ascii="Arial" w:hAnsi="Arial" w:cs="Arial"/>
           <w:sz w:val="24"/>
         </w:rPr>
-        <w:t>ste proyecto desarrolla una solución de Big Data</w:t>
-      </w:r>
+        <w:t xml:space="preserve">ste proyecto desarrolla </w:t>
+      </w:r>
+      <w:r>
+        <w:rPr>
+          <w:rFonts w:ascii="Arial" w:hAnsi="Arial" w:cs="Arial"/>
+          <w:sz w:val="24"/>
+        </w:rPr>
+        <w:t xml:space="preserve">el proceso de </w:t>
+      </w:r>
+      <w:r>
+        <w:rPr>
+          <w:rFonts w:ascii="Arial" w:hAnsi="Arial" w:cs="Arial"/>
+          <w:sz w:val="24"/>
+        </w:rPr>
+        <w:t>implementación</w:t>
+      </w:r>
+      <w:r>
+        <w:rPr>
+          <w:rFonts w:ascii="Arial" w:hAnsi="Arial" w:cs="Arial"/>
+          <w:sz w:val="24"/>
+        </w:rPr>
+        <w:t xml:space="preserve"> de un sistema de Big Data orientado al almacenamiento, organización y procesamiento de datos, este proyecto integra buenas </w:t>
+      </w:r>
+      <w:r>
+        <w:rPr>
+          <w:rFonts w:ascii="Arial" w:hAnsi="Arial" w:cs="Arial"/>
+          <w:sz w:val="24"/>
+        </w:rPr>
+        <w:t>prácticas</w:t>
+      </w:r>
+      <w:r>
+        <w:rPr>
+          <w:rFonts w:ascii="Arial" w:hAnsi="Arial" w:cs="Arial"/>
+          <w:sz w:val="24"/>
+        </w:rPr>
+        <w:t xml:space="preserve"> de control de versiones, gestión de entornos de trabajo, seguridad de credenciales y conexión a una base de datos en la nube mediante supabase.</w:t>
+      </w:r>
+    </w:p>
+    <w:p>
+      <w:pPr>
+        <w:spacing w:after="0" w:line="360" w:lineRule="auto"/>
+        <w:ind w:left="284"/>
+        <w:jc w:val="both"/>
+        <w:rPr>
+          <w:rFonts w:ascii="Arial" w:hAnsi="Arial" w:cs="Arial"/>
+          <w:sz w:val="24"/>
+        </w:rPr>
+      </w:pPr>
+    </w:p>
+    <w:p>
+      <w:pPr>
+        <w:spacing w:after="0" w:line="360" w:lineRule="auto"/>
+        <w:ind w:left="284"/>
+        <w:jc w:val="both"/>
+        <w:rPr>
+          <w:rFonts w:ascii="Arial" w:hAnsi="Arial" w:cs="Arial"/>
+          <w:sz w:val="24"/>
+        </w:rPr>
+      </w:pPr>
+      <w:r>
+        <w:rPr>
+          <w:rFonts w:ascii="Arial" w:hAnsi="Arial" w:cs="Arial"/>
+          <w:sz w:val="24"/>
+        </w:rPr>
+        <w:t>Se utilizó una estructura basada en el sistema Medallion, con esquemas Bronze, Silver y Gold, esto permite estructurar la información de acuerdo con su nivel de procesamiento.</w:t>
+      </w:r>
+    </w:p>
+    <w:p>
+      <w:pPr>
+        <w:spacing w:after="0" w:line="360" w:lineRule="auto"/>
+        <w:ind w:left="284"/>
+        <w:jc w:val="both"/>
+        <w:rPr>
+          <w:rFonts w:ascii="Arial" w:hAnsi="Arial" w:cs="Arial"/>
+          <w:sz w:val="24"/>
+        </w:rPr>
+      </w:pPr>
+    </w:p>
+    <w:p>
+      <w:pPr>
+        <w:spacing w:after="0" w:line="360" w:lineRule="auto"/>
+        <w:ind w:left="284"/>
+        <w:jc w:val="both"/>
+        <w:rPr>
+          <w:rFonts w:ascii="Arial" w:hAnsi="Arial" w:cs="Arial"/>
+          <w:sz w:val="24"/>
+        </w:rPr>
+      </w:pPr>
+      <w:r>
+        <w:rPr>
+          <w:rFonts w:ascii="Arial" w:hAnsi="Arial" w:cs="Arial"/>
+          <w:sz w:val="24"/>
+        </w:rPr>
+        <w:t xml:space="preserve">El desarrollo de este proyecto nos permitirá entender el uso de herramientas ETL y los entornos de Big Data que contribuyen a la organización eficiente del flujo de los datos, desde su </w:t>
+      </w:r>
+      <w:r>
+        <w:rPr>
+          <w:rFonts w:ascii="Arial" w:hAnsi="Arial" w:cs="Arial"/>
+          <w:sz w:val="24"/>
+        </w:rPr>
+        <w:t>extracción</w:t>
+      </w:r>
+      <w:r>
+        <w:rPr>
+          <w:rFonts w:ascii="Arial" w:hAnsi="Arial" w:cs="Arial"/>
+          <w:sz w:val="24"/>
+        </w:rPr>
+        <w:t xml:space="preserve"> hasta su transformación.</w:t>
+      </w:r>
+    </w:p>
+    <w:p>
+      <w:pPr>
+        <w:pStyle w:val="Ttulo1"/>
+        <w:numPr>
+          <w:ilvl w:val="0"/>
+          <w:numId w:val="25"/>
+        </w:numPr>
+        <w:ind w:left="284"/>
+      </w:pPr>
+      <w:bookmarkStart w:id="1" w:name="_Toc223294718"/>
+      <w:r>
+        <w:t>OBJETIVO GENERAL</w:t>
+      </w:r>
+      <w:bookmarkEnd w:id="1"/>
+    </w:p>
+    <w:p>
+      <w:pPr>
+        <w:jc w:val="both"/>
+        <w:rPr>
+          <w:rFonts w:ascii="Arial" w:hAnsi="Arial" w:cs="Arial"/>
+          <w:sz w:val="24"/>
+        </w:rPr>
+      </w:pPr>
+    </w:p>
+    <w:p>
+      <w:pPr>
+        <w:ind w:left="284"/>
+        <w:jc w:val="both"/>
+        <w:rPr>
+          <w:rFonts w:ascii="Arial" w:hAnsi="Arial" w:cs="Arial"/>
+          <w:sz w:val="24"/>
+        </w:rPr>
+      </w:pPr>
+      <w:r>
+        <w:rPr>
+          <w:rFonts w:ascii="Arial" w:hAnsi="Arial" w:cs="Arial"/>
+          <w:sz w:val="24"/>
+        </w:rPr>
+        <w:t xml:space="preserve">Implementar un sistema de Big Data para el almacenamiento y procesamiento de datos, con las herramientas de desarrollo, control de versiones y base de datos en la nube, </w:t>
+      </w:r>
+      <w:r>
+        <w:rPr>
+          <w:rFonts w:ascii="Arial" w:hAnsi="Arial" w:cs="Arial"/>
+          <w:sz w:val="24"/>
+        </w:rPr>
+        <w:t>nos permite manejar una estructura organizada, segura y escalable.</w:t>
+      </w:r>
+    </w:p>
+    <w:p>
+      <w:pPr>
+        <w:pStyle w:val="Ttulo1"/>
+        <w:numPr>
+          <w:ilvl w:val="0"/>
+          <w:numId w:val="25"/>
+        </w:numPr>
+        <w:ind w:left="284"/>
+      </w:pPr>
+      <w:bookmarkStart w:id="2" w:name="_Toc223294719"/>
+      <w:r>
+        <w:t>OBJETIVOS ESPECIFICOS</w:t>
+      </w:r>
+      <w:bookmarkEnd w:id="2"/>
+    </w:p>
+    <w:p>
+      <w:pPr>
+        <w:ind w:left="284"/>
+        <w:rPr>
+          <w:rFonts w:ascii="Arial" w:hAnsi="Arial" w:cs="Arial"/>
+          <w:sz w:val="24"/>
+        </w:rPr>
+      </w:pPr>
+    </w:p>
+    <w:p>
+      <w:pPr>
+        <w:pStyle w:val="Prrafodelista"/>
+        <w:numPr>
+          <w:ilvl w:val="0"/>
+          <w:numId w:val="26"/>
+        </w:numPr>
+        <w:rPr>
+          <w:rFonts w:ascii="Arial" w:hAnsi="Arial" w:cs="Arial"/>
+          <w:sz w:val="24"/>
+        </w:rPr>
+      </w:pPr>
+      <w:r>
+        <w:rPr>
+          <w:rFonts w:ascii="Arial" w:hAnsi="Arial" w:cs="Arial"/>
+          <w:sz w:val="24"/>
+        </w:rPr>
+        <w:t>Crear y configurar un repositorio.</w:t>
+      </w:r>
+    </w:p>
+    <w:p>
+      <w:pPr>
+        <w:pStyle w:val="Prrafodelista"/>
+        <w:numPr>
+          <w:ilvl w:val="0"/>
+          <w:numId w:val="26"/>
+        </w:numPr>
+        <w:rPr>
+          <w:rFonts w:ascii="Arial" w:hAnsi="Arial" w:cs="Arial"/>
+          <w:sz w:val="24"/>
+        </w:rPr>
+      </w:pPr>
+      <w:r>
+        <w:rPr>
+          <w:rFonts w:ascii="Arial" w:hAnsi="Arial" w:cs="Arial"/>
+          <w:sz w:val="24"/>
+        </w:rPr>
+        <w:t>Preparar un entorno virtual para desarrollo en Python.</w:t>
+      </w:r>
+    </w:p>
+    <w:p>
+      <w:pPr>
+        <w:pStyle w:val="Prrafodelista"/>
+        <w:numPr>
+          <w:ilvl w:val="0"/>
+          <w:numId w:val="26"/>
+        </w:numPr>
+        <w:rPr>
+          <w:rFonts w:ascii="Arial" w:hAnsi="Arial" w:cs="Arial"/>
+          <w:sz w:val="24"/>
+        </w:rPr>
+      </w:pPr>
+      <w:r>
+        <w:rPr>
+          <w:rFonts w:ascii="Arial" w:hAnsi="Arial" w:cs="Arial"/>
+          <w:sz w:val="24"/>
+        </w:rPr>
+        <w:t xml:space="preserve">Implementar buenas </w:t>
+      </w:r>
+      <w:r>
+        <w:rPr>
+          <w:rFonts w:ascii="Arial" w:hAnsi="Arial" w:cs="Arial"/>
+          <w:sz w:val="24"/>
+        </w:rPr>
+        <w:t>prácticas</w:t>
+      </w:r>
+      <w:r>
+        <w:rPr>
+          <w:rFonts w:ascii="Arial" w:hAnsi="Arial" w:cs="Arial"/>
+          <w:sz w:val="24"/>
+        </w:rPr>
+        <w:t xml:space="preserve"> en el manejo de versiones.</w:t>
+      </w:r>
+    </w:p>
+    <w:p>
+      <w:pPr>
+        <w:pStyle w:val="Prrafodelista"/>
+        <w:numPr>
+          <w:ilvl w:val="0"/>
+          <w:numId w:val="26"/>
+        </w:numPr>
+        <w:rPr>
+          <w:rFonts w:ascii="Arial" w:hAnsi="Arial" w:cs="Arial"/>
+          <w:sz w:val="24"/>
+        </w:rPr>
+      </w:pPr>
+      <w:r>
+        <w:rPr>
+          <w:rFonts w:ascii="Arial" w:hAnsi="Arial" w:cs="Arial"/>
+          <w:sz w:val="24"/>
+        </w:rPr>
+        <w:t>Configurar una base de datos en Supabase.</w:t>
+      </w:r>
+    </w:p>
+    <w:p>
+      <w:pPr>
+        <w:pStyle w:val="Prrafodelista"/>
+        <w:numPr>
+          <w:ilvl w:val="0"/>
+          <w:numId w:val="26"/>
+        </w:numPr>
+        <w:rPr>
+          <w:rFonts w:ascii="Arial" w:hAnsi="Arial" w:cs="Arial"/>
+          <w:sz w:val="24"/>
+        </w:rPr>
+      </w:pPr>
+      <w:r>
+        <w:rPr>
+          <w:rFonts w:ascii="Arial" w:hAnsi="Arial" w:cs="Arial"/>
+          <w:sz w:val="24"/>
+        </w:rPr>
+        <w:lastRenderedPageBreak/>
+        <w:t>Diseñar una arquitectura de datos en esquemas BRONZE, SILVER y GOLD.</w:t>
+      </w:r>
+    </w:p>
+    <w:p>
+      <w:pPr>
+        <w:pStyle w:val="Prrafodelista"/>
+        <w:numPr>
+          <w:ilvl w:val="0"/>
+          <w:numId w:val="26"/>
+        </w:numPr>
+        <w:rPr>
+          <w:rFonts w:ascii="Arial" w:hAnsi="Arial" w:cs="Arial"/>
+          <w:sz w:val="24"/>
+        </w:rPr>
+      </w:pPr>
+      <w:r>
+        <w:rPr>
+          <w:rFonts w:ascii="Arial" w:hAnsi="Arial" w:cs="Arial"/>
+          <w:sz w:val="24"/>
+        </w:rPr>
+        <w:t>Establecer una conexión entre VS Code y Supabase</w:t>
+      </w:r>
+      <w:r>
+        <w:rPr>
+          <w:rFonts w:ascii="Arial" w:hAnsi="Arial" w:cs="Arial"/>
+          <w:sz w:val="24"/>
+        </w:rPr>
+        <w:t>.</w:t>
+      </w:r>
+    </w:p>
+    <w:p>
+      <w:pPr>
+        <w:pStyle w:val="Prrafodelista"/>
+        <w:numPr>
+          <w:ilvl w:val="0"/>
+          <w:numId w:val="26"/>
+        </w:numPr>
+        <w:rPr>
+          <w:rFonts w:ascii="Arial" w:hAnsi="Arial" w:cs="Arial"/>
+          <w:sz w:val="24"/>
+        </w:rPr>
+      </w:pPr>
+      <w:r>
+        <w:rPr>
+          <w:rFonts w:ascii="Arial" w:hAnsi="Arial" w:cs="Arial"/>
+          <w:sz w:val="24"/>
+        </w:rPr>
+        <w:t>Verificar el acceso a los archivos.</w:t>
+      </w:r>
+    </w:p>
+    <w:p>
+      <w:pPr>
+        <w:pStyle w:val="Ttulo1"/>
+        <w:numPr>
+          <w:ilvl w:val="0"/>
+          <w:numId w:val="25"/>
+        </w:numPr>
+        <w:ind w:left="284"/>
+      </w:pPr>
+      <w:bookmarkStart w:id="3" w:name="_Toc223294720"/>
+      <w:r>
+        <w:t>DESARROLLO DEL PROYECTO</w:t>
+      </w:r>
+      <w:bookmarkEnd w:id="3"/>
+    </w:p>
+    <w:p/>
+    <w:p>
+      <w:pPr>
+        <w:pStyle w:val="Ttulo2"/>
+        <w:numPr>
+          <w:ilvl w:val="1"/>
+          <w:numId w:val="27"/>
+        </w:numPr>
+        <w:spacing w:before="0"/>
+        <w:ind w:left="851" w:hanging="567"/>
+      </w:pPr>
+      <w:bookmarkStart w:id="4" w:name="_Toc223294721"/>
+      <w:r>
+        <w:t>CREACION DE REPOSITORIO</w:t>
+      </w:r>
+      <w:bookmarkEnd w:id="4"/>
     </w:p>
     <w:p>
       <w:pPr>
@@ -813,17 +2470,26 @@
     </w:p>
     <w:p>
       <w:pPr>
-        <w:pStyle w:val="Ttulo1"/>
-        <w:spacing w:before="0" w:line="360" w:lineRule="auto"/>
+        <w:spacing w:after="0" w:line="360" w:lineRule="auto"/>
+        <w:ind w:left="851"/>
         <w:jc w:val="both"/>
-      </w:pPr>
-      <w:r>
-        <w:t>CREACION DE REPOSITORIO</w:t>
+        <w:rPr>
+          <w:rFonts w:ascii="Arial" w:hAnsi="Arial" w:cs="Arial"/>
+          <w:sz w:val="24"/>
+        </w:rPr>
+      </w:pPr>
+      <w:r>
+        <w:rPr>
+          <w:rFonts w:ascii="Arial" w:hAnsi="Arial" w:cs="Arial"/>
+          <w:sz w:val="24"/>
+        </w:rPr>
+        <w:t>En una primera etapa, se realizó la creación del repositorio de GitHub, incorporando el archivo readme, para poder documentar el proyecto desde el principio.</w:t>
       </w:r>
     </w:p>
     <w:p>
       <w:pPr>
         <w:spacing w:after="0" w:line="360" w:lineRule="auto"/>
+        <w:ind w:left="851"/>
         <w:jc w:val="both"/>
         <w:rPr>
           <w:rFonts w:ascii="Arial" w:hAnsi="Arial" w:cs="Arial"/>
@@ -834,6 +2500,7 @@
     <w:p>
       <w:pPr>
         <w:spacing w:after="0" w:line="360" w:lineRule="auto"/>
+        <w:ind w:left="851"/>
         <w:jc w:val="both"/>
         <w:rPr>
           <w:rFonts w:ascii="Arial" w:hAnsi="Arial" w:cs="Arial"/>
@@ -843,49 +2510,7 @@
       <w:r>
         <w:rPr>
           <w:rFonts w:ascii="Arial" w:hAnsi="Arial" w:cs="Arial"/>
-          <w:sz w:val="24"/>
-        </w:rPr>
-        <w:t xml:space="preserve">Primero se procede con la creación de un repositorio en el que vamos a trabajar el proyecto, solo ponemos que si lo cree con </w:t>
-      </w:r>
-      <w:proofErr w:type="spellStart"/>
-      <w:r>
-        <w:rPr>
-          <w:rFonts w:ascii="Arial" w:hAnsi="Arial" w:cs="Arial"/>
-          <w:sz w:val="24"/>
-        </w:rPr>
-        <w:t>readme</w:t>
-      </w:r>
-      <w:proofErr w:type="spellEnd"/>
-      <w:r>
-        <w:rPr>
-          <w:rFonts w:ascii="Arial" w:hAnsi="Arial" w:cs="Arial"/>
-          <w:sz w:val="24"/>
-        </w:rPr>
-        <w:t>.</w:t>
-      </w:r>
-    </w:p>
-    <w:p>
-      <w:pPr>
-        <w:spacing w:after="0" w:line="360" w:lineRule="auto"/>
-        <w:jc w:val="both"/>
-        <w:rPr>
-          <w:rFonts w:ascii="Arial" w:hAnsi="Arial" w:cs="Arial"/>
-          <w:sz w:val="24"/>
-        </w:rPr>
-      </w:pPr>
-    </w:p>
-    <w:p>
-      <w:pPr>
-        <w:spacing w:after="0" w:line="360" w:lineRule="auto"/>
-        <w:jc w:val="both"/>
-        <w:rPr>
-          <w:rFonts w:ascii="Arial" w:hAnsi="Arial" w:cs="Arial"/>
-          <w:sz w:val="24"/>
-        </w:rPr>
-      </w:pPr>
-      <w:r>
-        <w:rPr>
-          <w:rFonts w:ascii="Arial" w:hAnsi="Arial" w:cs="Arial"/>
+          <w:noProof/>
           <w:sz w:val="24"/>
         </w:rPr>
         <w:drawing>
@@ -928,6 +2553,7 @@
     <w:p>
       <w:pPr>
         <w:spacing w:after="0" w:line="360" w:lineRule="auto"/>
+        <w:ind w:left="851"/>
         <w:jc w:val="both"/>
         <w:rPr>
           <w:rFonts w:ascii="Arial" w:hAnsi="Arial" w:cs="Arial"/>
@@ -938,6 +2564,7 @@
     <w:p>
       <w:pPr>
         <w:spacing w:after="0" w:line="360" w:lineRule="auto"/>
+        <w:ind w:left="851"/>
         <w:jc w:val="both"/>
         <w:rPr>
           <w:rFonts w:ascii="Arial" w:hAnsi="Arial" w:cs="Arial"/>
@@ -949,12 +2576,13 @@
           <w:rFonts w:ascii="Arial" w:hAnsi="Arial" w:cs="Arial"/>
           <w:sz w:val="24"/>
         </w:rPr>
-        <w:t>Y clonamos el repositorio en nuestro ordenador en la carpeta que tenemos preparada.</w:t>
+        <w:t>Se clonó el repositorio, en el equipo local, lo cual nos permite trabajar de manera ordenada y mantenernos sincronizados con el repositorio remoto, lo cual nos asegura la trazabilidad de cambios y facilidad del trabajo colaborativo.</w:t>
       </w:r>
     </w:p>
     <w:p>
       <w:pPr>
         <w:spacing w:after="0" w:line="360" w:lineRule="auto"/>
+        <w:ind w:left="851"/>
         <w:jc w:val="both"/>
         <w:rPr>
           <w:rFonts w:ascii="Arial" w:hAnsi="Arial" w:cs="Arial"/>
@@ -965,6 +2593,7 @@
     <w:p>
       <w:pPr>
         <w:spacing w:after="0" w:line="360" w:lineRule="auto"/>
+        <w:ind w:left="851"/>
         <w:jc w:val="both"/>
         <w:rPr>
           <w:rFonts w:ascii="Arial" w:hAnsi="Arial" w:cs="Arial"/>
@@ -974,6 +2603,7 @@
       <w:r>
         <w:rPr>
           <w:rFonts w:ascii="Arial" w:hAnsi="Arial" w:cs="Arial"/>
+          <w:noProof/>
           <w:sz w:val="24"/>
         </w:rPr>
         <w:drawing>
@@ -1023,6 +2653,7 @@
     <w:p>
       <w:pPr>
         <w:spacing w:after="0" w:line="360" w:lineRule="auto"/>
+        <w:ind w:left="851"/>
         <w:jc w:val="both"/>
         <w:rPr>
           <w:rFonts w:ascii="Arial" w:hAnsi="Arial" w:cs="Arial"/>
@@ -1033,6 +2664,7 @@
     <w:p>
       <w:pPr>
         <w:spacing w:after="0" w:line="360" w:lineRule="auto"/>
+        <w:ind w:left="851"/>
         <w:jc w:val="both"/>
         <w:rPr>
           <w:rFonts w:ascii="Arial" w:hAnsi="Arial" w:cs="Arial"/>
@@ -1051,33 +2683,8 @@
           <w:rFonts w:ascii="Arial" w:hAnsi="Arial" w:cs="Arial"/>
           <w:sz w:val="24"/>
         </w:rPr>
-        <w:t xml:space="preserve"> ingresamos a la carpeta debe figurar el </w:t>
-      </w:r>
-      <w:proofErr w:type="spellStart"/>
-      <w:r>
-        <w:rPr>
-          <w:rFonts w:ascii="Arial" w:hAnsi="Arial" w:cs="Arial"/>
-          <w:sz w:val="24"/>
-        </w:rPr>
-        <w:t>main</w:t>
-      </w:r>
-      <w:proofErr w:type="spellEnd"/>
-      <w:r>
-        <w:rPr>
-          <w:rFonts w:ascii="Arial" w:hAnsi="Arial" w:cs="Arial"/>
-          <w:sz w:val="24"/>
-        </w:rPr>
-        <w:t xml:space="preserve"> -&gt; </w:t>
-      </w:r>
-      <w:proofErr w:type="spellStart"/>
-      <w:r>
-        <w:rPr>
-          <w:rFonts w:ascii="Arial" w:hAnsi="Arial" w:cs="Arial"/>
-          <w:sz w:val="24"/>
-        </w:rPr>
-        <w:t>origin</w:t>
-      </w:r>
-      <w:proofErr w:type="spellEnd"/>
+        <w:t xml:space="preserve"> ingresamos a la carpeta debe figurar el main -&gt; origin</w:t>
+      </w:r>
       <w:r>
         <w:rPr>
           <w:rFonts w:ascii="Arial" w:hAnsi="Arial" w:cs="Arial"/>
@@ -1089,6 +2696,7 @@
     <w:p>
       <w:pPr>
         <w:spacing w:after="0" w:line="360" w:lineRule="auto"/>
+        <w:ind w:left="851"/>
         <w:jc w:val="both"/>
         <w:rPr>
           <w:rFonts w:ascii="Arial" w:hAnsi="Arial" w:cs="Arial"/>
@@ -1099,6 +2707,7 @@
     <w:p>
       <w:pPr>
         <w:spacing w:after="0" w:line="360" w:lineRule="auto"/>
+        <w:ind w:left="851"/>
         <w:jc w:val="both"/>
         <w:rPr>
           <w:rFonts w:ascii="Arial" w:hAnsi="Arial" w:cs="Arial"/>
@@ -1108,6 +2717,7 @@
       <w:r>
         <w:rPr>
           <w:rFonts w:ascii="Arial" w:hAnsi="Arial" w:cs="Arial"/>
+          <w:noProof/>
           <w:sz w:val="24"/>
         </w:rPr>
         <w:drawing>
@@ -1157,59 +2767,112 @@
     <w:p>
       <w:pPr>
         <w:spacing w:after="0" w:line="360" w:lineRule="auto"/>
+        <w:ind w:left="851"/>
         <w:jc w:val="both"/>
       </w:pPr>
     </w:p>
     <w:p>
       <w:pPr>
-        <w:pStyle w:val="Ttulo1"/>
-        <w:spacing w:before="0" w:line="360" w:lineRule="auto"/>
+        <w:pStyle w:val="Ttulo2"/>
+        <w:numPr>
+          <w:ilvl w:val="1"/>
+          <w:numId w:val="27"/>
+        </w:numPr>
+        <w:spacing w:before="0"/>
+        <w:ind w:left="851" w:hanging="567"/>
+      </w:pPr>
+      <w:bookmarkStart w:id="5" w:name="_Toc223294722"/>
+      <w:r>
+        <w:t>CREACION DE ENTORNO VIRTUAL</w:t>
+      </w:r>
+      <w:bookmarkEnd w:id="5"/>
+    </w:p>
+    <w:p/>
+    <w:p>
+      <w:pPr>
+        <w:spacing w:after="0" w:line="360" w:lineRule="auto"/>
+        <w:ind w:left="851"/>
         <w:jc w:val="both"/>
-      </w:pPr>
-      <w:r>
-        <w:t>CREACION DE ENTORNO VIRTUAL</w:t>
-      </w:r>
-    </w:p>
-    <w:p/>
+        <w:rPr>
+          <w:rFonts w:ascii="Arial" w:hAnsi="Arial" w:cs="Arial"/>
+          <w:sz w:val="24"/>
+        </w:rPr>
+      </w:pPr>
+      <w:r>
+        <w:rPr>
+          <w:rFonts w:ascii="Arial" w:hAnsi="Arial" w:cs="Arial"/>
+          <w:sz w:val="24"/>
+        </w:rPr>
+        <w:t xml:space="preserve">Se implementó un entorno virtual, para </w:t>
+      </w:r>
+      <w:r>
+        <w:rPr>
+          <w:rFonts w:ascii="Arial" w:hAnsi="Arial" w:cs="Arial"/>
+          <w:sz w:val="24"/>
+        </w:rPr>
+        <w:t>así</w:t>
+      </w:r>
+      <w:r>
+        <w:rPr>
+          <w:rFonts w:ascii="Arial" w:hAnsi="Arial" w:cs="Arial"/>
+          <w:sz w:val="24"/>
+        </w:rPr>
+        <w:t xml:space="preserve"> poder aislar las dependencias del proyecto y evitar conflictos con otros proyectos, una vez creado se activa, y se valida que el entorno este habilitado antes de abrir el VS Code. Esta </w:t>
+      </w:r>
+      <w:r>
+        <w:rPr>
+          <w:rFonts w:ascii="Arial" w:hAnsi="Arial" w:cs="Arial"/>
+          <w:sz w:val="24"/>
+        </w:rPr>
+        <w:t>práctica</w:t>
+      </w:r>
+      <w:r>
+        <w:rPr>
+          <w:rFonts w:ascii="Arial" w:hAnsi="Arial" w:cs="Arial"/>
+          <w:sz w:val="24"/>
+        </w:rPr>
+        <w:t xml:space="preserve"> nos permite una administración </w:t>
+      </w:r>
+      <w:r>
+        <w:rPr>
+          <w:rFonts w:ascii="Arial" w:hAnsi="Arial" w:cs="Arial"/>
+          <w:sz w:val="24"/>
+        </w:rPr>
+        <w:t>más</w:t>
+      </w:r>
+      <w:r>
+        <w:rPr>
+          <w:rFonts w:ascii="Arial" w:hAnsi="Arial" w:cs="Arial"/>
+          <w:sz w:val="24"/>
+        </w:rPr>
+        <w:t xml:space="preserve"> segura y controlada.</w:t>
+      </w:r>
+    </w:p>
     <w:p>
       <w:pPr>
         <w:spacing w:after="0" w:line="360" w:lineRule="auto"/>
+        <w:ind w:left="851"/>
         <w:jc w:val="both"/>
         <w:rPr>
           <w:rFonts w:ascii="Arial" w:hAnsi="Arial" w:cs="Arial"/>
           <w:sz w:val="24"/>
         </w:rPr>
       </w:pPr>
-      <w:r>
-        <w:rPr>
-          <w:rFonts w:ascii="Arial" w:hAnsi="Arial" w:cs="Arial"/>
-          <w:sz w:val="24"/>
-        </w:rPr>
-        <w:t>Siempre que trabajamos con Python debemos crear un entorno virtual, lo cual nos permite la instalación individual para cada proyecto de las librerías que necesitamos</w:t>
-      </w:r>
     </w:p>
     <w:p>
       <w:pPr>
         <w:spacing w:after="0" w:line="360" w:lineRule="auto"/>
+        <w:ind w:left="851"/>
         <w:jc w:val="both"/>
         <w:rPr>
           <w:rFonts w:ascii="Arial" w:hAnsi="Arial" w:cs="Arial"/>
           <w:sz w:val="24"/>
         </w:rPr>
       </w:pPr>
-    </w:p>
-    <w:p>
-      <w:pPr>
-        <w:spacing w:after="0" w:line="360" w:lineRule="auto"/>
-        <w:jc w:val="both"/>
-        <w:rPr>
-          <w:rFonts w:ascii="Arial" w:hAnsi="Arial" w:cs="Arial"/>
-          <w:sz w:val="24"/>
-        </w:rPr>
-      </w:pPr>
-      <w:r>
-        <w:rPr>
-          <w:rFonts w:ascii="Arial" w:hAnsi="Arial" w:cs="Arial"/>
+      <w:r>
+        <w:rPr>
+          <w:rFonts w:ascii="Arial" w:hAnsi="Arial" w:cs="Arial"/>
+          <w:noProof/>
           <w:sz w:val="24"/>
         </w:rPr>
         <w:drawing>
@@ -1252,52 +2915,17 @@
     <w:p>
       <w:pPr>
         <w:spacing w:after="0" w:line="360" w:lineRule="auto"/>
+        <w:ind w:left="851"/>
         <w:jc w:val="both"/>
         <w:rPr>
           <w:rFonts w:ascii="Arial" w:hAnsi="Arial" w:cs="Arial"/>
           <w:sz w:val="24"/>
         </w:rPr>
       </w:pPr>
-    </w:p>
-    <w:p>
-      <w:pPr>
-        <w:spacing w:after="0" w:line="360" w:lineRule="auto"/>
-        <w:jc w:val="both"/>
-        <w:rPr>
-          <w:rFonts w:ascii="Arial" w:hAnsi="Arial" w:cs="Arial"/>
-          <w:sz w:val="24"/>
-        </w:rPr>
-      </w:pPr>
-      <w:r>
-        <w:rPr>
-          <w:rFonts w:ascii="Arial" w:hAnsi="Arial" w:cs="Arial"/>
-          <w:sz w:val="24"/>
-        </w:rPr>
-        <w:t>Ahora lo activamos</w:t>
-      </w:r>
-    </w:p>
-    <w:p>
-      <w:pPr>
-        <w:spacing w:after="0" w:line="360" w:lineRule="auto"/>
-        <w:jc w:val="both"/>
-        <w:rPr>
-          <w:rFonts w:ascii="Arial" w:hAnsi="Arial" w:cs="Arial"/>
-          <w:sz w:val="24"/>
-        </w:rPr>
-      </w:pPr>
-    </w:p>
-    <w:p>
-      <w:pPr>
-        <w:spacing w:after="0" w:line="360" w:lineRule="auto"/>
-        <w:jc w:val="both"/>
-        <w:rPr>
-          <w:rFonts w:ascii="Arial" w:hAnsi="Arial" w:cs="Arial"/>
-          <w:sz w:val="24"/>
-        </w:rPr>
-      </w:pPr>
-      <w:r>
-        <w:rPr>
-          <w:rFonts w:ascii="Arial" w:hAnsi="Arial" w:cs="Arial"/>
+      <w:r>
+        <w:rPr>
+          <w:rFonts w:ascii="Arial" w:hAnsi="Arial" w:cs="Arial"/>
+          <w:noProof/>
           <w:sz w:val="24"/>
         </w:rPr>
         <w:drawing>
@@ -1340,6 +2968,7 @@
     <w:p>
       <w:pPr>
         <w:spacing w:after="0" w:line="360" w:lineRule="auto"/>
+        <w:ind w:left="851"/>
         <w:jc w:val="both"/>
         <w:rPr>
           <w:rFonts w:ascii="Arial" w:hAnsi="Arial" w:cs="Arial"/>
@@ -1349,7 +2978,33 @@
     </w:p>
     <w:p>
       <w:pPr>
-        <w:spacing w:after="0" w:line="360" w:lineRule="auto"/>
+        <w:pStyle w:val="Ttulo2"/>
+        <w:numPr>
+          <w:ilvl w:val="1"/>
+          <w:numId w:val="27"/>
+        </w:numPr>
+        <w:spacing w:before="0"/>
+        <w:ind w:left="851" w:hanging="567"/>
+      </w:pPr>
+      <w:bookmarkStart w:id="6" w:name="_Toc223294723"/>
+      <w:r>
+        <w:t>PREPARACION DE ENTORNO DE TRABAJO</w:t>
+      </w:r>
+      <w:bookmarkEnd w:id="6"/>
+    </w:p>
+    <w:p>
+      <w:pPr>
+        <w:spacing w:after="0"/>
+        <w:rPr>
+          <w:rFonts w:ascii="Arial" w:hAnsi="Arial" w:cs="Arial"/>
+          <w:sz w:val="24"/>
+        </w:rPr>
+      </w:pPr>
+    </w:p>
+    <w:p>
+      <w:pPr>
+        <w:spacing w:after="0"/>
+        <w:ind w:left="851"/>
         <w:jc w:val="both"/>
         <w:rPr>
           <w:rFonts w:ascii="Arial" w:hAnsi="Arial" w:cs="Arial"/>
@@ -1361,92 +3016,83 @@
           <w:rFonts w:ascii="Arial" w:hAnsi="Arial" w:cs="Arial"/>
           <w:sz w:val="24"/>
         </w:rPr>
-        <w:t xml:space="preserve">Cuando aparezca el nombre entre </w:t>
-      </w:r>
-      <w:proofErr w:type="spellStart"/>
-      <w:r>
-        <w:rPr>
-          <w:rFonts w:ascii="Arial" w:hAnsi="Arial" w:cs="Arial"/>
-          <w:sz w:val="24"/>
-        </w:rPr>
-        <w:t>parentesis</w:t>
-      </w:r>
-      <w:proofErr w:type="spellEnd"/>
-      <w:r>
-        <w:rPr>
-          <w:rFonts w:ascii="Arial" w:hAnsi="Arial" w:cs="Arial"/>
-          <w:sz w:val="24"/>
-        </w:rPr>
-        <w:t xml:space="preserve">, quiere decir que el entorno virtual ya </w:t>
-      </w:r>
-      <w:proofErr w:type="spellStart"/>
-      <w:proofErr w:type="gramStart"/>
-      <w:r>
-        <w:rPr>
-          <w:rFonts w:ascii="Arial" w:hAnsi="Arial" w:cs="Arial"/>
-          <w:sz w:val="24"/>
-        </w:rPr>
-        <w:t>esta</w:t>
-      </w:r>
-      <w:proofErr w:type="spellEnd"/>
-      <w:r>
-        <w:rPr>
-          <w:rFonts w:ascii="Arial" w:hAnsi="Arial" w:cs="Arial"/>
-          <w:sz w:val="24"/>
-        </w:rPr>
-        <w:t xml:space="preserve"> activ</w:t>
-      </w:r>
-      <w:r>
-        <w:rPr>
-          <w:rFonts w:ascii="Arial" w:hAnsi="Arial" w:cs="Arial"/>
-          <w:sz w:val="24"/>
-        </w:rPr>
-        <w:t>o</w:t>
-      </w:r>
-      <w:proofErr w:type="gramEnd"/>
-      <w:r>
-        <w:rPr>
-          <w:rFonts w:ascii="Arial" w:hAnsi="Arial" w:cs="Arial"/>
-          <w:sz w:val="24"/>
-        </w:rPr>
-        <w:t xml:space="preserve"> dentro del repositorio y abrimos el VS </w:t>
-      </w:r>
-      <w:proofErr w:type="spellStart"/>
-      <w:r>
-        <w:rPr>
-          <w:rFonts w:ascii="Arial" w:hAnsi="Arial" w:cs="Arial"/>
-          <w:sz w:val="24"/>
-        </w:rPr>
-        <w:t>Code</w:t>
-      </w:r>
-      <w:proofErr w:type="spellEnd"/>
-      <w:r>
-        <w:rPr>
-          <w:rFonts w:ascii="Arial" w:hAnsi="Arial" w:cs="Arial"/>
-          <w:sz w:val="24"/>
-        </w:rPr>
-        <w:t xml:space="preserve"> con el comando “</w:t>
-      </w:r>
-      <w:proofErr w:type="spellStart"/>
-      <w:r>
-        <w:rPr>
-          <w:rFonts w:ascii="Arial" w:hAnsi="Arial" w:cs="Arial"/>
-          <w:sz w:val="24"/>
-        </w:rPr>
-        <w:t>code</w:t>
-      </w:r>
-      <w:proofErr w:type="spellEnd"/>
-      <w:r>
-        <w:rPr>
-          <w:rFonts w:ascii="Arial" w:hAnsi="Arial" w:cs="Arial"/>
-          <w:sz w:val="24"/>
-        </w:rPr>
-        <w:t xml:space="preserve"> .”</w:t>
-      </w:r>
-    </w:p>
-    <w:p>
-      <w:pPr>
-        <w:spacing w:after="0" w:line="360" w:lineRule="auto"/>
+        <w:t xml:space="preserve">Configuramos </w:t>
+      </w:r>
+      <w:r>
+        <w:rPr>
+          <w:rFonts w:ascii="Arial" w:hAnsi="Arial" w:cs="Arial"/>
+          <w:sz w:val="24"/>
+        </w:rPr>
+        <w:t>él</w:t>
+      </w:r>
+      <w:r>
+        <w:rPr>
+          <w:rFonts w:ascii="Arial" w:hAnsi="Arial" w:cs="Arial"/>
+          <w:sz w:val="24"/>
+        </w:rPr>
+        <w:t xml:space="preserve"> .gitignore para excluir del control de versiones los elementos que no deben de compartirse </w:t>
+      </w:r>
+      <w:r>
+        <w:rPr>
+          <w:rFonts w:ascii="Arial" w:hAnsi="Arial" w:cs="Arial"/>
+          <w:sz w:val="24"/>
+        </w:rPr>
+        <w:t>en</w:t>
+      </w:r>
+      <w:r>
+        <w:rPr>
+          <w:rFonts w:ascii="Arial" w:hAnsi="Arial" w:cs="Arial"/>
+          <w:sz w:val="24"/>
+        </w:rPr>
+        <w:t xml:space="preserve"> el repositorio, </w:t>
+      </w:r>
+      <w:r>
+        <w:rPr>
+          <w:rFonts w:ascii="Arial" w:hAnsi="Arial" w:cs="Arial"/>
+          <w:sz w:val="24"/>
+        </w:rPr>
+        <w:t>habitualmente</w:t>
+      </w:r>
+      <w:r>
+        <w:rPr>
+          <w:rFonts w:ascii="Arial" w:hAnsi="Arial" w:cs="Arial"/>
+          <w:sz w:val="24"/>
+        </w:rPr>
+        <w:t xml:space="preserve"> por su tamaño o por la sensibilidad de </w:t>
+      </w:r>
+      <w:r>
+        <w:rPr>
+          <w:rFonts w:ascii="Arial" w:hAnsi="Arial" w:cs="Arial"/>
+          <w:sz w:val="24"/>
+        </w:rPr>
+        <w:t>informa con</w:t>
+      </w:r>
+      <w:r>
+        <w:rPr>
+          <w:rFonts w:ascii="Arial" w:hAnsi="Arial" w:cs="Arial"/>
+          <w:sz w:val="24"/>
+        </w:rPr>
+        <w:t xml:space="preserve"> </w:t>
+      </w:r>
+      <w:r>
+        <w:rPr>
+          <w:rFonts w:ascii="Arial" w:hAnsi="Arial" w:cs="Arial"/>
+          <w:sz w:val="24"/>
+        </w:rPr>
+        <w:t>que</w:t>
+      </w:r>
+      <w:r>
+        <w:rPr>
+          <w:rFonts w:ascii="Arial" w:hAnsi="Arial" w:cs="Arial"/>
+          <w:sz w:val="24"/>
+        </w:rPr>
+        <w:t xml:space="preserve"> se guarda en ellos.  Entre los archivos que no se suben al repositorio se encuentran los secrets.toml, que poseen información sensible o el entorno virtual que es un archivo muy pesado.</w:t>
+      </w:r>
+    </w:p>
+    <w:p>
+      <w:pPr>
+        <w:spacing w:after="0"/>
+        <w:ind w:left="851"/>
         <w:jc w:val="both"/>
         <w:rPr>
           <w:rFonts w:ascii="Arial" w:hAnsi="Arial" w:cs="Arial"/>
@@ -1456,7 +3102,8 @@
     </w:p>
     <w:p>
       <w:pPr>
-        <w:spacing w:after="0" w:line="360" w:lineRule="auto"/>
+        <w:spacing w:after="0"/>
+        <w:ind w:left="851"/>
         <w:jc w:val="both"/>
         <w:rPr>
           <w:rFonts w:ascii="Arial" w:hAnsi="Arial" w:cs="Arial"/>
@@ -1466,13 +3113,14 @@
       <w:r>
         <w:rPr>
           <w:rFonts w:ascii="Arial" w:hAnsi="Arial" w:cs="Arial"/>
+          <w:noProof/>
           <w:sz w:val="24"/>
         </w:rPr>
         <w:drawing>
-          <wp:inline distT="0" distB="0" distL="0" distR="0" wp14:anchorId="29F3B48D" wp14:editId="61574838">
-            <wp:extent cx="5292090" cy="266700"/>
-            <wp:effectExtent l="0" t="0" r="3810" b="0"/>
-            <wp:docPr id="9" name="Imagen 9"/>
+          <wp:inline distT="0" distB="0" distL="0" distR="0" wp14:anchorId="13973464" wp14:editId="2AC18FE9">
+            <wp:extent cx="3696216" cy="1124107"/>
+            <wp:effectExtent l="0" t="0" r="0" b="0"/>
+            <wp:docPr id="10" name="Imagen 10"/>
             <wp:cNvGraphicFramePr>
               <a:graphicFrameLocks xmlns:a="http://schemas.openxmlformats.org/drawingml/2006/main" noChangeAspect="1"/>
             </wp:cNvGraphicFramePr>
@@ -1492,7 +3140,7 @@
                   <pic:spPr>
                     <a:xfrm>
                       <a:off x="0" y="0"/>
-                      <a:ext cx="5292090" cy="266700"/>
+                      <a:ext cx="3696216" cy="1124107"/>
                     </a:xfrm>
                     <a:prstGeom prst="rect">
                       <a:avLst/>
@@ -1507,7 +3155,8 @@
     </w:p>
     <w:p>
       <w:pPr>
-        <w:spacing w:after="0" w:line="360" w:lineRule="auto"/>
+        <w:spacing w:after="0"/>
+        <w:ind w:left="851"/>
         <w:jc w:val="both"/>
         <w:rPr>
           <w:rFonts w:ascii="Arial" w:hAnsi="Arial" w:cs="Arial"/>
@@ -1517,85 +3166,234 @@
     </w:p>
     <w:p>
       <w:pPr>
-        <w:pStyle w:val="Ttulo1"/>
-        <w:spacing w:before="0"/>
-      </w:pPr>
-      <w:r>
-        <w:t>PREPARACION DE ENTORNO DE TRABAJO</w:t>
-      </w:r>
-    </w:p>
-    <w:p>
-      <w:pPr>
         <w:spacing w:after="0"/>
-        <w:rPr>
-          <w:rFonts w:ascii="Arial" w:hAnsi="Arial" w:cs="Arial"/>
-          <w:sz w:val="24"/>
-        </w:rPr>
-      </w:pPr>
+        <w:ind w:left="851"/>
+        <w:jc w:val="both"/>
+        <w:rPr>
+          <w:rFonts w:ascii="Arial" w:hAnsi="Arial" w:cs="Arial"/>
+          <w:sz w:val="24"/>
+        </w:rPr>
+      </w:pPr>
+      <w:r>
+        <w:rPr>
+          <w:rFonts w:ascii="Arial" w:hAnsi="Arial" w:cs="Arial"/>
+          <w:sz w:val="24"/>
+        </w:rPr>
+        <w:t xml:space="preserve">Asimismo, se realizaron los primeros </w:t>
+      </w:r>
+      <w:r>
+        <w:rPr>
+          <w:rFonts w:ascii="Arial" w:hAnsi="Arial" w:cs="Arial"/>
+          <w:sz w:val="24"/>
+        </w:rPr>
+        <w:t>envíos</w:t>
+      </w:r>
+      <w:r>
+        <w:rPr>
+          <w:rFonts w:ascii="Arial" w:hAnsi="Arial" w:cs="Arial"/>
+          <w:sz w:val="24"/>
+        </w:rPr>
+        <w:t xml:space="preserve"> de avance al repositorio remoto, con los comandos: </w:t>
+      </w:r>
     </w:p>
     <w:p>
       <w:pPr>
         <w:spacing w:after="0"/>
+        <w:ind w:left="851"/>
         <w:jc w:val="both"/>
         <w:rPr>
           <w:rFonts w:ascii="Arial" w:hAnsi="Arial" w:cs="Arial"/>
           <w:sz w:val="24"/>
         </w:rPr>
       </w:pPr>
-      <w:r>
-        <w:rPr>
-          <w:rFonts w:ascii="Arial" w:hAnsi="Arial" w:cs="Arial"/>
-          <w:sz w:val="24"/>
-        </w:rPr>
-        <w:t>Creamos la carpeta .</w:t>
-      </w:r>
-      <w:proofErr w:type="spellStart"/>
-      <w:r>
-        <w:rPr>
-          <w:rFonts w:ascii="Arial" w:hAnsi="Arial" w:cs="Arial"/>
-          <w:sz w:val="24"/>
-        </w:rPr>
-        <w:t>gitignore</w:t>
-      </w:r>
-      <w:proofErr w:type="spellEnd"/>
-      <w:r>
-        <w:rPr>
-          <w:rFonts w:ascii="Arial" w:hAnsi="Arial" w:cs="Arial"/>
-          <w:sz w:val="24"/>
-        </w:rPr>
-        <w:t>, esta para colocar los archivos que no es necesario se suban al GitHub, ya sea por tamaño o por temas de privacidad.</w:t>
-      </w:r>
-    </w:p>
-    <w:p>
-      <w:pPr>
+    </w:p>
+    <w:p>
+      <w:pPr>
+        <w:pStyle w:val="Prrafodelista"/>
+        <w:numPr>
+          <w:ilvl w:val="0"/>
+          <w:numId w:val="24"/>
+        </w:numPr>
         <w:spacing w:after="0"/>
+        <w:ind w:left="1276"/>
         <w:jc w:val="both"/>
         <w:rPr>
-          <w:rFonts w:ascii="Arial" w:hAnsi="Arial" w:cs="Arial"/>
-          <w:sz w:val="24"/>
-        </w:rPr>
-      </w:pPr>
-    </w:p>
-    <w:p>
-      <w:pPr>
+          <w:rFonts w:ascii="Consolas" w:hAnsi="Consolas" w:cs="Arial"/>
+          <w:sz w:val="24"/>
+        </w:rPr>
+      </w:pPr>
+      <w:r>
+        <w:rPr>
+          <w:rFonts w:ascii="Consolas" w:hAnsi="Consolas" w:cs="Arial"/>
+          <w:sz w:val="24"/>
+        </w:rPr>
+        <w:t>Git status</w:t>
+      </w:r>
+      <w:r>
+        <w:rPr>
+          <w:rFonts w:ascii="Arial" w:hAnsi="Arial" w:cs="Arial"/>
+          <w:sz w:val="24"/>
+        </w:rPr>
+        <w:t>: Ver que archivos aún no se subieron a Git</w:t>
+      </w:r>
+    </w:p>
+    <w:p>
+      <w:pPr>
+        <w:pStyle w:val="Prrafodelista"/>
+        <w:numPr>
+          <w:ilvl w:val="0"/>
+          <w:numId w:val="24"/>
+        </w:numPr>
         <w:spacing w:after="0"/>
+        <w:ind w:left="1276"/>
         <w:jc w:val="both"/>
         <w:rPr>
-          <w:rFonts w:ascii="Arial" w:hAnsi="Arial" w:cs="Arial"/>
-          <w:sz w:val="24"/>
-        </w:rPr>
-      </w:pPr>
-      <w:r>
-        <w:rPr>
-          <w:rFonts w:ascii="Arial" w:hAnsi="Arial" w:cs="Arial"/>
-          <w:sz w:val="24"/>
-        </w:rPr>
-        <w:lastRenderedPageBreak/>
+          <w:rFonts w:ascii="Consolas" w:hAnsi="Consolas" w:cs="Arial"/>
+          <w:sz w:val="24"/>
+        </w:rPr>
+      </w:pPr>
+      <w:r>
+        <w:rPr>
+          <w:rFonts w:ascii="Consolas" w:hAnsi="Consolas" w:cs="Arial"/>
+          <w:sz w:val="24"/>
+        </w:rPr>
+        <w:t>Git add .</w:t>
+      </w:r>
+      <w:r>
+        <w:rPr>
+          <w:rFonts w:ascii="Arial" w:hAnsi="Arial" w:cs="Arial"/>
+          <w:sz w:val="24"/>
+        </w:rPr>
+        <w:t>: Indicar que todos los archivos modificados se subirán a Git.</w:t>
+      </w:r>
+    </w:p>
+    <w:p>
+      <w:pPr>
+        <w:pStyle w:val="Prrafodelista"/>
+        <w:numPr>
+          <w:ilvl w:val="0"/>
+          <w:numId w:val="24"/>
+        </w:numPr>
+        <w:spacing w:after="0"/>
+        <w:ind w:left="1276"/>
+        <w:jc w:val="both"/>
+        <w:rPr>
+          <w:rFonts w:ascii="Consolas" w:hAnsi="Consolas" w:cs="Arial"/>
+          <w:sz w:val="24"/>
+        </w:rPr>
+      </w:pPr>
+      <w:r>
+        <w:rPr>
+          <w:rFonts w:ascii="Consolas" w:hAnsi="Consolas" w:cs="Arial"/>
+          <w:sz w:val="24"/>
+        </w:rPr>
+        <w:t>Git commit -m “nombre de commit”</w:t>
+      </w:r>
+      <w:r>
+        <w:rPr>
+          <w:rFonts w:ascii="Arial" w:hAnsi="Arial" w:cs="Arial"/>
+          <w:sz w:val="24"/>
+        </w:rPr>
+        <w:t xml:space="preserve">: Indicar </w:t>
+      </w:r>
+      <w:r>
+        <w:rPr>
+          <w:rFonts w:ascii="Arial" w:hAnsi="Arial" w:cs="Arial"/>
+          <w:sz w:val="24"/>
+        </w:rPr>
+        <w:t>el nombre</w:t>
+      </w:r>
+      <w:r>
+        <w:rPr>
+          <w:rFonts w:ascii="Arial" w:hAnsi="Arial" w:cs="Arial"/>
+          <w:sz w:val="24"/>
+        </w:rPr>
+        <w:t xml:space="preserve"> del commit.</w:t>
+      </w:r>
+    </w:p>
+    <w:p>
+      <w:pPr>
+        <w:pStyle w:val="Prrafodelista"/>
+        <w:numPr>
+          <w:ilvl w:val="0"/>
+          <w:numId w:val="24"/>
+        </w:numPr>
+        <w:spacing w:after="0"/>
+        <w:ind w:left="1276"/>
+        <w:jc w:val="both"/>
+        <w:rPr>
+          <w:rFonts w:ascii="Consolas" w:hAnsi="Consolas" w:cs="Arial"/>
+          <w:sz w:val="24"/>
+        </w:rPr>
+      </w:pPr>
+      <w:r>
+        <w:rPr>
+          <w:rFonts w:ascii="Consolas" w:hAnsi="Consolas" w:cs="Arial"/>
+          <w:sz w:val="24"/>
+        </w:rPr>
+        <w:t>Git push origin main</w:t>
+      </w:r>
+      <w:r>
+        <w:rPr>
+          <w:rFonts w:ascii="Arial" w:hAnsi="Arial" w:cs="Arial"/>
+          <w:sz w:val="24"/>
+        </w:rPr>
+        <w:t>: Enviar a Git todas la</w:t>
+      </w:r>
+      <w:r>
+        <w:rPr>
+          <w:rFonts w:ascii="Arial" w:hAnsi="Arial" w:cs="Arial"/>
+          <w:sz w:val="24"/>
+        </w:rPr>
+        <w:t xml:space="preserve">s </w:t>
+      </w:r>
+      <w:r>
+        <w:rPr>
+          <w:rFonts w:ascii="Arial" w:hAnsi="Arial" w:cs="Arial"/>
+          <w:sz w:val="24"/>
+        </w:rPr>
+        <w:t>modificaciones</w:t>
+      </w:r>
+      <w:r>
+        <w:rPr>
+          <w:rFonts w:ascii="Arial" w:hAnsi="Arial" w:cs="Arial"/>
+          <w:sz w:val="24"/>
+        </w:rPr>
+        <w:t>.</w:t>
+      </w:r>
+    </w:p>
+    <w:p>
+      <w:pPr>
+        <w:spacing w:after="0"/>
+        <w:ind w:left="851"/>
+        <w:jc w:val="both"/>
+        <w:rPr>
+          <w:rFonts w:ascii="Arial" w:hAnsi="Arial" w:cs="Arial"/>
+          <w:sz w:val="24"/>
+        </w:rPr>
+      </w:pPr>
+    </w:p>
+    <w:p>
+      <w:pPr>
+        <w:spacing w:after="0"/>
+        <w:ind w:left="851"/>
+        <w:jc w:val="both"/>
+        <w:rPr>
+          <w:rFonts w:ascii="Arial" w:hAnsi="Arial" w:cs="Arial"/>
+          <w:sz w:val="24"/>
+        </w:rPr>
+      </w:pPr>
+      <w:r>
+        <w:rPr>
+          <w:rFonts w:ascii="Arial" w:hAnsi="Arial" w:cs="Arial"/>
+          <w:noProof/>
+          <w:sz w:val="24"/>
+        </w:rPr>
         <w:drawing>
-          <wp:inline distT="0" distB="0" distL="0" distR="0" wp14:anchorId="13973464" wp14:editId="2AC18FE9">
-            <wp:extent cx="3696216" cy="1124107"/>
-            <wp:effectExtent l="0" t="0" r="0" b="0"/>
-            <wp:docPr id="10" name="Imagen 10"/>
+          <wp:inline distT="0" distB="0" distL="0" distR="0" wp14:anchorId="1A19CAE7" wp14:editId="36FE56C9">
+            <wp:extent cx="5292090" cy="3892550"/>
+            <wp:effectExtent l="0" t="0" r="3810" b="0"/>
+            <wp:docPr id="11" name="Imagen 11"/>
             <wp:cNvGraphicFramePr>
               <a:graphicFrameLocks xmlns:a="http://schemas.openxmlformats.org/drawingml/2006/main" noChangeAspect="1"/>
             </wp:cNvGraphicFramePr>
@@ -1615,7 +3413,7 @@
                   <pic:spPr>
                     <a:xfrm>
                       <a:off x="0" y="0"/>
-                      <a:ext cx="3696216" cy="1124107"/>
+                      <a:ext cx="5292090" cy="3892550"/>
                     </a:xfrm>
                     <a:prstGeom prst="rect">
                       <a:avLst/>
@@ -1631,6 +3429,7 @@
     <w:p>
       <w:pPr>
         <w:spacing w:after="0"/>
+        <w:ind w:left="851"/>
         <w:jc w:val="both"/>
         <w:rPr>
           <w:rFonts w:ascii="Arial" w:hAnsi="Arial" w:cs="Arial"/>
@@ -1641,131 +3440,24 @@
     <w:p>
       <w:pPr>
         <w:spacing w:after="0"/>
+        <w:ind w:left="851"/>
         <w:jc w:val="both"/>
         <w:rPr>
-          <w:rFonts w:ascii="Arial" w:hAnsi="Arial" w:cs="Arial"/>
-          <w:sz w:val="24"/>
-        </w:rPr>
-      </w:pPr>
-      <w:r>
-        <w:rPr>
-          <w:rFonts w:ascii="Arial" w:hAnsi="Arial" w:cs="Arial"/>
-          <w:sz w:val="24"/>
-        </w:rPr>
-        <w:t xml:space="preserve">Por </w:t>
-      </w:r>
-      <w:proofErr w:type="gramStart"/>
-      <w:r>
-        <w:rPr>
-          <w:rFonts w:ascii="Arial" w:hAnsi="Arial" w:cs="Arial"/>
-          <w:sz w:val="24"/>
-        </w:rPr>
-        <w:t>ejemplo</w:t>
-      </w:r>
-      <w:proofErr w:type="gramEnd"/>
-      <w:r>
-        <w:rPr>
-          <w:rFonts w:ascii="Arial" w:hAnsi="Arial" w:cs="Arial"/>
-          <w:sz w:val="24"/>
-        </w:rPr>
-        <w:t xml:space="preserve"> en el pantallazo, se puede ver que dentro del .</w:t>
-      </w:r>
-      <w:proofErr w:type="spellStart"/>
-      <w:r>
-        <w:rPr>
-          <w:rFonts w:ascii="Arial" w:hAnsi="Arial" w:cs="Arial"/>
-          <w:sz w:val="24"/>
-        </w:rPr>
-        <w:t>gitignore</w:t>
-      </w:r>
-      <w:proofErr w:type="spellEnd"/>
-      <w:r>
-        <w:rPr>
-          <w:rFonts w:ascii="Arial" w:hAnsi="Arial" w:cs="Arial"/>
-          <w:sz w:val="24"/>
-        </w:rPr>
-        <w:t xml:space="preserve"> lo que colocamos </w:t>
-      </w:r>
-      <w:r>
-        <w:rPr>
-          <w:rFonts w:ascii="Arial" w:hAnsi="Arial" w:cs="Arial"/>
-          <w:sz w:val="24"/>
-        </w:rPr>
-        <w:t xml:space="preserve">es el entorno virtual, por temas de tamaño y el </w:t>
-      </w:r>
-      <w:proofErr w:type="spellStart"/>
-      <w:r>
-        <w:rPr>
-          <w:rFonts w:ascii="Arial" w:hAnsi="Arial" w:cs="Arial"/>
-          <w:sz w:val="24"/>
-        </w:rPr>
-        <w:t>secrets.toml</w:t>
-      </w:r>
-      <w:proofErr w:type="spellEnd"/>
-      <w:r>
-        <w:rPr>
-          <w:rFonts w:ascii="Arial" w:hAnsi="Arial" w:cs="Arial"/>
-          <w:sz w:val="24"/>
-        </w:rPr>
-        <w:t xml:space="preserve"> puesto que es en este archivo en el cual se pondrán los datos sensibles, los cuales no deben ser subidos al GitHub.</w:t>
-      </w:r>
-    </w:p>
-    <w:p>
-      <w:pPr>
-        <w:spacing w:after="0"/>
-        <w:jc w:val="both"/>
-        <w:rPr>
-          <w:rFonts w:ascii="Arial" w:hAnsi="Arial" w:cs="Arial"/>
-          <w:sz w:val="24"/>
-        </w:rPr>
-      </w:pPr>
-    </w:p>
-    <w:p>
-      <w:pPr>
-        <w:spacing w:after="0"/>
-        <w:jc w:val="both"/>
-        <w:rPr>
-          <w:rFonts w:ascii="Arial" w:hAnsi="Arial" w:cs="Arial"/>
-          <w:sz w:val="24"/>
-        </w:rPr>
-      </w:pPr>
-      <w:r>
-        <w:rPr>
-          <w:rFonts w:ascii="Arial" w:hAnsi="Arial" w:cs="Arial"/>
-          <w:sz w:val="24"/>
-        </w:rPr>
-        <w:t>Ahora subimos nuestro avance a GitHub.</w:t>
-      </w:r>
-    </w:p>
-    <w:p>
-      <w:pPr>
-        <w:spacing w:after="0"/>
-        <w:jc w:val="both"/>
-        <w:rPr>
-          <w:rFonts w:ascii="Arial" w:hAnsi="Arial" w:cs="Arial"/>
-          <w:sz w:val="24"/>
-        </w:rPr>
-      </w:pPr>
-    </w:p>
-    <w:p>
-      <w:pPr>
-        <w:spacing w:after="0"/>
-        <w:jc w:val="both"/>
-        <w:rPr>
-          <w:rFonts w:ascii="Arial" w:hAnsi="Arial" w:cs="Arial"/>
-          <w:sz w:val="24"/>
-        </w:rPr>
-      </w:pPr>
-      <w:r>
-        <w:rPr>
-          <w:rFonts w:ascii="Arial" w:hAnsi="Arial" w:cs="Arial"/>
+          <w:rFonts w:ascii="Consolas" w:hAnsi="Consolas" w:cs="Arial"/>
+          <w:sz w:val="24"/>
+        </w:rPr>
+      </w:pPr>
+      <w:r>
+        <w:rPr>
+          <w:rFonts w:ascii="Consolas" w:hAnsi="Consolas" w:cs="Arial"/>
+          <w:noProof/>
           <w:sz w:val="24"/>
         </w:rPr>
         <w:drawing>
-          <wp:inline distT="0" distB="0" distL="0" distR="0" wp14:anchorId="1A19CAE7" wp14:editId="36FE56C9">
-            <wp:extent cx="5292090" cy="3892550"/>
-            <wp:effectExtent l="0" t="0" r="3810" b="0"/>
-            <wp:docPr id="11" name="Imagen 11"/>
+          <wp:inline distT="0" distB="0" distL="0" distR="0" wp14:anchorId="7F999D63" wp14:editId="62DA2CC2">
+            <wp:extent cx="5292090" cy="1918970"/>
+            <wp:effectExtent l="0" t="0" r="3810" b="5080"/>
+            <wp:docPr id="12" name="Imagen 12"/>
             <wp:cNvGraphicFramePr>
               <a:graphicFrameLocks xmlns:a="http://schemas.openxmlformats.org/drawingml/2006/main" noChangeAspect="1"/>
             </wp:cNvGraphicFramePr>
@@ -1785,372 +3477,6 @@
                   <pic:spPr>
                     <a:xfrm>
                       <a:off x="0" y="0"/>
-                      <a:ext cx="5292090" cy="3892550"/>
-                    </a:xfrm>
-                    <a:prstGeom prst="rect">
-                      <a:avLst/>
-                    </a:prstGeom>
-                  </pic:spPr>
-                </pic:pic>
-              </a:graphicData>
-            </a:graphic>
-          </wp:inline>
-        </w:drawing>
-      </w:r>
-    </w:p>
-    <w:p>
-      <w:pPr>
-        <w:spacing w:after="0"/>
-        <w:jc w:val="both"/>
-        <w:rPr>
-          <w:rFonts w:ascii="Arial" w:hAnsi="Arial" w:cs="Arial"/>
-          <w:sz w:val="24"/>
-        </w:rPr>
-      </w:pPr>
-    </w:p>
-    <w:p>
-      <w:pPr>
-        <w:spacing w:after="0"/>
-        <w:jc w:val="both"/>
-        <w:rPr>
-          <w:rFonts w:ascii="Arial" w:hAnsi="Arial" w:cs="Arial"/>
-          <w:sz w:val="24"/>
-        </w:rPr>
-      </w:pPr>
-      <w:r>
-        <w:rPr>
-          <w:rFonts w:ascii="Arial" w:hAnsi="Arial" w:cs="Arial"/>
-          <w:sz w:val="24"/>
-        </w:rPr>
-        <w:t>Desde el terminal con los comandos:</w:t>
-      </w:r>
-    </w:p>
-    <w:p>
-      <w:pPr>
-        <w:spacing w:after="0"/>
-        <w:jc w:val="both"/>
-        <w:rPr>
-          <w:rFonts w:ascii="Arial" w:hAnsi="Arial" w:cs="Arial"/>
-          <w:sz w:val="24"/>
-        </w:rPr>
-      </w:pPr>
-    </w:p>
-    <w:p>
-      <w:pPr>
-        <w:pStyle w:val="Prrafodelista"/>
-        <w:numPr>
-          <w:ilvl w:val="0"/>
-          <w:numId w:val="24"/>
-        </w:numPr>
-        <w:spacing w:after="0"/>
-        <w:jc w:val="both"/>
-        <w:rPr>
-          <w:rFonts w:ascii="Consolas" w:hAnsi="Consolas" w:cs="Arial"/>
-          <w:sz w:val="24"/>
-        </w:rPr>
-      </w:pPr>
-      <w:r>
-        <w:rPr>
-          <w:rFonts w:ascii="Consolas" w:hAnsi="Consolas" w:cs="Arial"/>
-          <w:sz w:val="24"/>
-        </w:rPr>
-        <w:t>Git status</w:t>
-      </w:r>
-      <w:r>
-        <w:rPr>
-          <w:rFonts w:ascii="Arial" w:hAnsi="Arial" w:cs="Arial"/>
-          <w:sz w:val="24"/>
-        </w:rPr>
-        <w:t>: Ver que archivos aún no se subieron a Git</w:t>
-      </w:r>
-    </w:p>
-    <w:p>
-      <w:pPr>
-        <w:pStyle w:val="Prrafodelista"/>
-        <w:numPr>
-          <w:ilvl w:val="0"/>
-          <w:numId w:val="24"/>
-        </w:numPr>
-        <w:spacing w:after="0"/>
-        <w:jc w:val="both"/>
-        <w:rPr>
-          <w:rFonts w:ascii="Consolas" w:hAnsi="Consolas" w:cs="Arial"/>
-          <w:sz w:val="24"/>
-        </w:rPr>
-      </w:pPr>
-      <w:r>
-        <w:rPr>
-          <w:rFonts w:ascii="Consolas" w:hAnsi="Consolas" w:cs="Arial"/>
-          <w:sz w:val="24"/>
-        </w:rPr>
-        <w:t xml:space="preserve">Git </w:t>
-      </w:r>
-      <w:proofErr w:type="spellStart"/>
-      <w:r>
-        <w:rPr>
-          <w:rFonts w:ascii="Consolas" w:hAnsi="Consolas" w:cs="Arial"/>
-          <w:sz w:val="24"/>
-        </w:rPr>
-        <w:t>add</w:t>
-      </w:r>
-      <w:proofErr w:type="spellEnd"/>
-      <w:r>
-        <w:rPr>
-          <w:rFonts w:ascii="Consolas" w:hAnsi="Consolas" w:cs="Arial"/>
-          <w:sz w:val="24"/>
-        </w:rPr>
-        <w:t xml:space="preserve"> .</w:t>
-      </w:r>
-      <w:r>
-        <w:rPr>
-          <w:rFonts w:ascii="Arial" w:hAnsi="Arial" w:cs="Arial"/>
-          <w:sz w:val="24"/>
-        </w:rPr>
-        <w:t>: Indicar que todos los archivos modificados se subirán a Git.</w:t>
-      </w:r>
-    </w:p>
-    <w:p>
-      <w:pPr>
-        <w:pStyle w:val="Prrafodelista"/>
-        <w:numPr>
-          <w:ilvl w:val="0"/>
-          <w:numId w:val="24"/>
-        </w:numPr>
-        <w:spacing w:after="0"/>
-        <w:jc w:val="both"/>
-        <w:rPr>
-          <w:rFonts w:ascii="Consolas" w:hAnsi="Consolas" w:cs="Arial"/>
-          <w:sz w:val="24"/>
-        </w:rPr>
-      </w:pPr>
-      <w:r>
-        <w:rPr>
-          <w:rFonts w:ascii="Consolas" w:hAnsi="Consolas" w:cs="Arial"/>
-          <w:sz w:val="24"/>
-        </w:rPr>
-        <w:t xml:space="preserve">Git </w:t>
-      </w:r>
-      <w:proofErr w:type="spellStart"/>
-      <w:r>
-        <w:rPr>
-          <w:rFonts w:ascii="Consolas" w:hAnsi="Consolas" w:cs="Arial"/>
-          <w:sz w:val="24"/>
-        </w:rPr>
-        <w:t>commit</w:t>
-      </w:r>
-      <w:proofErr w:type="spellEnd"/>
-      <w:r>
-        <w:rPr>
-          <w:rFonts w:ascii="Consolas" w:hAnsi="Consolas" w:cs="Arial"/>
-          <w:sz w:val="24"/>
-        </w:rPr>
-        <w:t xml:space="preserve"> -m “nombre de </w:t>
-      </w:r>
-      <w:proofErr w:type="spellStart"/>
-      <w:r>
-        <w:rPr>
-          <w:rFonts w:ascii="Consolas" w:hAnsi="Consolas" w:cs="Arial"/>
-          <w:sz w:val="24"/>
-        </w:rPr>
-        <w:t>commit</w:t>
-      </w:r>
-      <w:proofErr w:type="spellEnd"/>
-      <w:r>
-        <w:rPr>
-          <w:rFonts w:ascii="Consolas" w:hAnsi="Consolas" w:cs="Arial"/>
-          <w:sz w:val="24"/>
-        </w:rPr>
-        <w:t>”</w:t>
-      </w:r>
-      <w:r>
-        <w:rPr>
-          <w:rFonts w:ascii="Arial" w:hAnsi="Arial" w:cs="Arial"/>
-          <w:sz w:val="24"/>
-        </w:rPr>
-        <w:t xml:space="preserve">: Indicar </w:t>
-      </w:r>
-      <w:proofErr w:type="gramStart"/>
-      <w:r>
-        <w:rPr>
-          <w:rFonts w:ascii="Arial" w:hAnsi="Arial" w:cs="Arial"/>
-          <w:sz w:val="24"/>
-        </w:rPr>
-        <w:t>el  nombr</w:t>
-      </w:r>
-      <w:r>
-        <w:rPr>
-          <w:rFonts w:ascii="Arial" w:hAnsi="Arial" w:cs="Arial"/>
-          <w:sz w:val="24"/>
-        </w:rPr>
-        <w:t>e</w:t>
-      </w:r>
-      <w:proofErr w:type="gramEnd"/>
-      <w:r>
-        <w:rPr>
-          <w:rFonts w:ascii="Arial" w:hAnsi="Arial" w:cs="Arial"/>
-          <w:sz w:val="24"/>
-        </w:rPr>
-        <w:t xml:space="preserve"> del </w:t>
-      </w:r>
-      <w:proofErr w:type="spellStart"/>
-      <w:r>
-        <w:rPr>
-          <w:rFonts w:ascii="Arial" w:hAnsi="Arial" w:cs="Arial"/>
-          <w:sz w:val="24"/>
-        </w:rPr>
-        <w:t>commit</w:t>
-      </w:r>
-      <w:proofErr w:type="spellEnd"/>
-      <w:r>
-        <w:rPr>
-          <w:rFonts w:ascii="Arial" w:hAnsi="Arial" w:cs="Arial"/>
-          <w:sz w:val="24"/>
-        </w:rPr>
-        <w:t>.</w:t>
-      </w:r>
-    </w:p>
-    <w:p>
-      <w:pPr>
-        <w:pStyle w:val="Prrafodelista"/>
-        <w:numPr>
-          <w:ilvl w:val="0"/>
-          <w:numId w:val="24"/>
-        </w:numPr>
-        <w:spacing w:after="0"/>
-        <w:jc w:val="both"/>
-        <w:rPr>
-          <w:rFonts w:ascii="Consolas" w:hAnsi="Consolas" w:cs="Arial"/>
-          <w:sz w:val="24"/>
-        </w:rPr>
-      </w:pPr>
-      <w:r>
-        <w:rPr>
-          <w:rFonts w:ascii="Consolas" w:hAnsi="Consolas" w:cs="Arial"/>
-          <w:sz w:val="24"/>
-        </w:rPr>
-        <w:t xml:space="preserve">Git </w:t>
-      </w:r>
-      <w:proofErr w:type="spellStart"/>
-      <w:r>
-        <w:rPr>
-          <w:rFonts w:ascii="Consolas" w:hAnsi="Consolas" w:cs="Arial"/>
-          <w:sz w:val="24"/>
-        </w:rPr>
-        <w:t>push</w:t>
-      </w:r>
-      <w:proofErr w:type="spellEnd"/>
-      <w:r>
-        <w:rPr>
-          <w:rFonts w:ascii="Consolas" w:hAnsi="Consolas" w:cs="Arial"/>
-          <w:sz w:val="24"/>
-        </w:rPr>
-        <w:t xml:space="preserve"> </w:t>
-      </w:r>
-      <w:proofErr w:type="spellStart"/>
-      <w:r>
-        <w:rPr>
-          <w:rFonts w:ascii="Consolas" w:hAnsi="Consolas" w:cs="Arial"/>
-          <w:sz w:val="24"/>
-        </w:rPr>
-        <w:t>origin</w:t>
-      </w:r>
-      <w:proofErr w:type="spellEnd"/>
-      <w:r>
-        <w:rPr>
-          <w:rFonts w:ascii="Consolas" w:hAnsi="Consolas" w:cs="Arial"/>
-          <w:sz w:val="24"/>
-        </w:rPr>
-        <w:t xml:space="preserve"> </w:t>
-      </w:r>
-      <w:proofErr w:type="spellStart"/>
-      <w:r>
-        <w:rPr>
-          <w:rFonts w:ascii="Consolas" w:hAnsi="Consolas" w:cs="Arial"/>
-          <w:sz w:val="24"/>
-        </w:rPr>
-        <w:t>main</w:t>
-      </w:r>
-      <w:proofErr w:type="spellEnd"/>
-      <w:r>
-        <w:rPr>
-          <w:rFonts w:ascii="Arial" w:hAnsi="Arial" w:cs="Arial"/>
-          <w:sz w:val="24"/>
-        </w:rPr>
-        <w:t>: Enviar a Git todas la</w:t>
-      </w:r>
-      <w:r>
-        <w:rPr>
-          <w:rFonts w:ascii="Arial" w:hAnsi="Arial" w:cs="Arial"/>
-          <w:sz w:val="24"/>
-        </w:rPr>
-        <w:t xml:space="preserve">s </w:t>
-      </w:r>
-      <w:proofErr w:type="spellStart"/>
-      <w:r>
-        <w:rPr>
-          <w:rFonts w:ascii="Arial" w:hAnsi="Arial" w:cs="Arial"/>
-          <w:sz w:val="24"/>
-        </w:rPr>
-        <w:t>modificacione</w:t>
-      </w:r>
-      <w:proofErr w:type="spellEnd"/>
-      <w:r>
-        <w:rPr>
-          <w:rFonts w:ascii="Arial" w:hAnsi="Arial" w:cs="Arial"/>
-          <w:sz w:val="24"/>
-        </w:rPr>
-        <w:t>.</w:t>
-      </w:r>
-    </w:p>
-    <w:p>
-      <w:pPr>
-        <w:spacing w:after="0"/>
-        <w:jc w:val="both"/>
-        <w:rPr>
-          <w:rFonts w:ascii="Consolas" w:hAnsi="Consolas" w:cs="Arial"/>
-          <w:sz w:val="24"/>
-        </w:rPr>
-      </w:pPr>
-    </w:p>
-    <w:p>
-      <w:pPr>
-        <w:spacing w:after="0"/>
-        <w:jc w:val="both"/>
-        <w:rPr>
-          <w:rFonts w:ascii="Consolas" w:hAnsi="Consolas" w:cs="Arial"/>
-          <w:sz w:val="24"/>
-        </w:rPr>
-      </w:pPr>
-      <w:r>
-        <w:rPr>
-          <w:rFonts w:ascii="Consolas" w:hAnsi="Consolas" w:cs="Arial"/>
-          <w:sz w:val="24"/>
-        </w:rPr>
-        <w:lastRenderedPageBreak/>
-        <w:drawing>
-          <wp:inline distT="0" distB="0" distL="0" distR="0" wp14:anchorId="7F999D63" wp14:editId="62DA2CC2">
-            <wp:extent cx="5292090" cy="1918970"/>
-            <wp:effectExtent l="0" t="0" r="3810" b="5080"/>
-            <wp:docPr id="12" name="Imagen 12"/>
-            <wp:cNvGraphicFramePr>
-              <a:graphicFrameLocks xmlns:a="http://schemas.openxmlformats.org/drawingml/2006/main" noChangeAspect="1"/>
-            </wp:cNvGraphicFramePr>
-            <a:graphic xmlns:a="http://schemas.openxmlformats.org/drawingml/2006/main">
-              <a:graphicData uri="http://schemas.openxmlformats.org/drawingml/2006/picture">
-                <pic:pic xmlns:pic="http://schemas.openxmlformats.org/drawingml/2006/picture">
-                  <pic:nvPicPr>
-                    <pic:cNvPr id="1" name=""/>
-                    <pic:cNvPicPr/>
-                  </pic:nvPicPr>
-                  <pic:blipFill>
-                    <a:blip r:embed="rId17"/>
-                    <a:stretch>
-                      <a:fillRect/>
-                    </a:stretch>
-                  </pic:blipFill>
-                  <pic:spPr>
-                    <a:xfrm>
-                      <a:off x="0" y="0"/>
                       <a:ext cx="5292090" cy="1918970"/>
                     </a:xfrm>
                     <a:prstGeom prst="rect">
@@ -2167,6 +3493,7 @@
     <w:p>
       <w:pPr>
         <w:spacing w:after="0"/>
+        <w:ind w:left="709"/>
         <w:jc w:val="both"/>
         <w:rPr>
           <w:rFonts w:ascii="Consolas" w:hAnsi="Consolas" w:cs="Arial"/>
@@ -2176,73 +3503,60 @@
     </w:p>
     <w:p>
       <w:pPr>
-        <w:pStyle w:val="Ttulo1"/>
-      </w:pPr>
+        <w:pStyle w:val="Ttulo2"/>
+        <w:numPr>
+          <w:ilvl w:val="1"/>
+          <w:numId w:val="27"/>
+        </w:numPr>
+        <w:spacing w:before="0"/>
+        <w:ind w:left="851" w:hanging="567"/>
+      </w:pPr>
+      <w:bookmarkStart w:id="7" w:name="_Toc223294724"/>
       <w:r>
         <w:t>CREACION DE PROYECTO EN S</w:t>
       </w:r>
       <w:r>
         <w:t>UPABASE</w:t>
       </w:r>
-    </w:p>
-    <w:p>
-      <w:pPr>
-        <w:rPr>
-          <w:rFonts w:ascii="Arial" w:hAnsi="Arial" w:cs="Arial"/>
-          <w:sz w:val="24"/>
-        </w:rPr>
-      </w:pPr>
-    </w:p>
-    <w:p>
-      <w:pPr>
-        <w:rPr>
-          <w:rFonts w:ascii="Arial" w:hAnsi="Arial" w:cs="Arial"/>
-          <w:sz w:val="24"/>
-        </w:rPr>
-      </w:pPr>
-      <w:r>
-        <w:rPr>
-          <w:rFonts w:ascii="Arial" w:hAnsi="Arial" w:cs="Arial"/>
-          <w:sz w:val="24"/>
-        </w:rPr>
-        <w:t xml:space="preserve">Primero procedemos con la creación del proyecto, y debemos de tomar nota de los datos importantes como el </w:t>
-      </w:r>
-      <w:proofErr w:type="spellStart"/>
-      <w:r>
-        <w:rPr>
-          <w:rFonts w:ascii="Arial" w:hAnsi="Arial" w:cs="Arial"/>
-          <w:sz w:val="24"/>
-        </w:rPr>
-        <w:t>password</w:t>
-      </w:r>
-      <w:proofErr w:type="spellEnd"/>
-      <w:r>
-        <w:rPr>
-          <w:rFonts w:ascii="Arial" w:hAnsi="Arial" w:cs="Arial"/>
-          <w:sz w:val="24"/>
-        </w:rPr>
-        <w:t xml:space="preserve">, y le damos a </w:t>
-      </w:r>
-      <w:proofErr w:type="spellStart"/>
-      <w:r>
-        <w:rPr>
-          <w:rFonts w:ascii="Arial" w:hAnsi="Arial" w:cs="Arial"/>
-          <w:sz w:val="24"/>
-        </w:rPr>
-        <w:t>Create</w:t>
-      </w:r>
-      <w:proofErr w:type="spellEnd"/>
-      <w:r>
-        <w:rPr>
-          <w:rFonts w:ascii="Arial" w:hAnsi="Arial" w:cs="Arial"/>
-          <w:sz w:val="24"/>
-        </w:rPr>
-        <w:t xml:space="preserve"> Project.</w:t>
+      <w:bookmarkEnd w:id="7"/>
+    </w:p>
+    <w:p>
+      <w:pPr>
+        <w:rPr>
+          <w:rFonts w:ascii="Arial" w:hAnsi="Arial" w:cs="Arial"/>
+          <w:sz w:val="24"/>
+        </w:rPr>
+      </w:pPr>
+    </w:p>
+    <w:p>
+      <w:pPr>
+        <w:ind w:left="851"/>
+        <w:jc w:val="both"/>
+        <w:rPr>
+          <w:rFonts w:ascii="Arial" w:hAnsi="Arial" w:cs="Arial"/>
+          <w:sz w:val="24"/>
+        </w:rPr>
+      </w:pPr>
+      <w:r>
+        <w:rPr>
+          <w:rFonts w:ascii="Arial" w:hAnsi="Arial" w:cs="Arial"/>
+          <w:sz w:val="24"/>
+        </w:rPr>
+        <w:lastRenderedPageBreak/>
+        <w:t>En la siguiente fase, creamos un proyecto en Supabase, registrando parámetros de conexión necesarios para el enlace con la base de datos. Accedimos a la sección de connect, utilizando el método Session Pooler, desde donde obtuvimos los datos necesarios para la configuración del entrono local</w:t>
+      </w:r>
+      <w:r>
+        <w:rPr>
+          <w:rFonts w:ascii="Arial" w:hAnsi="Arial" w:cs="Arial"/>
+          <w:sz w:val="24"/>
+        </w:rPr>
+        <w:t xml:space="preserve">. </w:t>
       </w:r>
     </w:p>
     <w:p>
       <w:pPr>
         <w:spacing w:before="100" w:beforeAutospacing="1" w:after="100" w:afterAutospacing="1" w:line="240" w:lineRule="auto"/>
+        <w:ind w:left="851"/>
         <w:rPr>
           <w:rFonts w:ascii="Arial" w:eastAsia="Times New Roman" w:hAnsi="Arial" w:cs="Arial"/>
           <w:sz w:val="24"/>
@@ -2272,7 +3586,7 @@
                     </pic:cNvPicPr>
                   </pic:nvPicPr>
                   <pic:blipFill>
-                    <a:blip r:embed="rId18">
+                    <a:blip r:embed="rId17">
                       <a:extLst>
                         <a:ext uri="{28A0092B-C50C-407E-A947-70E740481C1C}">
                           <a14:useLocalDpi xmlns:a14="http://schemas.microsoft.com/office/drawing/2010/main" val="0"/>
@@ -2307,39 +3621,7 @@
     <w:p>
       <w:pPr>
         <w:spacing w:before="100" w:beforeAutospacing="1" w:after="100" w:afterAutospacing="1" w:line="240" w:lineRule="auto"/>
-        <w:rPr>
-          <w:rFonts w:ascii="Arial" w:eastAsia="Times New Roman" w:hAnsi="Arial" w:cs="Arial"/>
-          <w:sz w:val="24"/>
-        </w:rPr>
-      </w:pPr>
-      <w:r>
-        <w:rPr>
-          <w:rFonts w:ascii="Arial" w:eastAsia="Times New Roman" w:hAnsi="Arial" w:cs="Arial"/>
-          <w:sz w:val="24"/>
-        </w:rPr>
-        <w:lastRenderedPageBreak/>
-        <w:t xml:space="preserve">Una </w:t>
-      </w:r>
-      <w:r>
-        <w:rPr>
-          <w:rFonts w:ascii="Arial" w:eastAsia="Times New Roman" w:hAnsi="Arial" w:cs="Arial"/>
-          <w:sz w:val="24"/>
-        </w:rPr>
-        <w:t>vez hecho esto, tendremos nuestro proyecto creado, listo para empezar a trabajar.</w:t>
-      </w:r>
-    </w:p>
-    <w:p>
-      <w:pPr>
-        <w:spacing w:before="100" w:beforeAutospacing="1" w:after="100" w:afterAutospacing="1" w:line="240" w:lineRule="auto"/>
-        <w:rPr>
-          <w:rFonts w:ascii="Arial" w:eastAsia="Times New Roman" w:hAnsi="Arial" w:cs="Arial"/>
-          <w:sz w:val="24"/>
-        </w:rPr>
-      </w:pPr>
-    </w:p>
-    <w:p>
-      <w:pPr>
-        <w:spacing w:before="100" w:beforeAutospacing="1" w:after="100" w:afterAutospacing="1" w:line="240" w:lineRule="auto"/>
+        <w:ind w:left="851"/>
         <w:rPr>
           <w:rFonts w:ascii="Times New Roman" w:eastAsia="Times New Roman" w:hAnsi="Times New Roman"/>
           <w:sz w:val="24"/>
@@ -2369,7 +3651,7 @@
                     </pic:cNvPicPr>
                   </pic:nvPicPr>
                   <pic:blipFill>
-                    <a:blip r:embed="rId19">
+                    <a:blip r:embed="rId18">
                       <a:extLst>
                         <a:ext uri="{28A0092B-C50C-407E-A947-70E740481C1C}">
                           <a14:useLocalDpi xmlns:a14="http://schemas.microsoft.com/office/drawing/2010/main" val="0"/>
@@ -2404,6 +3686,7 @@
     <w:p>
       <w:pPr>
         <w:spacing w:before="100" w:beforeAutospacing="1" w:after="100" w:afterAutospacing="1" w:line="240" w:lineRule="auto"/>
+        <w:ind w:left="851"/>
         <w:rPr>
           <w:rFonts w:ascii="Arial" w:eastAsia="Times New Roman" w:hAnsi="Arial" w:cs="Arial"/>
           <w:sz w:val="24"/>
@@ -2412,93 +3695,293 @@
       <w:r>
         <w:rPr>
           <w:rFonts w:ascii="Arial" w:eastAsia="Times New Roman" w:hAnsi="Arial" w:cs="Arial"/>
-          <w:sz w:val="24"/>
-        </w:rPr>
-        <w:t xml:space="preserve">Debemos ingresar a la parte de </w:t>
-      </w:r>
-      <w:proofErr w:type="spellStart"/>
-      <w:r>
-        <w:rPr>
-          <w:rFonts w:ascii="Arial" w:eastAsia="Times New Roman" w:hAnsi="Arial" w:cs="Arial"/>
-          <w:sz w:val="24"/>
-        </w:rPr>
-        <w:t>connect</w:t>
-      </w:r>
-      <w:proofErr w:type="spellEnd"/>
-      <w:r>
-        <w:rPr>
-          <w:rFonts w:ascii="Arial" w:eastAsia="Times New Roman" w:hAnsi="Arial" w:cs="Arial"/>
-          <w:sz w:val="24"/>
-        </w:rPr>
-        <w:t xml:space="preserve">, y poner en </w:t>
-      </w:r>
-      <w:proofErr w:type="spellStart"/>
-      <w:r>
-        <w:rPr>
-          <w:rFonts w:ascii="Arial" w:eastAsia="Times New Roman" w:hAnsi="Arial" w:cs="Arial"/>
-          <w:sz w:val="24"/>
-        </w:rPr>
-        <w:t>Method</w:t>
-      </w:r>
-      <w:proofErr w:type="spellEnd"/>
-      <w:r>
-        <w:rPr>
-          <w:rFonts w:ascii="Arial" w:eastAsia="Times New Roman" w:hAnsi="Arial" w:cs="Arial"/>
-          <w:sz w:val="24"/>
-        </w:rPr>
-        <w:t xml:space="preserve"> </w:t>
-      </w:r>
-      <w:proofErr w:type="spellStart"/>
-      <w:r>
-        <w:rPr>
-          <w:rFonts w:ascii="Arial" w:eastAsia="Times New Roman" w:hAnsi="Arial" w:cs="Arial"/>
-          <w:sz w:val="24"/>
-        </w:rPr>
-        <w:t>Session</w:t>
-      </w:r>
-      <w:proofErr w:type="spellEnd"/>
-      <w:r>
-        <w:rPr>
-          <w:rFonts w:ascii="Arial" w:eastAsia="Times New Roman" w:hAnsi="Arial" w:cs="Arial"/>
-          <w:sz w:val="24"/>
-        </w:rPr>
-        <w:t xml:space="preserve"> </w:t>
-      </w:r>
-      <w:proofErr w:type="spellStart"/>
-      <w:r>
-        <w:rPr>
-          <w:rFonts w:ascii="Arial" w:eastAsia="Times New Roman" w:hAnsi="Arial" w:cs="Arial"/>
-          <w:sz w:val="24"/>
-        </w:rPr>
-        <w:t>Pooler</w:t>
-      </w:r>
-      <w:proofErr w:type="spellEnd"/>
-      <w:r>
-        <w:rPr>
-          <w:rFonts w:ascii="Arial" w:eastAsia="Times New Roman" w:hAnsi="Arial" w:cs="Arial"/>
-          <w:sz w:val="24"/>
-        </w:rPr>
-        <w:t xml:space="preserve"> y copiar los parámetros que nos da.</w:t>
-      </w:r>
-    </w:p>
-    <w:p>
-      <w:pPr>
-        <w:spacing w:before="100" w:beforeAutospacing="1" w:after="100" w:afterAutospacing="1" w:line="240" w:lineRule="auto"/>
-        <w:rPr>
-          <w:rFonts w:ascii="Arial" w:eastAsia="Times New Roman" w:hAnsi="Arial" w:cs="Arial"/>
-          <w:sz w:val="24"/>
-        </w:rPr>
-      </w:pPr>
-      <w:r>
-        <w:rPr>
-          <w:rFonts w:ascii="Arial" w:eastAsia="Times New Roman" w:hAnsi="Arial" w:cs="Arial"/>
-          <w:sz w:val="24"/>
-        </w:rPr>
+          <w:noProof/>
+          <w:sz w:val="24"/>
+        </w:rPr>
+        <w:lastRenderedPageBreak/>
         <w:drawing>
           <wp:inline distT="0" distB="0" distL="0" distR="0" wp14:anchorId="3077CD16" wp14:editId="72191D47">
             <wp:extent cx="5292090" cy="3324225"/>
             <wp:effectExtent l="0" t="0" r="3810" b="9525"/>
             <wp:docPr id="15" name="Imagen 15"/>
+            <wp:cNvGraphicFramePr>
+              <a:graphicFrameLocks xmlns:a="http://schemas.openxmlformats.org/drawingml/2006/main" noChangeAspect="1"/>
+            </wp:cNvGraphicFramePr>
+            <a:graphic xmlns:a="http://schemas.openxmlformats.org/drawingml/2006/main">
+              <a:graphicData uri="http://schemas.openxmlformats.org/drawingml/2006/picture">
+                <pic:pic xmlns:pic="http://schemas.openxmlformats.org/drawingml/2006/picture">
+                  <pic:nvPicPr>
+                    <pic:cNvPr id="1" name=""/>
+                    <pic:cNvPicPr/>
+                  </pic:nvPicPr>
+                  <pic:blipFill>
+                    <a:blip r:embed="rId19"/>
+                    <a:stretch>
+                      <a:fillRect/>
+                    </a:stretch>
+                  </pic:blipFill>
+                  <pic:spPr>
+                    <a:xfrm>
+                      <a:off x="0" y="0"/>
+                      <a:ext cx="5292090" cy="3324225"/>
+                    </a:xfrm>
+                    <a:prstGeom prst="rect">
+                      <a:avLst/>
+                    </a:prstGeom>
+                  </pic:spPr>
+                </pic:pic>
+              </a:graphicData>
+            </a:graphic>
+          </wp:inline>
+        </w:drawing>
+      </w:r>
+    </w:p>
+    <w:p>
+      <w:pPr>
+        <w:spacing w:after="0" w:line="240" w:lineRule="auto"/>
+        <w:ind w:left="709"/>
+        <w:rPr>
+          <w:rFonts w:ascii="Arial" w:eastAsia="Times New Roman" w:hAnsi="Arial" w:cs="Arial"/>
+          <w:sz w:val="24"/>
+        </w:rPr>
+      </w:pPr>
+    </w:p>
+    <w:p>
+      <w:pPr>
+        <w:pStyle w:val="Ttulo2"/>
+        <w:numPr>
+          <w:ilvl w:val="1"/>
+          <w:numId w:val="27"/>
+        </w:numPr>
+        <w:spacing w:before="0"/>
+        <w:ind w:left="851" w:hanging="567"/>
+      </w:pPr>
+      <w:bookmarkStart w:id="8" w:name="_Toc223294725"/>
+      <w:r>
+        <w:t>DISEÑO EN LA ARQUITECTURA DE DATOS</w:t>
+      </w:r>
+      <w:bookmarkEnd w:id="8"/>
+    </w:p>
+    <w:p>
+      <w:pPr>
+        <w:spacing w:after="0"/>
+        <w:ind w:left="851"/>
+        <w:rPr>
+          <w:rFonts w:ascii="Arial" w:hAnsi="Arial" w:cs="Arial"/>
+          <w:sz w:val="24"/>
+        </w:rPr>
+      </w:pPr>
+    </w:p>
+    <w:p>
+      <w:pPr>
+        <w:spacing w:after="0"/>
+        <w:ind w:left="851"/>
+        <w:rPr>
+          <w:rFonts w:ascii="Arial" w:hAnsi="Arial" w:cs="Arial"/>
+          <w:sz w:val="24"/>
+        </w:rPr>
+      </w:pPr>
+      <w:r>
+        <w:rPr>
+          <w:rFonts w:ascii="Arial" w:hAnsi="Arial" w:cs="Arial"/>
+          <w:sz w:val="24"/>
+        </w:rPr>
+        <w:t>Dentro de</w:t>
+      </w:r>
+      <w:r>
+        <w:rPr>
+          <w:rFonts w:ascii="Arial" w:hAnsi="Arial" w:cs="Arial"/>
+          <w:sz w:val="24"/>
+        </w:rPr>
+        <w:t xml:space="preserve"> Supa base, se implementaron los esquemas Bronze, Silver y Gold desde el SQL Editor. Esta estructura, responde a una arquitectura en la que:</w:t>
+      </w:r>
+    </w:p>
+    <w:p>
+      <w:pPr>
+        <w:spacing w:after="0"/>
+        <w:ind w:left="851"/>
+        <w:rPr>
+          <w:rFonts w:ascii="Arial" w:hAnsi="Arial" w:cs="Arial"/>
+          <w:sz w:val="24"/>
+        </w:rPr>
+      </w:pPr>
+    </w:p>
+    <w:p>
+      <w:pPr>
+        <w:pStyle w:val="Prrafodelista"/>
+        <w:numPr>
+          <w:ilvl w:val="0"/>
+          <w:numId w:val="24"/>
+        </w:numPr>
+        <w:spacing w:after="0"/>
+        <w:ind w:left="1276"/>
+        <w:rPr>
+          <w:rFonts w:ascii="Arial" w:hAnsi="Arial" w:cs="Arial"/>
+          <w:sz w:val="24"/>
+        </w:rPr>
+      </w:pPr>
+      <w:r>
+        <w:rPr>
+          <w:rFonts w:ascii="Arial" w:hAnsi="Arial" w:cs="Arial"/>
+          <w:sz w:val="24"/>
+        </w:rPr>
+        <w:t>Bronze: Almacena los datos en bruto, tal como se extraen de la fuente.</w:t>
+      </w:r>
+    </w:p>
+    <w:p>
+      <w:pPr>
+        <w:pStyle w:val="Prrafodelista"/>
+        <w:numPr>
+          <w:ilvl w:val="0"/>
+          <w:numId w:val="24"/>
+        </w:numPr>
+        <w:spacing w:after="0"/>
+        <w:ind w:left="1276"/>
+        <w:rPr>
+          <w:rFonts w:ascii="Arial" w:hAnsi="Arial" w:cs="Arial"/>
+          <w:sz w:val="24"/>
+        </w:rPr>
+      </w:pPr>
+      <w:r>
+        <w:rPr>
+          <w:rFonts w:ascii="Arial" w:hAnsi="Arial" w:cs="Arial"/>
+          <w:sz w:val="24"/>
+        </w:rPr>
+        <w:t>Silver: Contiene datos depurados y transformados.</w:t>
+      </w:r>
+    </w:p>
+    <w:p>
+      <w:pPr>
+        <w:pStyle w:val="Prrafodelista"/>
+        <w:numPr>
+          <w:ilvl w:val="0"/>
+          <w:numId w:val="24"/>
+        </w:numPr>
+        <w:spacing w:after="0"/>
+        <w:ind w:left="1276"/>
+        <w:rPr>
+          <w:rFonts w:ascii="Arial" w:hAnsi="Arial" w:cs="Arial"/>
+          <w:sz w:val="24"/>
+        </w:rPr>
+      </w:pPr>
+      <w:r>
+        <w:rPr>
+          <w:rFonts w:ascii="Arial" w:hAnsi="Arial" w:cs="Arial"/>
+          <w:sz w:val="24"/>
+        </w:rPr>
+        <w:t xml:space="preserve">Gold: </w:t>
+      </w:r>
+      <w:r>
+        <w:rPr>
+          <w:rFonts w:ascii="Arial" w:hAnsi="Arial" w:cs="Arial"/>
+          <w:sz w:val="24"/>
+        </w:rPr>
+        <w:t>Reúne</w:t>
+      </w:r>
+      <w:r>
+        <w:rPr>
+          <w:rFonts w:ascii="Arial" w:hAnsi="Arial" w:cs="Arial"/>
+          <w:sz w:val="24"/>
+        </w:rPr>
+        <w:t xml:space="preserve"> </w:t>
+      </w:r>
+      <w:r>
+        <w:rPr>
+          <w:rFonts w:ascii="Arial" w:hAnsi="Arial" w:cs="Arial"/>
+          <w:sz w:val="24"/>
+        </w:rPr>
+        <w:t>información</w:t>
+      </w:r>
+      <w:r>
+        <w:rPr>
+          <w:rFonts w:ascii="Arial" w:hAnsi="Arial" w:cs="Arial"/>
+          <w:sz w:val="24"/>
+        </w:rPr>
+        <w:t xml:space="preserve"> procesada y optimizada para el análisis o consumo final.</w:t>
+      </w:r>
+    </w:p>
+    <w:p>
+      <w:pPr>
+        <w:spacing w:after="0"/>
+        <w:ind w:left="1276"/>
+        <w:rPr>
+          <w:rFonts w:ascii="Arial" w:hAnsi="Arial" w:cs="Arial"/>
+          <w:sz w:val="24"/>
+        </w:rPr>
+      </w:pPr>
+    </w:p>
+    <w:p>
+      <w:pPr>
+        <w:spacing w:after="0"/>
+        <w:ind w:left="851"/>
+        <w:rPr>
+          <w:rFonts w:ascii="Arial" w:hAnsi="Arial" w:cs="Arial"/>
+          <w:sz w:val="24"/>
+        </w:rPr>
+      </w:pPr>
+      <w:r>
+        <w:rPr>
+          <w:rFonts w:ascii="Arial" w:hAnsi="Arial" w:cs="Arial"/>
+          <w:sz w:val="24"/>
+        </w:rPr>
+        <w:t>Después</w:t>
+      </w:r>
+      <w:r>
+        <w:rPr>
+          <w:rFonts w:ascii="Arial" w:hAnsi="Arial" w:cs="Arial"/>
+          <w:sz w:val="24"/>
+        </w:rPr>
+        <w:t xml:space="preserve"> se verificó la creación de estos esquemas y de las tablas asociadas a través del TABLE Editor. Esta organización llamada Medallion, es fundamental en Big Data, puesto que permite mantener un orden, estabilidad y </w:t>
+      </w:r>
+      <w:r>
+        <w:rPr>
+          <w:rFonts w:ascii="Arial" w:hAnsi="Arial" w:cs="Arial"/>
+          <w:sz w:val="24"/>
+        </w:rPr>
+        <w:t>más</w:t>
+      </w:r>
+      <w:r>
+        <w:rPr>
+          <w:rFonts w:ascii="Arial" w:hAnsi="Arial" w:cs="Arial"/>
+          <w:sz w:val="24"/>
+        </w:rPr>
+        <w:t xml:space="preserve"> calidad al momento de </w:t>
+      </w:r>
+      <w:r>
+        <w:rPr>
+          <w:rFonts w:ascii="Arial" w:hAnsi="Arial" w:cs="Arial"/>
+          <w:sz w:val="24"/>
+        </w:rPr>
+        <w:t>tratar</w:t>
+      </w:r>
+      <w:r>
+        <w:rPr>
+          <w:rFonts w:ascii="Arial" w:hAnsi="Arial" w:cs="Arial"/>
+          <w:sz w:val="24"/>
+        </w:rPr>
+        <w:t xml:space="preserve"> los datos.</w:t>
+      </w:r>
+    </w:p>
+    <w:p>
+      <w:pPr>
+        <w:spacing w:after="0"/>
+        <w:ind w:left="851"/>
+      </w:pPr>
+    </w:p>
+    <w:p>
+      <w:pPr>
+        <w:ind w:left="851"/>
+      </w:pPr>
+      <w:r>
+        <w:rPr>
+          <w:noProof/>
+        </w:rPr>
+        <w:lastRenderedPageBreak/>
+        <w:drawing>
+          <wp:inline distT="0" distB="0" distL="0" distR="0" wp14:anchorId="7591645A" wp14:editId="03B063C4">
+            <wp:extent cx="5292090" cy="3678555"/>
+            <wp:effectExtent l="0" t="0" r="3810" b="0"/>
+            <wp:docPr id="16" name="Imagen 16"/>
             <wp:cNvGraphicFramePr>
               <a:graphicFrameLocks xmlns:a="http://schemas.openxmlformats.org/drawingml/2006/main" noChangeAspect="1"/>
             </wp:cNvGraphicFramePr>
@@ -2518,63 +4001,6 @@
                   <pic:spPr>
                     <a:xfrm>
                       <a:off x="0" y="0"/>
-                      <a:ext cx="5292090" cy="3324225"/>
-                    </a:xfrm>
-                    <a:prstGeom prst="rect">
-                      <a:avLst/>
-                    </a:prstGeom>
-                  </pic:spPr>
-                </pic:pic>
-              </a:graphicData>
-            </a:graphic>
-          </wp:inline>
-        </w:drawing>
-      </w:r>
-    </w:p>
-    <w:p>
-      <w:r>
-        <w:t xml:space="preserve">Una vez hecho esto, </w:t>
-      </w:r>
-      <w:proofErr w:type="spellStart"/>
-      <w:r>
-        <w:t>empesamos</w:t>
-      </w:r>
-      <w:proofErr w:type="spellEnd"/>
-      <w:r>
-        <w:t xml:space="preserve"> a crear los esquemas BONZE, SILVER y GOLD, desde el SQL EDITOR</w:t>
-      </w:r>
-      <w:r>
-        <w:t>.</w:t>
-      </w:r>
-    </w:p>
-    <w:p/>
-    <w:p>
-      <w:r>
-        <w:lastRenderedPageBreak/>
-        <w:drawing>
-          <wp:inline distT="0" distB="0" distL="0" distR="0" wp14:anchorId="7591645A" wp14:editId="03B063C4">
-            <wp:extent cx="5292090" cy="3678555"/>
-            <wp:effectExtent l="0" t="0" r="3810" b="0"/>
-            <wp:docPr id="16" name="Imagen 16"/>
-            <wp:cNvGraphicFramePr>
-              <a:graphicFrameLocks xmlns:a="http://schemas.openxmlformats.org/drawingml/2006/main" noChangeAspect="1"/>
-            </wp:cNvGraphicFramePr>
-            <a:graphic xmlns:a="http://schemas.openxmlformats.org/drawingml/2006/main">
-              <a:graphicData uri="http://schemas.openxmlformats.org/drawingml/2006/picture">
-                <pic:pic xmlns:pic="http://schemas.openxmlformats.org/drawingml/2006/picture">
-                  <pic:nvPicPr>
-                    <pic:cNvPr id="1" name=""/>
-                    <pic:cNvPicPr/>
-                  </pic:nvPicPr>
-                  <pic:blipFill>
-                    <a:blip r:embed="rId21"/>
-                    <a:stretch>
-                      <a:fillRect/>
-                    </a:stretch>
-                  </pic:blipFill>
-                  <pic:spPr>
-                    <a:xfrm>
-                      <a:off x="0" y="0"/>
                       <a:ext cx="5292090" cy="3678555"/>
                     </a:xfrm>
                     <a:prstGeom prst="rect">
@@ -2588,26 +4014,26 @@
         </w:drawing>
       </w:r>
     </w:p>
-    <w:p/>
-    <w:p>
-      <w:r>
-        <w:t>Y verificamos desde el TABLE EDITOR</w:t>
-      </w:r>
-    </w:p>
-    <w:p/>
-    <w:p>
+    <w:p>
+      <w:pPr>
+        <w:ind w:left="851"/>
+      </w:pPr>
+    </w:p>
+    <w:p>
+      <w:pPr>
+        <w:ind w:left="851"/>
+      </w:pPr>
       <w:r>
         <w:rPr>
           <w:noProof/>
         </w:rPr>
-        <w:lastRenderedPageBreak/>
         <mc:AlternateContent>
           <mc:Choice Requires="wps">
             <w:drawing>
-              <wp:anchor distT="0" distB="0" distL="114300" distR="114300" simplePos="0" relativeHeight="251850240" behindDoc="0" locked="0" layoutInCell="1" allowOverlap="1" wp14:anchorId="3E385F65" wp14:editId="5ED0CEF2">
+              <wp:anchor distT="0" distB="0" distL="114300" distR="114300" simplePos="0" relativeHeight="251850240" behindDoc="0" locked="0" layoutInCell="1" allowOverlap="1" wp14:anchorId="3E385F65" wp14:editId="5B210ABD">
                 <wp:simplePos x="0" y="0"/>
                 <wp:positionH relativeFrom="column">
-                  <wp:posOffset>612140</wp:posOffset>
+                  <wp:posOffset>1107440</wp:posOffset>
                 </wp:positionH>
                 <wp:positionV relativeFrom="paragraph">
                   <wp:posOffset>2053590</wp:posOffset>
@@ -2674,7 +4100,7 @@
           </mc:Choice>
           <mc:Fallback>
             <w:pict>
-              <v:rect w14:anchorId="3BE9E31C" id="Rectángulo 19" o:spid="_x0000_s1026" style="position:absolute;margin-left:48.2pt;margin-top:161.7pt;width:31.5pt;height:13.5pt;z-index:251850240;visibility:visible;mso-wrap-style:square;mso-width-percent:0;mso-height-percent:0;mso-wrap-distance-left:9pt;mso-wrap-distance-top:0;mso-wrap-distance-right:9pt;mso-wrap-distance-bottom:0;mso-position-horizontal:absolute;mso-position-horizontal-relative:text;mso-position-vertical:absolute;mso-position-vertical-relative:text;mso-width-percent:0;mso-height-percent:0;mso-width-relative:margin;mso-height-relative:margin;v-text-anchor:middle" o:gfxdata="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" filled="f" strokecolor="#4bacc6 [3208]">
+              <v:rect w14:anchorId="18B692E6" id="Rectángulo 19" o:spid="_x0000_s1026" style="position:absolute;margin-left:87.2pt;margin-top:161.7pt;width:31.5pt;height:13.5pt;z-index:251850240;visibility:visible;mso-wrap-style:square;mso-width-percent:0;mso-height-percent:0;mso-wrap-distance-left:9pt;mso-wrap-distance-top:0;mso-wrap-distance-right:9pt;mso-wrap-distance-bottom:0;mso-position-horizontal:absolute;mso-position-horizontal-relative:text;mso-position-vertical:absolute;mso-position-vertical-relative:text;mso-width-percent:0;mso-height-percent:0;mso-width-relative:margin;mso-height-relative:margin;v-text-anchor:middle" o:gfxdata="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" filled="f" strokecolor="#4bacc6 [3208]">
                 <v:stroke joinstyle="round"/>
               </v:rect>
             </w:pict>
@@ -2688,10 +4114,10 @@
         <mc:AlternateContent>
           <mc:Choice Requires="wps">
             <w:drawing>
-              <wp:anchor distT="0" distB="0" distL="114300" distR="114300" simplePos="0" relativeHeight="251848192" behindDoc="0" locked="0" layoutInCell="1" allowOverlap="1" wp14:anchorId="5C4C19BE" wp14:editId="3625389D">
+              <wp:anchor distT="0" distB="0" distL="114300" distR="114300" simplePos="0" relativeHeight="251848192" behindDoc="0" locked="0" layoutInCell="1" allowOverlap="1" wp14:anchorId="5C4C19BE" wp14:editId="74614D7A">
                 <wp:simplePos x="0" y="0"/>
                 <wp:positionH relativeFrom="column">
-                  <wp:posOffset>602615</wp:posOffset>
+                  <wp:posOffset>1126490</wp:posOffset>
                 </wp:positionH>
                 <wp:positionV relativeFrom="paragraph">
                   <wp:posOffset>1573530</wp:posOffset>
@@ -2758,7 +4184,7 @@
           </mc:Choice>
           <mc:Fallback>
             <w:pict>
-              <v:rect w14:anchorId="352F8B9E" id="Rectángulo 18" o:spid="_x0000_s1026" style="position:absolute;margin-left:47.45pt;margin-top:123.9pt;width:31.5pt;height:13.5pt;z-index:251848192;visibility:visible;mso-wrap-style:square;mso-width-percent:0;mso-height-percent:0;mso-wrap-distance-left:9pt;mso-wrap-distance-top:0;mso-wrap-distance-right:9pt;mso-wrap-distance-bottom:0;mso-position-horizontal:absolute;mso-position-horizontal-relative:text;mso-position-vertical:absolute;mso-position-vertical-relative:text;mso-width-percent:0;mso-height-percent:0;mso-width-relative:margin;mso-height-relative:margin;v-text-anchor:middle" o:gfxdata="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" filled="f" strokecolor="#4bacc6 [3208]">
+              <v:rect w14:anchorId="152ABBDD" id="Rectángulo 18" o:spid="_x0000_s1026" style="position:absolute;margin-left:88.7pt;margin-top:123.9pt;width:31.5pt;height:13.5pt;z-index:251848192;visibility:visible;mso-wrap-style:square;mso-width-percent:0;mso-height-percent:0;mso-wrap-distance-left:9pt;mso-wrap-distance-top:0;mso-wrap-distance-right:9pt;mso-wrap-distance-bottom:0;mso-position-horizontal:absolute;mso-position-horizontal-relative:text;mso-position-vertical:absolute;mso-position-vertical-relative:text;mso-width-percent:0;mso-height-percent:0;mso-width-relative:margin;mso-height-relative:margin;v-text-anchor:middle" o:gfxdata="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" filled="f" strokecolor="#4bacc6 [3208]">
                 <v:stroke joinstyle="round"/>
               </v:rect>
             </w:pict>
@@ -2766,11 +4192,72 @@
         </mc:AlternateContent>
       </w:r>
       <w:r>
+        <w:rPr>
+          <w:noProof/>
+        </w:rPr>
         <w:drawing>
           <wp:inline distT="0" distB="0" distL="0" distR="0" wp14:anchorId="6E085FBD" wp14:editId="524DBB90">
             <wp:extent cx="2600688" cy="4124901"/>
             <wp:effectExtent l="0" t="0" r="9525" b="9525"/>
             <wp:docPr id="17" name="Imagen 17"/>
+            <wp:cNvGraphicFramePr>
+              <a:graphicFrameLocks xmlns:a="http://schemas.openxmlformats.org/drawingml/2006/main" noChangeAspect="1"/>
+            </wp:cNvGraphicFramePr>
+            <a:graphic xmlns:a="http://schemas.openxmlformats.org/drawingml/2006/main">
+              <a:graphicData uri="http://schemas.openxmlformats.org/drawingml/2006/picture">
+                <pic:pic xmlns:pic="http://schemas.openxmlformats.org/drawingml/2006/picture">
+                  <pic:nvPicPr>
+                    <pic:cNvPr id="1" name=""/>
+                    <pic:cNvPicPr/>
+                  </pic:nvPicPr>
+                  <pic:blipFill>
+                    <a:blip r:embed="rId21"/>
+                    <a:stretch>
+                      <a:fillRect/>
+                    </a:stretch>
+                  </pic:blipFill>
+                  <pic:spPr>
+                    <a:xfrm>
+                      <a:off x="0" y="0"/>
+                      <a:ext cx="2600688" cy="4124901"/>
+                    </a:xfrm>
+                    <a:prstGeom prst="rect">
+                      <a:avLst/>
+                    </a:prstGeom>
+                  </pic:spPr>
+                </pic:pic>
+              </a:graphicData>
+            </a:graphic>
+          </wp:inline>
+        </w:drawing>
+      </w:r>
+    </w:p>
+    <w:p>
+      <w:pPr>
+        <w:ind w:left="851"/>
+      </w:pPr>
+    </w:p>
+    <w:p>
+      <w:pPr>
+        <w:spacing w:after="0"/>
+        <w:ind w:left="851"/>
+        <w:rPr>
+          <w:rFonts w:ascii="Arial" w:hAnsi="Arial" w:cs="Arial"/>
+          <w:sz w:val="24"/>
+        </w:rPr>
+      </w:pPr>
+      <w:r>
+        <w:rPr>
+          <w:rFonts w:ascii="Arial" w:hAnsi="Arial" w:cs="Arial"/>
+          <w:noProof/>
+          <w:sz w:val="24"/>
+        </w:rPr>
+        <w:lastRenderedPageBreak/>
+        <w:drawing>
+          <wp:inline distT="0" distB="0" distL="0" distR="0" wp14:anchorId="799C6535" wp14:editId="7FE3A5E7">
+            <wp:extent cx="4191585" cy="2286319"/>
+            <wp:effectExtent l="0" t="0" r="0" b="0"/>
+            <wp:docPr id="20" name="Imagen 20"/>
             <wp:cNvGraphicFramePr>
               <a:graphicFrameLocks xmlns:a="http://schemas.openxmlformats.org/drawingml/2006/main" noChangeAspect="1"/>
             </wp:cNvGraphicFramePr>
@@ -2790,7 +4277,7 @@
                   <pic:spPr>
                     <a:xfrm>
                       <a:off x="0" y="0"/>
-                      <a:ext cx="2600688" cy="4124901"/>
+                      <a:ext cx="4191585" cy="2286319"/>
                     </a:xfrm>
                     <a:prstGeom prst="rect">
                       <a:avLst/>
@@ -2803,93 +4290,37 @@
         </w:drawing>
       </w:r>
     </w:p>
-    <w:p/>
-    <w:p>
-      <w:r>
-        <w:t xml:space="preserve">Se tiene que considerar que el esquema </w:t>
-      </w:r>
-      <w:proofErr w:type="spellStart"/>
-      <w:r>
-        <w:rPr>
-          <w:b/>
-          <w:bCs/>
-          <w:i/>
-          <w:iCs/>
-        </w:rPr>
-        <w:t>Bronze</w:t>
-      </w:r>
-      <w:proofErr w:type="spellEnd"/>
-      <w:r>
-        <w:t xml:space="preserve">, tiene los datos tal cual se extraen, el </w:t>
-      </w:r>
-      <w:r>
-        <w:rPr>
-          <w:b/>
-          <w:bCs/>
-          <w:i/>
-          <w:iCs/>
-        </w:rPr>
-        <w:t>Silver</w:t>
-      </w:r>
-      <w:r>
-        <w:t xml:space="preserve"> y el </w:t>
-      </w:r>
-      <w:r>
-        <w:rPr>
-          <w:b/>
-          <w:bCs/>
-          <w:i/>
-          <w:iCs/>
-        </w:rPr>
-        <w:t>Gold</w:t>
-      </w:r>
-      <w:r>
-        <w:t xml:space="preserve"> .</w:t>
-      </w:r>
-    </w:p>
-    <w:p/>
-    <w:p>
-      <w:pPr>
-        <w:rPr>
-          <w:rFonts w:ascii="Arial" w:hAnsi="Arial" w:cs="Arial"/>
-          <w:sz w:val="24"/>
-        </w:rPr>
-      </w:pPr>
-      <w:r>
-        <w:rPr>
-          <w:rFonts w:ascii="Arial" w:hAnsi="Arial" w:cs="Arial"/>
-          <w:sz w:val="24"/>
-        </w:rPr>
-        <w:t>Una vez hecho los esquemas, empezamos con las tablas necesarias, debemos colocar antes del nombre de la tabla, el identificador de que esquema es el que estamos usando.</w:t>
-      </w:r>
-    </w:p>
-    <w:p>
-      <w:pPr>
-        <w:rPr>
-          <w:rFonts w:ascii="Arial" w:hAnsi="Arial" w:cs="Arial"/>
-          <w:sz w:val="24"/>
-        </w:rPr>
-      </w:pPr>
-    </w:p>
     <w:p>
       <w:pPr>
         <w:spacing w:after="0"/>
-        <w:rPr>
-          <w:rFonts w:ascii="Arial" w:hAnsi="Arial" w:cs="Arial"/>
-          <w:sz w:val="24"/>
-        </w:rPr>
-      </w:pPr>
-      <w:r>
-        <w:rPr>
-          <w:rFonts w:ascii="Arial" w:hAnsi="Arial" w:cs="Arial"/>
-          <w:sz w:val="24"/>
-        </w:rPr>
-        <w:lastRenderedPageBreak/>
+        <w:ind w:left="851"/>
+        <w:rPr>
+          <w:rFonts w:ascii="Arial" w:hAnsi="Arial" w:cs="Arial"/>
+          <w:sz w:val="24"/>
+        </w:rPr>
+      </w:pPr>
+    </w:p>
+    <w:p>
+      <w:pPr>
+        <w:spacing w:after="0"/>
+        <w:ind w:left="851"/>
+        <w:jc w:val="both"/>
+        <w:rPr>
+          <w:rFonts w:ascii="Consolas" w:hAnsi="Consolas" w:cs="Arial"/>
+          <w:sz w:val="24"/>
+        </w:rPr>
+      </w:pPr>
+      <w:r>
+        <w:rPr>
+          <w:rFonts w:ascii="Consolas" w:hAnsi="Consolas" w:cs="Arial"/>
+          <w:noProof/>
+          <w:sz w:val="24"/>
+        </w:rPr>
         <w:drawing>
-          <wp:inline distT="0" distB="0" distL="0" distR="0" wp14:anchorId="799C6535" wp14:editId="7FE3A5E7">
-            <wp:extent cx="4191585" cy="2286319"/>
+          <wp:inline distT="0" distB="0" distL="0" distR="0" wp14:anchorId="6483B625" wp14:editId="2BEF84A1">
+            <wp:extent cx="3581900" cy="2962688"/>
             <wp:effectExtent l="0" t="0" r="0" b="0"/>
-            <wp:docPr id="20" name="Imagen 20"/>
+            <wp:docPr id="21" name="Imagen 21"/>
             <wp:cNvGraphicFramePr>
               <a:graphicFrameLocks xmlns:a="http://schemas.openxmlformats.org/drawingml/2006/main" noChangeAspect="1"/>
             </wp:cNvGraphicFramePr>
@@ -2909,7 +4340,7 @@
                   <pic:spPr>
                     <a:xfrm>
                       <a:off x="0" y="0"/>
-                      <a:ext cx="4191585" cy="2286319"/>
+                      <a:ext cx="3581900" cy="2962688"/>
                     </a:xfrm>
                     <a:prstGeom prst="rect">
                       <a:avLst/>
@@ -2925,22 +4356,35 @@
     <w:p>
       <w:pPr>
         <w:spacing w:after="0"/>
+        <w:ind w:left="851"/>
         <w:jc w:val="both"/>
         <w:rPr>
           <w:rFonts w:ascii="Consolas" w:hAnsi="Consolas" w:cs="Arial"/>
           <w:sz w:val="24"/>
         </w:rPr>
       </w:pPr>
-      <w:r>
+    </w:p>
+    <w:p>
+      <w:pPr>
+        <w:spacing w:after="0"/>
+        <w:ind w:left="851"/>
+        <w:jc w:val="both"/>
         <w:rPr>
           <w:rFonts w:ascii="Consolas" w:hAnsi="Consolas" w:cs="Arial"/>
           <w:sz w:val="24"/>
         </w:rPr>
+      </w:pPr>
+      <w:r>
+        <w:rPr>
+          <w:rFonts w:ascii="Consolas" w:hAnsi="Consolas" w:cs="Arial"/>
+          <w:noProof/>
+          <w:sz w:val="24"/>
+        </w:rPr>
         <w:drawing>
-          <wp:inline distT="0" distB="0" distL="0" distR="0" wp14:anchorId="6483B625" wp14:editId="2BEF84A1">
-            <wp:extent cx="3581900" cy="2962688"/>
+          <wp:inline distT="0" distB="0" distL="0" distR="0" wp14:anchorId="4B1C0DC0" wp14:editId="0E486A80">
+            <wp:extent cx="2057687" cy="2381582"/>
             <wp:effectExtent l="0" t="0" r="0" b="0"/>
-            <wp:docPr id="21" name="Imagen 21"/>
+            <wp:docPr id="22" name="Imagen 22"/>
             <wp:cNvGraphicFramePr>
               <a:graphicFrameLocks xmlns:a="http://schemas.openxmlformats.org/drawingml/2006/main" noChangeAspect="1"/>
             </wp:cNvGraphicFramePr>
@@ -2960,7 +4404,7 @@
                   <pic:spPr>
                     <a:xfrm>
                       <a:off x="0" y="0"/>
-                      <a:ext cx="3581900" cy="2962688"/>
+                      <a:ext cx="2057687" cy="2381582"/>
                     </a:xfrm>
                     <a:prstGeom prst="rect">
                       <a:avLst/>
@@ -2978,6 +4422,34 @@
         <w:spacing w:after="0"/>
         <w:jc w:val="both"/>
         <w:rPr>
+          <w:rFonts w:ascii="Consolas" w:hAnsi="Consolas" w:cs="Arial"/>
+          <w:sz w:val="24"/>
+        </w:rPr>
+      </w:pPr>
+    </w:p>
+    <w:p>
+      <w:pPr>
+        <w:pStyle w:val="Ttulo2"/>
+        <w:numPr>
+          <w:ilvl w:val="1"/>
+          <w:numId w:val="27"/>
+        </w:numPr>
+        <w:spacing w:before="0"/>
+        <w:ind w:left="851" w:hanging="567"/>
+      </w:pPr>
+      <w:bookmarkStart w:id="9" w:name="_Toc223294726"/>
+      <w:r>
+        <w:lastRenderedPageBreak/>
+        <w:t>CREACION DE ARCHIVO CON CREDENCIALES</w:t>
+      </w:r>
+      <w:r>
+        <w:t xml:space="preserve"> Y DEPENDENCIAS</w:t>
+      </w:r>
+      <w:bookmarkEnd w:id="9"/>
+    </w:p>
+    <w:p>
+      <w:pPr>
+        <w:rPr>
           <w:rFonts w:ascii="Arial" w:hAnsi="Arial" w:cs="Arial"/>
           <w:sz w:val="24"/>
         </w:rPr>
@@ -2986,6 +4458,7 @@
     <w:p>
       <w:pPr>
         <w:spacing w:after="0"/>
+        <w:ind w:left="851"/>
         <w:jc w:val="both"/>
         <w:rPr>
           <w:rFonts w:ascii="Arial" w:hAnsi="Arial" w:cs="Arial"/>
@@ -2997,15 +4470,65 @@
           <w:rFonts w:ascii="Arial" w:hAnsi="Arial" w:cs="Arial"/>
           <w:sz w:val="24"/>
         </w:rPr>
-        <w:t>Una vez creadas las tablas vamos al TABLE EDITOR y podemos ver dentro del esquema, como están las tablas creadas.</w:t>
+        <w:t xml:space="preserve">Instalamos las librerías </w:t>
+      </w:r>
+      <w:r>
+        <w:rPr>
+          <w:rFonts w:ascii="Arial" w:hAnsi="Arial" w:cs="Arial"/>
+          <w:sz w:val="24"/>
+        </w:rPr>
+        <w:t xml:space="preserve">requeridas para el proyecto dentro del entorno virtual, para habilitar la </w:t>
+      </w:r>
+      <w:r>
+        <w:rPr>
+          <w:rFonts w:ascii="Arial" w:hAnsi="Arial" w:cs="Arial"/>
+          <w:sz w:val="24"/>
+        </w:rPr>
+        <w:t>conexión</w:t>
+      </w:r>
+      <w:r>
+        <w:rPr>
+          <w:rFonts w:ascii="Arial" w:hAnsi="Arial" w:cs="Arial"/>
+          <w:sz w:val="24"/>
+        </w:rPr>
+        <w:t xml:space="preserve"> de datos. Luego generamos el archivo requirements.txt, esto para registrar las dependencias utilizadas.  Lo que garantiza que cualquier persona que trabaje con el repositorio pueda replicar el proyecto en su </w:t>
+      </w:r>
+      <w:r>
+        <w:rPr>
+          <w:rFonts w:ascii="Arial" w:hAnsi="Arial" w:cs="Arial"/>
+          <w:sz w:val="24"/>
+        </w:rPr>
+        <w:t>propio</w:t>
+      </w:r>
+      <w:r>
+        <w:rPr>
+          <w:rFonts w:ascii="Arial" w:hAnsi="Arial" w:cs="Arial"/>
+          <w:sz w:val="24"/>
+        </w:rPr>
+        <w:t xml:space="preserve"> entorno de trabajo, esto mejora la </w:t>
+      </w:r>
+      <w:r>
+        <w:rPr>
+          <w:rFonts w:ascii="Arial" w:hAnsi="Arial" w:cs="Arial"/>
+          <w:sz w:val="24"/>
+        </w:rPr>
+        <w:t>portabilidad</w:t>
+      </w:r>
+      <w:r>
+        <w:rPr>
+          <w:rFonts w:ascii="Arial" w:hAnsi="Arial" w:cs="Arial"/>
+          <w:sz w:val="24"/>
+        </w:rPr>
+        <w:t xml:space="preserve"> y el trabajo en equipo.</w:t>
       </w:r>
     </w:p>
     <w:p>
       <w:pPr>
         <w:spacing w:after="0"/>
+        <w:ind w:left="851"/>
         <w:jc w:val="both"/>
         <w:rPr>
-          <w:rFonts w:ascii="Consolas" w:hAnsi="Consolas" w:cs="Arial"/>
+          <w:rFonts w:ascii="Arial" w:hAnsi="Arial" w:cs="Arial"/>
           <w:sz w:val="24"/>
         </w:rPr>
       </w:pPr>
@@ -3013,22 +4536,17 @@
     <w:p>
       <w:pPr>
         <w:spacing w:after="0"/>
-        <w:jc w:val="both"/>
-        <w:rPr>
-          <w:rFonts w:ascii="Consolas" w:hAnsi="Consolas" w:cs="Arial"/>
-          <w:sz w:val="24"/>
-        </w:rPr>
-      </w:pPr>
-      <w:r>
-        <w:rPr>
-          <w:rFonts w:ascii="Consolas" w:hAnsi="Consolas" w:cs="Arial"/>
-          <w:sz w:val="24"/>
+        <w:ind w:left="851"/>
+      </w:pPr>
+      <w:r>
+        <w:rPr>
+          <w:noProof/>
         </w:rPr>
         <w:drawing>
-          <wp:inline distT="0" distB="0" distL="0" distR="0" wp14:anchorId="4B1C0DC0" wp14:editId="0E486A80">
-            <wp:extent cx="2057687" cy="2381582"/>
-            <wp:effectExtent l="0" t="0" r="0" b="0"/>
-            <wp:docPr id="22" name="Imagen 22"/>
+          <wp:inline distT="0" distB="0" distL="0" distR="0" wp14:anchorId="18801438" wp14:editId="10BF511A">
+            <wp:extent cx="5292090" cy="1908175"/>
+            <wp:effectExtent l="0" t="0" r="3810" b="0"/>
+            <wp:docPr id="23" name="Imagen 23"/>
             <wp:cNvGraphicFramePr>
               <a:graphicFrameLocks xmlns:a="http://schemas.openxmlformats.org/drawingml/2006/main" noChangeAspect="1"/>
             </wp:cNvGraphicFramePr>
@@ -3048,7 +4566,7 @@
                   <pic:spPr>
                     <a:xfrm>
                       <a:off x="0" y="0"/>
-                      <a:ext cx="2057687" cy="2381582"/>
+                      <a:ext cx="5292090" cy="1908175"/>
                     </a:xfrm>
                     <a:prstGeom prst="rect">
                       <a:avLst/>
@@ -3064,34 +4582,17 @@
     <w:p>
       <w:pPr>
         <w:spacing w:after="0"/>
-        <w:jc w:val="both"/>
-        <w:rPr>
-          <w:rFonts w:ascii="Consolas" w:hAnsi="Consolas" w:cs="Arial"/>
-          <w:sz w:val="24"/>
-        </w:rPr>
-      </w:pPr>
-    </w:p>
-    <w:p>
-      <w:pPr>
-        <w:pStyle w:val="Ttulo1"/>
-      </w:pPr>
-      <w:r>
-        <w:t>CREACION DE ARCHIVO CON CREDENCIALES</w:t>
-      </w:r>
-    </w:p>
-    <w:p/>
-    <w:p>
-      <w:r>
-        <w:t>Instalamos en el entorno virtual las librerías que vamos a necesitar para trabajar.</w:t>
-      </w:r>
-    </w:p>
-    <w:p>
-      <w:r>
+        <w:ind w:left="851"/>
+      </w:pPr>
+      <w:r>
+        <w:rPr>
+          <w:noProof/>
+        </w:rPr>
         <w:drawing>
-          <wp:inline distT="0" distB="0" distL="0" distR="0" wp14:anchorId="18801438" wp14:editId="10BF511A">
-            <wp:extent cx="5292090" cy="1908175"/>
+          <wp:inline distT="0" distB="0" distL="0" distR="0" wp14:anchorId="5F0EF022" wp14:editId="12BFB793">
+            <wp:extent cx="5292090" cy="237490"/>
             <wp:effectExtent l="0" t="0" r="3810" b="0"/>
-            <wp:docPr id="23" name="Imagen 23"/>
+            <wp:docPr id="24" name="Imagen 24"/>
             <wp:cNvGraphicFramePr>
               <a:graphicFrameLocks xmlns:a="http://schemas.openxmlformats.org/drawingml/2006/main" noChangeAspect="1"/>
             </wp:cNvGraphicFramePr>
@@ -3111,7 +4612,7 @@
                   <pic:spPr>
                     <a:xfrm>
                       <a:off x="0" y="0"/>
-                      <a:ext cx="5292090" cy="1908175"/>
+                      <a:ext cx="5292090" cy="237490"/>
                     </a:xfrm>
                     <a:prstGeom prst="rect">
                       <a:avLst/>
@@ -3125,41 +4626,19 @@
       </w:r>
     </w:p>
     <w:p>
-      <w:r>
-        <w:t xml:space="preserve">Una vez hecho esto, creamos el archivo requirements.txt, en el cual se </w:t>
-      </w:r>
-      <w:proofErr w:type="gramStart"/>
-      <w:r>
-        <w:t>indicara</w:t>
-      </w:r>
-      <w:proofErr w:type="gramEnd"/>
-      <w:r>
-        <w:t xml:space="preserve"> todo lo que se </w:t>
-      </w:r>
-      <w:proofErr w:type="spellStart"/>
-      <w:r>
-        <w:t>instalo</w:t>
-      </w:r>
-      <w:proofErr w:type="spellEnd"/>
-      <w:r>
-        <w:t xml:space="preserve"> para que la siguiente persona que trabaje con </w:t>
-      </w:r>
-      <w:proofErr w:type="spellStart"/>
-      <w:r>
-        <w:t>nuestroi</w:t>
-      </w:r>
-      <w:proofErr w:type="spellEnd"/>
-      <w:r>
-        <w:t xml:space="preserve"> repositorio sepa exactamente lo que necesitará.</w:t>
-      </w:r>
-    </w:p>
-    <w:p>
-      <w:r>
+      <w:pPr>
+        <w:spacing w:after="0"/>
+        <w:ind w:left="851"/>
+      </w:pPr>
+      <w:r>
+        <w:rPr>
+          <w:noProof/>
+        </w:rPr>
         <w:drawing>
-          <wp:inline distT="0" distB="0" distL="0" distR="0" wp14:anchorId="5F0EF022" wp14:editId="12BFB793">
-            <wp:extent cx="5292090" cy="237490"/>
-            <wp:effectExtent l="0" t="0" r="3810" b="0"/>
-            <wp:docPr id="24" name="Imagen 24"/>
+          <wp:inline distT="0" distB="0" distL="0" distR="0" wp14:anchorId="311CFEED" wp14:editId="406C92DA">
+            <wp:extent cx="4286848" cy="2848373"/>
+            <wp:effectExtent l="0" t="0" r="0" b="9525"/>
+            <wp:docPr id="26" name="Imagen 26"/>
             <wp:cNvGraphicFramePr>
               <a:graphicFrameLocks xmlns:a="http://schemas.openxmlformats.org/drawingml/2006/main" noChangeAspect="1"/>
             </wp:cNvGraphicFramePr>
@@ -3179,51 +4658,6 @@
                   <pic:spPr>
                     <a:xfrm>
                       <a:off x="0" y="0"/>
-                      <a:ext cx="5292090" cy="237490"/>
-                    </a:xfrm>
-                    <a:prstGeom prst="rect">
-                      <a:avLst/>
-                    </a:prstGeom>
-                  </pic:spPr>
-                </pic:pic>
-              </a:graphicData>
-            </a:graphic>
-          </wp:inline>
-        </w:drawing>
-      </w:r>
-    </w:p>
-    <w:p>
-      <w:r>
-        <w:t>Una vez hecho esto en nuestro VS CODE, aparecerá el archivo con lo necesario para trabajar en nuestro proyecto.</w:t>
-      </w:r>
-    </w:p>
-    <w:p/>
-    <w:p>
-      <w:r>
-        <w:drawing>
-          <wp:inline distT="0" distB="0" distL="0" distR="0" wp14:anchorId="311CFEED" wp14:editId="406C92DA">
-            <wp:extent cx="4286848" cy="2848373"/>
-            <wp:effectExtent l="0" t="0" r="0" b="9525"/>
-            <wp:docPr id="26" name="Imagen 26"/>
-            <wp:cNvGraphicFramePr>
-              <a:graphicFrameLocks xmlns:a="http://schemas.openxmlformats.org/drawingml/2006/main" noChangeAspect="1"/>
-            </wp:cNvGraphicFramePr>
-            <a:graphic xmlns:a="http://schemas.openxmlformats.org/drawingml/2006/main">
-              <a:graphicData uri="http://schemas.openxmlformats.org/drawingml/2006/picture">
-                <pic:pic xmlns:pic="http://schemas.openxmlformats.org/drawingml/2006/picture">
-                  <pic:nvPicPr>
-                    <pic:cNvPr id="1" name=""/>
-                    <pic:cNvPicPr/>
-                  </pic:nvPicPr>
-                  <pic:blipFill>
-                    <a:blip r:embed="rId28"/>
-                    <a:stretch>
-                      <a:fillRect/>
-                    </a:stretch>
-                  </pic:blipFill>
-                  <pic:spPr>
-                    <a:xfrm>
-                      <a:off x="0" y="0"/>
                       <a:ext cx="4286848" cy="2848373"/>
                     </a:xfrm>
                     <a:prstGeom prst="rect">
@@ -3249,16 +4683,101 @@
     </w:p>
     <w:p>
       <w:pPr>
-        <w:pStyle w:val="Ttulo1"/>
-      </w:pPr>
-      <w:r>
+        <w:pStyle w:val="Ttulo2"/>
+        <w:numPr>
+          <w:ilvl w:val="1"/>
+          <w:numId w:val="27"/>
+        </w:numPr>
+        <w:spacing w:before="0"/>
+        <w:ind w:left="851" w:hanging="567"/>
+      </w:pPr>
+      <w:bookmarkStart w:id="10" w:name="_Toc223294727"/>
+      <w:r>
+        <w:t>CONE</w:t>
+      </w:r>
+      <w:r>
+        <w:t>X</w:t>
+      </w:r>
+      <w:r>
+        <w:t xml:space="preserve">ION DE </w:t>
+      </w:r>
+      <w:r>
+        <w:t>BASE DE DATOS Y ENTORNO DE DESARROLLO</w:t>
+      </w:r>
+      <w:bookmarkEnd w:id="10"/>
+    </w:p>
+    <w:p>
+      <w:pPr>
+        <w:spacing w:after="0" w:line="360" w:lineRule="auto"/>
+        <w:ind w:left="851"/>
+        <w:jc w:val="both"/>
+        <w:rPr>
+          <w:rFonts w:ascii="Arial" w:hAnsi="Arial" w:cs="Arial"/>
+          <w:sz w:val="24"/>
+        </w:rPr>
+      </w:pPr>
+    </w:p>
+    <w:p>
+      <w:pPr>
+        <w:spacing w:after="0" w:line="360" w:lineRule="auto"/>
+        <w:ind w:left="851"/>
+        <w:jc w:val="both"/>
+        <w:rPr>
+          <w:rFonts w:ascii="Arial" w:hAnsi="Arial" w:cs="Arial"/>
+          <w:sz w:val="24"/>
+        </w:rPr>
+      </w:pPr>
+      <w:r>
+        <w:rPr>
+          <w:rFonts w:ascii="Arial" w:hAnsi="Arial" w:cs="Arial"/>
+          <w:sz w:val="24"/>
+        </w:rPr>
+        <w:t xml:space="preserve">Se </w:t>
+      </w:r>
+      <w:r>
+        <w:rPr>
+          <w:rFonts w:ascii="Arial" w:hAnsi="Arial" w:cs="Arial"/>
+          <w:sz w:val="24"/>
+        </w:rPr>
+        <w:t>procedió</w:t>
+      </w:r>
+      <w:r>
+        <w:rPr>
+          <w:rFonts w:ascii="Arial" w:hAnsi="Arial" w:cs="Arial"/>
+          <w:sz w:val="24"/>
+        </w:rPr>
+        <w:t xml:space="preserve"> a configurar la conexión entre la base de datos de Supabase y el proyecto desarrollado en VS Code. Para ello, se definieron las rutas necesarias y se preparó el archivo de </w:t>
+      </w:r>
+      <w:r>
+        <w:rPr>
+          <w:rFonts w:ascii="Arial" w:hAnsi="Arial" w:cs="Arial"/>
+          <w:sz w:val="24"/>
+        </w:rPr>
         <w:lastRenderedPageBreak/>
-        <w:t>CONECCION DE BBDD_SUPABASE CON PROYECTO_VSCODE</w:t>
-      </w:r>
-    </w:p>
-    <w:p/>
-    <w:p>
-      <w:r>
+        <w:t>configuraciones, que contiene los parámetros de acceso. Esta etapa es esencial para permitir la interacción entre el código y la base de datos.</w:t>
+      </w:r>
+    </w:p>
+    <w:p>
+      <w:pPr>
+        <w:spacing w:after="0" w:line="360" w:lineRule="auto"/>
+        <w:ind w:left="851"/>
+        <w:jc w:val="both"/>
+        <w:rPr>
+          <w:rFonts w:ascii="Arial" w:hAnsi="Arial" w:cs="Arial"/>
+          <w:sz w:val="24"/>
+        </w:rPr>
+      </w:pPr>
+    </w:p>
+    <w:p>
+      <w:pPr>
+        <w:spacing w:after="0" w:line="360" w:lineRule="auto"/>
+        <w:ind w:left="851"/>
+        <w:jc w:val="both"/>
+      </w:pPr>
+      <w:r>
+        <w:rPr>
+          <w:noProof/>
+        </w:rPr>
         <w:drawing>
           <wp:inline distT="0" distB="0" distL="0" distR="0" wp14:anchorId="7218B7A4" wp14:editId="484CDADB">
             <wp:extent cx="3943350" cy="2314575"/>
@@ -3275,7 +4794,7 @@
                     <pic:cNvPicPr/>
                   </pic:nvPicPr>
                   <pic:blipFill rotWithShape="1">
-                    <a:blip r:embed="rId29"/>
+                    <a:blip r:embed="rId28"/>
                     <a:srcRect l="4388"/>
                     <a:stretch/>
                   </pic:blipFill>
@@ -3305,8 +4824,16 @@
     </w:p>
     <w:p>
       <w:pPr>
-        <w:spacing w:after="0"/>
+        <w:spacing w:after="0" w:line="360" w:lineRule="auto"/>
+        <w:ind w:left="851"/>
         <w:jc w:val="both"/>
+      </w:pPr>
+    </w:p>
+    <w:p>
+      <w:pPr>
+        <w:spacing w:after="0" w:line="360" w:lineRule="auto"/>
+        <w:ind w:left="851"/>
+        <w:jc w:val="both"/>
         <w:rPr>
           <w:rFonts w:ascii="Consolas" w:hAnsi="Consolas" w:cs="Arial"/>
           <w:sz w:val="24"/>
@@ -3315,6 +4842,7 @@
       <w:r>
         <w:rPr>
           <w:rFonts w:ascii="Consolas" w:hAnsi="Consolas" w:cs="Arial"/>
+          <w:noProof/>
           <w:sz w:val="24"/>
         </w:rPr>
         <w:drawing>
@@ -3322,6 +4850,58 @@
             <wp:extent cx="3953427" cy="2705478"/>
             <wp:effectExtent l="0" t="0" r="9525" b="0"/>
             <wp:docPr id="29" name="Imagen 29"/>
+            <wp:cNvGraphicFramePr>
+              <a:graphicFrameLocks xmlns:a="http://schemas.openxmlformats.org/drawingml/2006/main" noChangeAspect="1"/>
+            </wp:cNvGraphicFramePr>
+            <a:graphic xmlns:a="http://schemas.openxmlformats.org/drawingml/2006/main">
+              <a:graphicData uri="http://schemas.openxmlformats.org/drawingml/2006/picture">
+                <pic:pic xmlns:pic="http://schemas.openxmlformats.org/drawingml/2006/picture">
+                  <pic:nvPicPr>
+                    <pic:cNvPr id="1" name=""/>
+                    <pic:cNvPicPr/>
+                  </pic:nvPicPr>
+                  <pic:blipFill>
+                    <a:blip r:embed="rId29"/>
+                    <a:stretch>
+                      <a:fillRect/>
+                    </a:stretch>
+                  </pic:blipFill>
+                  <pic:spPr>
+                    <a:xfrm>
+                      <a:off x="0" y="0"/>
+                      <a:ext cx="3953427" cy="2705478"/>
+                    </a:xfrm>
+                    <a:prstGeom prst="rect">
+                      <a:avLst/>
+                    </a:prstGeom>
+                  </pic:spPr>
+                </pic:pic>
+              </a:graphicData>
+            </a:graphic>
+          </wp:inline>
+        </w:drawing>
+      </w:r>
+    </w:p>
+    <w:p>
+      <w:pPr>
+        <w:spacing w:after="0" w:line="360" w:lineRule="auto"/>
+        <w:ind w:left="851"/>
+      </w:pPr>
+    </w:p>
+    <w:p>
+      <w:pPr>
+        <w:spacing w:after="0" w:line="360" w:lineRule="auto"/>
+        <w:ind w:left="851"/>
+      </w:pPr>
+      <w:r>
+        <w:rPr>
+          <w:noProof/>
+        </w:rPr>
+        <w:drawing>
+          <wp:inline distT="0" distB="0" distL="0" distR="0" wp14:anchorId="7C447993" wp14:editId="69F8F4BC">
+            <wp:extent cx="3972479" cy="876422"/>
+            <wp:effectExtent l="0" t="0" r="9525" b="0"/>
+            <wp:docPr id="30" name="Imagen 30"/>
             <wp:cNvGraphicFramePr>
               <a:graphicFrameLocks xmlns:a="http://schemas.openxmlformats.org/drawingml/2006/main" noChangeAspect="1"/>
             </wp:cNvGraphicFramePr>
@@ -3341,7 +4921,7 @@
                   <pic:spPr>
                     <a:xfrm>
                       <a:off x="0" y="0"/>
-                      <a:ext cx="3953427" cy="2705478"/>
+                      <a:ext cx="3972479" cy="876422"/>
                     </a:xfrm>
                     <a:prstGeom prst="rect">
                       <a:avLst/>
@@ -3356,30 +4936,25 @@
     </w:p>
     <w:p>
       <w:pPr>
-        <w:spacing w:after="0"/>
-        <w:jc w:val="both"/>
-        <w:rPr>
-          <w:rFonts w:ascii="Consolas" w:hAnsi="Consolas" w:cs="Arial"/>
-          <w:sz w:val="24"/>
-        </w:rPr>
-      </w:pPr>
-    </w:p>
-    <w:p>
-      <w:pPr>
-        <w:pStyle w:val="Ttulo1"/>
-      </w:pPr>
-      <w:r>
-        <w:t>CONFIGURACION DE RUTAS</w:t>
-      </w:r>
-    </w:p>
-    <w:p/>
-    <w:p>
-      <w:r>
+        <w:spacing w:after="0" w:line="360" w:lineRule="auto"/>
+        <w:ind w:left="851"/>
+      </w:pPr>
+    </w:p>
+    <w:p>
+      <w:pPr>
+        <w:spacing w:after="0" w:line="360" w:lineRule="auto"/>
+        <w:ind w:left="851"/>
+      </w:pPr>
+      <w:r>
+        <w:rPr>
+          <w:noProof/>
+        </w:rPr>
+        <w:lastRenderedPageBreak/>
         <w:drawing>
-          <wp:inline distT="0" distB="0" distL="0" distR="0" wp14:anchorId="7C447993" wp14:editId="69F8F4BC">
-            <wp:extent cx="3972479" cy="876422"/>
-            <wp:effectExtent l="0" t="0" r="9525" b="0"/>
-            <wp:docPr id="30" name="Imagen 30"/>
+          <wp:inline distT="0" distB="0" distL="0" distR="0" wp14:anchorId="1EAEFCCD" wp14:editId="3A24FA46">
+            <wp:extent cx="3658111" cy="1619476"/>
+            <wp:effectExtent l="0" t="0" r="0" b="0"/>
+            <wp:docPr id="31" name="Imagen 31"/>
             <wp:cNvGraphicFramePr>
               <a:graphicFrameLocks xmlns:a="http://schemas.openxmlformats.org/drawingml/2006/main" noChangeAspect="1"/>
             </wp:cNvGraphicFramePr>
@@ -3399,7 +4974,7 @@
                   <pic:spPr>
                     <a:xfrm>
                       <a:off x="0" y="0"/>
-                      <a:ext cx="3972479" cy="876422"/>
+                      <a:ext cx="3658111" cy="1619476"/>
                     </a:xfrm>
                     <a:prstGeom prst="rect">
                       <a:avLst/>
@@ -3412,14 +4987,92 @@
         </w:drawing>
       </w:r>
     </w:p>
-    <w:p>
-      <w:r>
-        <w:lastRenderedPageBreak/>
+    <w:p/>
+    <w:p>
+      <w:pPr>
+        <w:pStyle w:val="Ttulo2"/>
+        <w:numPr>
+          <w:ilvl w:val="1"/>
+          <w:numId w:val="27"/>
+        </w:numPr>
+        <w:ind w:left="851" w:hanging="567"/>
+      </w:pPr>
+      <w:bookmarkStart w:id="11" w:name="_Toc223294728"/>
+      <w:r>
+        <w:t xml:space="preserve">VERIFICAR CONEXIÓN DE </w:t>
+      </w:r>
+      <w:r>
+        <w:t>BASE DE DATOS Y REVISION DE ARCHIVOS</w:t>
+      </w:r>
+      <w:bookmarkEnd w:id="11"/>
+    </w:p>
+    <w:p>
+      <w:pPr>
+        <w:spacing w:after="0"/>
+        <w:ind w:left="851"/>
+        <w:rPr>
+          <w:rFonts w:ascii="Arial" w:hAnsi="Arial" w:cs="Arial"/>
+          <w:sz w:val="24"/>
+        </w:rPr>
+      </w:pPr>
+    </w:p>
+    <w:p>
+      <w:pPr>
+        <w:spacing w:after="0"/>
+        <w:ind w:left="851"/>
+        <w:jc w:val="both"/>
+        <w:rPr>
+          <w:rFonts w:ascii="Arial" w:hAnsi="Arial" w:cs="Arial"/>
+          <w:sz w:val="24"/>
+        </w:rPr>
+      </w:pPr>
+      <w:r>
+        <w:rPr>
+          <w:rFonts w:ascii="Arial" w:hAnsi="Arial" w:cs="Arial"/>
+          <w:sz w:val="24"/>
+        </w:rPr>
+        <w:t xml:space="preserve">Finalmente, realizamos la verificación de la conexión con la base de datos, para esto, se definieron las rutas necesarias y se preparó el archivo de configuración, el cual contiene los parámetros </w:t>
+      </w:r>
+      <w:r>
+        <w:rPr>
+          <w:rFonts w:ascii="Arial" w:hAnsi="Arial" w:cs="Arial"/>
+          <w:sz w:val="24"/>
+        </w:rPr>
+        <w:t>de acceso</w:t>
+      </w:r>
+      <w:r>
+        <w:rPr>
+          <w:rFonts w:ascii="Arial" w:hAnsi="Arial" w:cs="Arial"/>
+          <w:sz w:val="24"/>
+        </w:rPr>
+        <w:t>. Esta etapa permite la interacción entre el código y la base de datos, lo que facilita las operaciones de consulta, carga, edición y validación de información.</w:t>
+      </w:r>
+    </w:p>
+    <w:p>
+      <w:pPr>
+        <w:spacing w:after="0"/>
+        <w:ind w:left="851"/>
+        <w:jc w:val="both"/>
+        <w:rPr>
+          <w:rFonts w:ascii="Arial" w:hAnsi="Arial" w:cs="Arial"/>
+          <w:sz w:val="24"/>
+        </w:rPr>
+      </w:pPr>
+    </w:p>
+    <w:p>
+      <w:pPr>
+        <w:spacing w:after="0" w:line="360" w:lineRule="auto"/>
+        <w:ind w:left="851"/>
+      </w:pPr>
+      <w:r>
+        <w:rPr>
+          <w:noProof/>
+        </w:rPr>
         <w:drawing>
-          <wp:inline distT="0" distB="0" distL="0" distR="0" wp14:anchorId="1EAEFCCD" wp14:editId="3A24FA46">
-            <wp:extent cx="3658111" cy="1619476"/>
-            <wp:effectExtent l="0" t="0" r="0" b="0"/>
-            <wp:docPr id="31" name="Imagen 31"/>
+          <wp:inline distT="0" distB="0" distL="0" distR="0" wp14:anchorId="4D1B6513" wp14:editId="2F016637">
+            <wp:extent cx="2143424" cy="1209844"/>
+            <wp:effectExtent l="0" t="0" r="9525" b="9525"/>
+            <wp:docPr id="33" name="Imagen 33"/>
             <wp:cNvGraphicFramePr>
               <a:graphicFrameLocks xmlns:a="http://schemas.openxmlformats.org/drawingml/2006/main" noChangeAspect="1"/>
             </wp:cNvGraphicFramePr>
@@ -3439,7 +5092,7 @@
                   <pic:spPr>
                     <a:xfrm>
                       <a:off x="0" y="0"/>
-                      <a:ext cx="3658111" cy="1619476"/>
+                      <a:ext cx="2143424" cy="1209844"/>
                     </a:xfrm>
                     <a:prstGeom prst="rect">
                       <a:avLst/>
@@ -3452,23 +5105,27 @@
         </w:drawing>
       </w:r>
     </w:p>
-    <w:p/>
-    <w:p>
-      <w:pPr>
-        <w:pStyle w:val="Ttulo1"/>
-      </w:pPr>
-      <w:r>
-        <w:t>VERIFICAR CONEXIÓN DE BBDD</w:t>
-      </w:r>
-    </w:p>
-    <w:p/>
-    <w:p>
-      <w:r>
+    <w:p>
+      <w:pPr>
+        <w:spacing w:after="0" w:line="360" w:lineRule="auto"/>
+        <w:ind w:left="851"/>
+      </w:pPr>
+    </w:p>
+    <w:p>
+      <w:pPr>
+        <w:spacing w:line="360" w:lineRule="auto"/>
+        <w:ind w:left="851"/>
+      </w:pPr>
+      <w:r>
+        <w:rPr>
+          <w:noProof/>
+        </w:rPr>
+        <w:lastRenderedPageBreak/>
         <w:drawing>
-          <wp:inline distT="0" distB="0" distL="0" distR="0" wp14:anchorId="4D1B6513" wp14:editId="2F016637">
-            <wp:extent cx="2143424" cy="1209844"/>
-            <wp:effectExtent l="0" t="0" r="9525" b="9525"/>
-            <wp:docPr id="33" name="Imagen 33"/>
+          <wp:inline distT="0" distB="0" distL="0" distR="0" wp14:anchorId="568B6E07" wp14:editId="3D506279">
+            <wp:extent cx="5292090" cy="3380105"/>
+            <wp:effectExtent l="0" t="0" r="3810" b="0"/>
+            <wp:docPr id="34" name="Imagen 34"/>
             <wp:cNvGraphicFramePr>
               <a:graphicFrameLocks xmlns:a="http://schemas.openxmlformats.org/drawingml/2006/main" noChangeAspect="1"/>
             </wp:cNvGraphicFramePr>
@@ -3488,68 +5145,6 @@
                   <pic:spPr>
                     <a:xfrm>
                       <a:off x="0" y="0"/>
-                      <a:ext cx="2143424" cy="1209844"/>
-                    </a:xfrm>
-                    <a:prstGeom prst="rect">
-                      <a:avLst/>
-                    </a:prstGeom>
-                  </pic:spPr>
-                </pic:pic>
-              </a:graphicData>
-            </a:graphic>
-          </wp:inline>
-        </w:drawing>
-      </w:r>
-    </w:p>
-    <w:p>
-      <w:pPr>
-        <w:spacing w:after="0"/>
-        <w:jc w:val="both"/>
-        <w:rPr>
-          <w:rFonts w:ascii="Consolas" w:hAnsi="Consolas" w:cs="Arial"/>
-          <w:sz w:val="24"/>
-        </w:rPr>
-      </w:pPr>
-    </w:p>
-    <w:p>
-      <w:pPr>
-        <w:pStyle w:val="Ttulo1"/>
-      </w:pPr>
-      <w:r>
-        <w:t>R</w:t>
-      </w:r>
-      <w:r>
-        <w:t>EVISION DE ARCHIVOS PARA SELECCIONAR</w:t>
-      </w:r>
-    </w:p>
-    <w:p/>
-    <w:p>
-      <w:r>
-        <w:lastRenderedPageBreak/>
-        <w:drawing>
-          <wp:inline distT="0" distB="0" distL="0" distR="0" wp14:anchorId="568B6E07" wp14:editId="3D506279">
-            <wp:extent cx="5292090" cy="3380105"/>
-            <wp:effectExtent l="0" t="0" r="3810" b="0"/>
-            <wp:docPr id="34" name="Imagen 34"/>
-            <wp:cNvGraphicFramePr>
-              <a:graphicFrameLocks xmlns:a="http://schemas.openxmlformats.org/drawingml/2006/main" noChangeAspect="1"/>
-            </wp:cNvGraphicFramePr>
-            <a:graphic xmlns:a="http://schemas.openxmlformats.org/drawingml/2006/main">
-              <a:graphicData uri="http://schemas.openxmlformats.org/drawingml/2006/picture">
-                <pic:pic xmlns:pic="http://schemas.openxmlformats.org/drawingml/2006/picture">
-                  <pic:nvPicPr>
-                    <pic:cNvPr id="1" name=""/>
-                    <pic:cNvPicPr/>
-                  </pic:nvPicPr>
-                  <pic:blipFill>
-                    <a:blip r:embed="rId34"/>
-                    <a:stretch>
-                      <a:fillRect/>
-                    </a:stretch>
-                  </pic:blipFill>
-                  <pic:spPr>
-                    <a:xfrm>
-                      <a:off x="0" y="0"/>
                       <a:ext cx="5292090" cy="3380105"/>
                     </a:xfrm>
                     <a:prstGeom prst="rect">
@@ -3565,19 +5160,215 @@
     </w:p>
     <w:p>
       <w:pPr>
-        <w:spacing w:after="0"/>
+        <w:pStyle w:val="Ttulo1"/>
+        <w:numPr>
+          <w:ilvl w:val="0"/>
+          <w:numId w:val="27"/>
+        </w:numPr>
+        <w:spacing w:before="0" w:line="360" w:lineRule="auto"/>
+        <w:ind w:left="284" w:hanging="284"/>
+        <w:rPr>
+          <w:lang w:val="en-US"/>
+        </w:rPr>
+      </w:pPr>
+      <w:bookmarkStart w:id="12" w:name="_Toc223294729"/>
+      <w:r>
+        <w:rPr>
+          <w:lang w:val="en-US"/>
+        </w:rPr>
+        <w:t>RESULTADOS OBTENIDOS</w:t>
+      </w:r>
+      <w:bookmarkEnd w:id="12"/>
+    </w:p>
+    <w:p>
+      <w:pPr>
+        <w:spacing w:after="0" w:line="360" w:lineRule="auto"/>
+        <w:ind w:left="284"/>
         <w:jc w:val="both"/>
         <w:rPr>
-          <w:rFonts w:ascii="Consolas" w:hAnsi="Consolas" w:cs="Arial"/>
+          <w:rFonts w:ascii="Arial" w:hAnsi="Arial" w:cs="Arial"/>
           <w:sz w:val="24"/>
           <w:lang w:val="en-US"/>
         </w:rPr>
       </w:pPr>
     </w:p>
+    <w:p>
+      <w:pPr>
+        <w:spacing w:after="0" w:line="360" w:lineRule="auto"/>
+        <w:ind w:left="284"/>
+        <w:jc w:val="both"/>
+        <w:rPr>
+          <w:rFonts w:ascii="Arial" w:hAnsi="Arial" w:cs="Arial"/>
+          <w:sz w:val="24"/>
+        </w:rPr>
+      </w:pPr>
+      <w:r>
+        <w:rPr>
+          <w:rFonts w:ascii="Arial" w:hAnsi="Arial" w:cs="Arial"/>
+          <w:sz w:val="24"/>
+        </w:rPr>
+        <w:t>Como resultado del Desarrollo, l</w:t>
+      </w:r>
+      <w:r>
+        <w:rPr>
+          <w:rFonts w:ascii="Arial" w:hAnsi="Arial" w:cs="Arial"/>
+          <w:sz w:val="24"/>
+        </w:rPr>
+        <w:t xml:space="preserve">ogramos establecer una base funcional para un sistema de Big Data, con una estructura organizada desde el repositorio hasta la base de datos. Se implementó un </w:t>
+      </w:r>
+      <w:r>
+        <w:rPr>
+          <w:rFonts w:ascii="Arial" w:hAnsi="Arial" w:cs="Arial"/>
+          <w:sz w:val="24"/>
+        </w:rPr>
+        <w:t>entorno</w:t>
+      </w:r>
+      <w:r>
+        <w:rPr>
+          <w:rFonts w:ascii="Arial" w:hAnsi="Arial" w:cs="Arial"/>
+          <w:sz w:val="24"/>
+        </w:rPr>
+        <w:t xml:space="preserve"> de trabajo con la posibilidad de ser replicado, de manera segura y escalable, con un almacenamiento por niveles que facilita y mejora la gestión de los datos, y se consolidó</w:t>
+      </w:r>
+      <w:r>
+        <w:rPr>
+          <w:rFonts w:ascii="Arial" w:hAnsi="Arial" w:cs="Arial"/>
+          <w:sz w:val="24"/>
+        </w:rPr>
+        <w:t xml:space="preserve"> la conexión entre el entorno local y la plataforma la plataforma de SupaBase. Lo cual permitió sentar las bases para futuros procesos ETL.</w:t>
+      </w:r>
+    </w:p>
+    <w:p>
+      <w:pPr>
+        <w:spacing w:after="0" w:line="360" w:lineRule="auto"/>
+        <w:ind w:left="284"/>
+        <w:jc w:val="both"/>
+        <w:rPr>
+          <w:rFonts w:ascii="Arial" w:hAnsi="Arial" w:cs="Arial"/>
+          <w:sz w:val="24"/>
+        </w:rPr>
+      </w:pPr>
+    </w:p>
+    <w:p>
+      <w:pPr>
+        <w:pStyle w:val="Ttulo1"/>
+        <w:numPr>
+          <w:ilvl w:val="0"/>
+          <w:numId w:val="27"/>
+        </w:numPr>
+        <w:spacing w:before="0" w:line="360" w:lineRule="auto"/>
+        <w:ind w:left="284" w:hanging="284"/>
+        <w:rPr>
+          <w:lang w:val="en-US"/>
+        </w:rPr>
+      </w:pPr>
+      <w:bookmarkStart w:id="13" w:name="_Toc223294730"/>
+      <w:r>
+        <w:rPr>
+          <w:lang w:val="en-US"/>
+        </w:rPr>
+        <w:t>CONCLUSIONES</w:t>
+      </w:r>
+      <w:bookmarkEnd w:id="13"/>
+    </w:p>
+    <w:p>
+      <w:pPr>
+        <w:spacing w:after="0" w:line="360" w:lineRule="auto"/>
+        <w:rPr>
+          <w:rFonts w:ascii="Arial" w:hAnsi="Arial" w:cs="Arial"/>
+          <w:sz w:val="24"/>
+          <w:lang w:val="en-US"/>
+        </w:rPr>
+      </w:pPr>
+    </w:p>
+    <w:p>
+      <w:pPr>
+        <w:spacing w:after="0" w:line="360" w:lineRule="auto"/>
+        <w:ind w:left="284"/>
+        <w:jc w:val="both"/>
+        <w:rPr>
+          <w:rFonts w:ascii="Arial" w:hAnsi="Arial" w:cs="Arial"/>
+          <w:sz w:val="24"/>
+        </w:rPr>
+      </w:pPr>
+      <w:r>
+        <w:rPr>
+          <w:rFonts w:ascii="Arial" w:hAnsi="Arial" w:cs="Arial"/>
+          <w:sz w:val="24"/>
+        </w:rPr>
+        <w:t>La implementación de este Sistema,</w:t>
+      </w:r>
+      <w:r>
+        <w:rPr>
+          <w:rFonts w:ascii="Arial" w:hAnsi="Arial" w:cs="Arial"/>
+          <w:sz w:val="24"/>
+        </w:rPr>
+        <w:t xml:space="preserve"> nos permite la integración de herramientas fundamentales para la administración moderna de datos, combinando control de versiones, entornos virtuales, seguridad de credenciales y el almacenamiento en la nube de las bases de datos.</w:t>
+      </w:r>
+    </w:p>
+    <w:p>
+      <w:pPr>
+        <w:spacing w:after="0" w:line="360" w:lineRule="auto"/>
+        <w:ind w:left="284"/>
+        <w:jc w:val="both"/>
+        <w:rPr>
+          <w:rFonts w:ascii="Arial" w:hAnsi="Arial" w:cs="Arial"/>
+          <w:sz w:val="24"/>
+        </w:rPr>
+      </w:pPr>
+    </w:p>
+    <w:p>
+      <w:pPr>
+        <w:spacing w:after="0" w:line="360" w:lineRule="auto"/>
+        <w:ind w:left="284"/>
+        <w:jc w:val="both"/>
+        <w:rPr>
+          <w:rFonts w:ascii="Arial" w:hAnsi="Arial" w:cs="Arial"/>
+          <w:sz w:val="24"/>
+        </w:rPr>
+      </w:pPr>
+      <w:r>
+        <w:rPr>
+          <w:rFonts w:ascii="Arial" w:hAnsi="Arial" w:cs="Arial"/>
+          <w:sz w:val="24"/>
+        </w:rPr>
+        <w:lastRenderedPageBreak/>
+        <w:t>La adaptación del proyecto a esquemas Bronze, Silver y Gold nos aporta una estructura idónea para organizar la información en base a su nivel de procesamiento.</w:t>
+      </w:r>
+    </w:p>
+    <w:p>
+      <w:pPr>
+        <w:spacing w:after="0" w:line="360" w:lineRule="auto"/>
+        <w:ind w:left="284"/>
+        <w:jc w:val="both"/>
+        <w:rPr>
+          <w:rFonts w:ascii="Arial" w:hAnsi="Arial" w:cs="Arial"/>
+          <w:sz w:val="24"/>
+        </w:rPr>
+      </w:pPr>
+    </w:p>
+    <w:p>
+      <w:pPr>
+        <w:spacing w:after="0" w:line="360" w:lineRule="auto"/>
+        <w:ind w:left="284"/>
+        <w:jc w:val="both"/>
+        <w:rPr>
+          <w:rFonts w:ascii="Arial" w:hAnsi="Arial" w:cs="Arial"/>
+          <w:sz w:val="24"/>
+        </w:rPr>
+      </w:pPr>
+      <w:r>
+        <w:rPr>
+          <w:rFonts w:ascii="Arial" w:hAnsi="Arial" w:cs="Arial"/>
+          <w:sz w:val="24"/>
+        </w:rPr>
+        <w:t xml:space="preserve">El proyecto también evidencia la importancia de seguir las buenas prácticas, especialmente en lo que respecta a la replicación del proyecto en entornos diferentes y la protección de información sensible.  Este proyecto nos da una base solidad para continuar con la automatización de procesos a partir de ETL. </w:t>
+      </w:r>
+    </w:p>
     <w:sectPr>
-      <w:headerReference w:type="default" r:id="rId35"/>
-      <w:footerReference w:type="even" r:id="rId36"/>
-      <w:footerReference w:type="default" r:id="rId37"/>
+      <w:headerReference w:type="default" r:id="rId34"/>
+      <w:footerReference w:type="even" r:id="rId35"/>
+      <w:footerReference w:type="default" r:id="rId36"/>
       <w:pgSz w:w="11906" w:h="16838" w:code="9"/>
       <w:pgMar w:top="1701" w:right="1701" w:bottom="1531" w:left="1871" w:header="425" w:footer="624" w:gutter="0"/>
       <w:cols w:space="708"/>
@@ -3868,7 +5659,7 @@
         <v:path o:extrusionok="f" gradientshapeok="t" o:connecttype="rect"/>
         <o:lock v:ext="edit" aspectratio="t"/>
       </v:shapetype>
-      <v:shape id="_x0000_i1814" type="#_x0000_t75" style="width:24pt;height:27.75pt" o:bullet="t">
+      <v:shape id="_x0000_i1904" type="#_x0000_t75" style="width:24.75pt;height:29.25pt" o:bullet="t">
         <v:imagedata r:id="rId1" o:title="viñeta"/>
       </v:shape>
     </w:pict>
@@ -5031,6 +6822,95 @@
     </w:lvl>
   </w:abstractNum>
   <w:abstractNum w:abstractNumId="11" w15:restartNumberingAfterBreak="0">
+    <w:nsid w:val="4B7330FE"/>
+    <w:multiLevelType w:val="hybridMultilevel"/>
+    <w:tmpl w:val="A6A8F164"/>
+    <w:lvl w:ilvl="0" w:tplc="280A000F">
+      <w:start w:val="1"/>
+      <w:numFmt w:val="decimal"/>
+      <w:lvlText w:val="%1."/>
+      <w:lvlJc w:val="left"/>
+      <w:pPr>
+        <w:ind w:left="720" w:hanging="360"/>
+      </w:pPr>
+      <w:rPr>
+        <w:rFonts w:hint="default"/>
+      </w:rPr>
+    </w:lvl>
+    <w:lvl w:ilvl="1" w:tplc="280A0019">
+      <w:start w:val="1"/>
+      <w:numFmt w:val="lowerLetter"/>
+      <w:lvlText w:val="%2."/>
+      <w:lvlJc w:val="left"/>
+      <w:pPr>
+        <w:ind w:left="1440" w:hanging="360"/>
+      </w:pPr>
+    </w:lvl>
+    <w:lvl w:ilvl="2" w:tplc="280A001B" w:tentative="1">
+      <w:start w:val="1"/>
+      <w:numFmt w:val="lowerRoman"/>
+      <w:lvlText w:val="%3."/>
+      <w:lvlJc w:val="right"/>
+      <w:pPr>
+        <w:ind w:left="2160" w:hanging="180"/>
+      </w:pPr>
+    </w:lvl>
+    <w:lvl w:ilvl="3" w:tplc="280A000F" w:tentative="1">
+      <w:start w:val="1"/>
+      <w:numFmt w:val="decimal"/>
+      <w:lvlText w:val="%4."/>
+      <w:lvlJc w:val="left"/>
+      <w:pPr>
+        <w:ind w:left="2880" w:hanging="360"/>
+      </w:pPr>
+    </w:lvl>
+    <w:lvl w:ilvl="4" w:tplc="280A0019" w:tentative="1">
+      <w:start w:val="1"/>
+      <w:numFmt w:val="lowerLetter"/>
+      <w:lvlText w:val="%5."/>
+      <w:lvlJc w:val="left"/>
+      <w:pPr>
+        <w:ind w:left="3600" w:hanging="360"/>
+      </w:pPr>
+    </w:lvl>
+    <w:lvl w:ilvl="5" w:tplc="280A001B" w:tentative="1">
+      <w:start w:val="1"/>
+      <w:numFmt w:val="lowerRoman"/>
+      <w:lvlText w:val="%6."/>
+      <w:lvlJc w:val="right"/>
+      <w:pPr>
+        <w:ind w:left="4320" w:hanging="180"/>
+      </w:pPr>
+    </w:lvl>
+    <w:lvl w:ilvl="6" w:tplc="280A000F" w:tentative="1">
+      <w:start w:val="1"/>
+      <w:numFmt w:val="decimal"/>
+      <w:lvlText w:val="%7."/>
+      <w:lvlJc w:val="left"/>
+      <w:pPr>
+        <w:ind w:left="5040" w:hanging="360"/>
+      </w:pPr>
+    </w:lvl>
+    <w:lvl w:ilvl="7" w:tplc="280A0019" w:tentative="1">
+      <w:start w:val="1"/>
+      <w:numFmt w:val="lowerLetter"/>
+      <w:lvlText w:val="%8."/>
+      <w:lvlJc w:val="left"/>
+      <w:pPr>
+        <w:ind w:left="5760" w:hanging="360"/>
+      </w:pPr>
+    </w:lvl>
+    <w:lvl w:ilvl="8" w:tplc="280A001B" w:tentative="1">
+      <w:start w:val="1"/>
+      <w:numFmt w:val="lowerRoman"/>
+      <w:lvlText w:val="%9."/>
+      <w:lvlJc w:val="right"/>
+      <w:pPr>
+        <w:ind w:left="6480" w:hanging="180"/>
+      </w:pPr>
+    </w:lvl>
+  </w:abstractNum>
+  <w:abstractNum w:abstractNumId="12" w15:restartNumberingAfterBreak="0">
     <w:nsid w:val="51404287"/>
     <w:multiLevelType w:val="hybridMultilevel"/>
     <w:tmpl w:val="630C26F0"/>
@@ -5119,7 +6999,7 @@
       </w:pPr>
     </w:lvl>
   </w:abstractNum>
-  <w:abstractNum w:abstractNumId="12" w15:restartNumberingAfterBreak="0">
+  <w:abstractNum w:abstractNumId="13" w15:restartNumberingAfterBreak="0">
     <w:nsid w:val="51851142"/>
     <w:multiLevelType w:val="multilevel"/>
     <w:tmpl w:val="280A001F"/>
@@ -5205,7 +7085,7 @@
       </w:pPr>
     </w:lvl>
   </w:abstractNum>
-  <w:abstractNum w:abstractNumId="13" w15:restartNumberingAfterBreak="0">
+  <w:abstractNum w:abstractNumId="14" w15:restartNumberingAfterBreak="0">
     <w:nsid w:val="53576C47"/>
     <w:multiLevelType w:val="hybridMultilevel"/>
     <w:tmpl w:val="6DD4E0B2"/>
@@ -5318,7 +7198,7 @@
       </w:rPr>
     </w:lvl>
   </w:abstractNum>
-  <w:abstractNum w:abstractNumId="14" w15:restartNumberingAfterBreak="0">
+  <w:abstractNum w:abstractNumId="15" w15:restartNumberingAfterBreak="0">
     <w:nsid w:val="564134FD"/>
     <w:multiLevelType w:val="hybridMultilevel"/>
     <w:tmpl w:val="35569B88"/>
@@ -5431,7 +7311,120 @@
       </w:rPr>
     </w:lvl>
   </w:abstractNum>
-  <w:abstractNum w:abstractNumId="15" w15:restartNumberingAfterBreak="0">
+  <w:abstractNum w:abstractNumId="16" w15:restartNumberingAfterBreak="0">
+    <w:nsid w:val="58B30676"/>
+    <w:multiLevelType w:val="hybridMultilevel"/>
+    <w:tmpl w:val="A5902906"/>
+    <w:lvl w:ilvl="0" w:tplc="BFF4913E">
+      <w:start w:val="3"/>
+      <w:numFmt w:val="bullet"/>
+      <w:lvlText w:val="-"/>
+      <w:lvlJc w:val="left"/>
+      <w:pPr>
+        <w:ind w:left="644" w:hanging="360"/>
+      </w:pPr>
+      <w:rPr>
+        <w:rFonts w:ascii="Arial" w:eastAsia="Calibri" w:hAnsi="Arial" w:cs="Arial" w:hint="default"/>
+      </w:rPr>
+    </w:lvl>
+    <w:lvl w:ilvl="1" w:tplc="280A0003" w:tentative="1">
+      <w:start w:val="1"/>
+      <w:numFmt w:val="bullet"/>
+      <w:lvlText w:val="o"/>
+      <w:lvlJc w:val="left"/>
+      <w:pPr>
+        <w:ind w:left="1364" w:hanging="360"/>
+      </w:pPr>
+      <w:rPr>
+        <w:rFonts w:ascii="Courier New" w:hAnsi="Courier New" w:cs="Courier New" w:hint="default"/>
+      </w:rPr>
+    </w:lvl>
+    <w:lvl w:ilvl="2" w:tplc="280A0005" w:tentative="1">
+      <w:start w:val="1"/>
+      <w:numFmt w:val="bullet"/>
+      <w:lvlText w:val=""/>
+      <w:lvlJc w:val="left"/>
+      <w:pPr>
+        <w:ind w:left="2084" w:hanging="360"/>
+      </w:pPr>
+      <w:rPr>
+        <w:rFonts w:ascii="Wingdings" w:hAnsi="Wingdings" w:hint="default"/>
+      </w:rPr>
+    </w:lvl>
+    <w:lvl w:ilvl="3" w:tplc="280A0001" w:tentative="1">
+      <w:start w:val="1"/>
+      <w:numFmt w:val="bullet"/>
+      <w:lvlText w:val=""/>
+      <w:lvlJc w:val="left"/>
+      <w:pPr>
+        <w:ind w:left="2804" w:hanging="360"/>
+      </w:pPr>
+      <w:rPr>
+        <w:rFonts w:ascii="Symbol" w:hAnsi="Symbol" w:hint="default"/>
+      </w:rPr>
+    </w:lvl>
+    <w:lvl w:ilvl="4" w:tplc="280A0003" w:tentative="1">
+      <w:start w:val="1"/>
+      <w:numFmt w:val="bullet"/>
+      <w:lvlText w:val="o"/>
+      <w:lvlJc w:val="left"/>
+      <w:pPr>
+        <w:ind w:left="3524" w:hanging="360"/>
+      </w:pPr>
+      <w:rPr>
+        <w:rFonts w:ascii="Courier New" w:hAnsi="Courier New" w:cs="Courier New" w:hint="default"/>
+      </w:rPr>
+    </w:lvl>
+    <w:lvl w:ilvl="5" w:tplc="280A0005" w:tentative="1">
+      <w:start w:val="1"/>
+      <w:numFmt w:val="bullet"/>
+      <w:lvlText w:val=""/>
+      <w:lvlJc w:val="left"/>
+      <w:pPr>
+        <w:ind w:left="4244" w:hanging="360"/>
+      </w:pPr>
+      <w:rPr>
+        <w:rFonts w:ascii="Wingdings" w:hAnsi="Wingdings" w:hint="default"/>
+      </w:rPr>
+    </w:lvl>
+    <w:lvl w:ilvl="6" w:tplc="280A0001" w:tentative="1">
+      <w:start w:val="1"/>
+      <w:numFmt w:val="bullet"/>
+      <w:lvlText w:val=""/>
+      <w:lvlJc w:val="left"/>
+      <w:pPr>
+        <w:ind w:left="4964" w:hanging="360"/>
+      </w:pPr>
+      <w:rPr>
+        <w:rFonts w:ascii="Symbol" w:hAnsi="Symbol" w:hint="default"/>
+      </w:rPr>
+    </w:lvl>
+    <w:lvl w:ilvl="7" w:tplc="280A0003" w:tentative="1">
+      <w:start w:val="1"/>
+      <w:numFmt w:val="bullet"/>
+      <w:lvlText w:val="o"/>
+      <w:lvlJc w:val="left"/>
+      <w:pPr>
+        <w:ind w:left="5684" w:hanging="360"/>
+      </w:pPr>
+      <w:rPr>
+        <w:rFonts w:ascii="Courier New" w:hAnsi="Courier New" w:cs="Courier New" w:hint="default"/>
+      </w:rPr>
+    </w:lvl>
+    <w:lvl w:ilvl="8" w:tplc="280A0005" w:tentative="1">
+      <w:start w:val="1"/>
+      <w:numFmt w:val="bullet"/>
+      <w:lvlText w:val=""/>
+      <w:lvlJc w:val="left"/>
+      <w:pPr>
+        <w:ind w:left="6404" w:hanging="360"/>
+      </w:pPr>
+      <w:rPr>
+        <w:rFonts w:ascii="Wingdings" w:hAnsi="Wingdings" w:hint="default"/>
+      </w:rPr>
+    </w:lvl>
+  </w:abstractNum>
+  <w:abstractNum w:abstractNumId="17" w15:restartNumberingAfterBreak="0">
     <w:nsid w:val="64EE53AF"/>
     <w:multiLevelType w:val="hybridMultilevel"/>
     <w:tmpl w:val="630C26F0"/>
@@ -5520,7 +7513,7 @@
       </w:pPr>
     </w:lvl>
   </w:abstractNum>
-  <w:abstractNum w:abstractNumId="16" w15:restartNumberingAfterBreak="0">
+  <w:abstractNum w:abstractNumId="18" w15:restartNumberingAfterBreak="0">
     <w:nsid w:val="657F1354"/>
     <w:multiLevelType w:val="hybridMultilevel"/>
     <w:tmpl w:val="8310820A"/>
@@ -5609,7 +7602,7 @@
       </w:pPr>
     </w:lvl>
   </w:abstractNum>
-  <w:abstractNum w:abstractNumId="17" w15:restartNumberingAfterBreak="0">
+  <w:abstractNum w:abstractNumId="19" w15:restartNumberingAfterBreak="0">
     <w:nsid w:val="65A40526"/>
     <w:multiLevelType w:val="hybridMultilevel"/>
     <w:tmpl w:val="4F7A567C"/>
@@ -5722,7 +7715,7 @@
       </w:rPr>
     </w:lvl>
   </w:abstractNum>
-  <w:abstractNum w:abstractNumId="18" w15:restartNumberingAfterBreak="0">
+  <w:abstractNum w:abstractNumId="20" w15:restartNumberingAfterBreak="0">
     <w:nsid w:val="6A940305"/>
     <w:multiLevelType w:val="hybridMultilevel"/>
     <w:tmpl w:val="CC3213AA"/>
@@ -5835,7 +7828,120 @@
       </w:rPr>
     </w:lvl>
   </w:abstractNum>
-  <w:abstractNum w:abstractNumId="19" w15:restartNumberingAfterBreak="0">
+  <w:abstractNum w:abstractNumId="21" w15:restartNumberingAfterBreak="0">
+    <w:nsid w:val="6EC9778B"/>
+    <w:multiLevelType w:val="multilevel"/>
+    <w:tmpl w:val="AABCA2FE"/>
+    <w:lvl w:ilvl="0">
+      <w:start w:val="4"/>
+      <w:numFmt w:val="decimal"/>
+      <w:lvlText w:val="%1."/>
+      <w:lvlJc w:val="left"/>
+      <w:pPr>
+        <w:ind w:left="420" w:hanging="420"/>
+      </w:pPr>
+      <w:rPr>
+        <w:rFonts w:hint="default"/>
+      </w:rPr>
+    </w:lvl>
+    <w:lvl w:ilvl="1">
+      <w:start w:val="1"/>
+      <w:numFmt w:val="decimal"/>
+      <w:lvlText w:val="%1.%2."/>
+      <w:lvlJc w:val="left"/>
+      <w:pPr>
+        <w:ind w:left="720" w:hanging="720"/>
+      </w:pPr>
+      <w:rPr>
+        <w:rFonts w:hint="default"/>
+      </w:rPr>
+    </w:lvl>
+    <w:lvl w:ilvl="2">
+      <w:start w:val="1"/>
+      <w:numFmt w:val="decimal"/>
+      <w:lvlText w:val="%1.%2.%3."/>
+      <w:lvlJc w:val="left"/>
+      <w:pPr>
+        <w:ind w:left="720" w:hanging="720"/>
+      </w:pPr>
+      <w:rPr>
+        <w:rFonts w:hint="default"/>
+      </w:rPr>
+    </w:lvl>
+    <w:lvl w:ilvl="3">
+      <w:start w:val="1"/>
+      <w:numFmt w:val="decimal"/>
+      <w:lvlText w:val="%1.%2.%3.%4."/>
+      <w:lvlJc w:val="left"/>
+      <w:pPr>
+        <w:ind w:left="1080" w:hanging="1080"/>
+      </w:pPr>
+      <w:rPr>
+        <w:rFonts w:hint="default"/>
+      </w:rPr>
+    </w:lvl>
+    <w:lvl w:ilvl="4">
+      <w:start w:val="1"/>
+      <w:numFmt w:val="decimal"/>
+      <w:lvlText w:val="%1.%2.%3.%4.%5."/>
+      <w:lvlJc w:val="left"/>
+      <w:pPr>
+        <w:ind w:left="1440" w:hanging="1440"/>
+      </w:pPr>
+      <w:rPr>
+        <w:rFonts w:hint="default"/>
+      </w:rPr>
+    </w:lvl>
+    <w:lvl w:ilvl="5">
+      <w:start w:val="1"/>
+      <w:numFmt w:val="decimal"/>
+      <w:lvlText w:val="%1.%2.%3.%4.%5.%6."/>
+      <w:lvlJc w:val="left"/>
+      <w:pPr>
+        <w:ind w:left="1440" w:hanging="1440"/>
+      </w:pPr>
+      <w:rPr>
+        <w:rFonts w:hint="default"/>
+      </w:rPr>
+    </w:lvl>
+    <w:lvl w:ilvl="6">
+      <w:start w:val="1"/>
+      <w:numFmt w:val="decimal"/>
+      <w:lvlText w:val="%1.%2.%3.%4.%5.%6.%7."/>
+      <w:lvlJc w:val="left"/>
+      <w:pPr>
+        <w:ind w:left="1800" w:hanging="1800"/>
+      </w:pPr>
+      <w:rPr>
+        <w:rFonts w:hint="default"/>
+      </w:rPr>
+    </w:lvl>
+    <w:lvl w:ilvl="7">
+      <w:start w:val="1"/>
+      <w:numFmt w:val="decimal"/>
+      <w:lvlText w:val="%1.%2.%3.%4.%5.%6.%7.%8."/>
+      <w:lvlJc w:val="left"/>
+      <w:pPr>
+        <w:ind w:left="1800" w:hanging="1800"/>
+      </w:pPr>
+      <w:rPr>
+        <w:rFonts w:hint="default"/>
+      </w:rPr>
+    </w:lvl>
+    <w:lvl w:ilvl="8">
+      <w:start w:val="1"/>
+      <w:numFmt w:val="decimal"/>
+      <w:lvlText w:val="%1.%2.%3.%4.%5.%6.%7.%8.%9."/>
+      <w:lvlJc w:val="left"/>
+      <w:pPr>
+        <w:ind w:left="2160" w:hanging="2160"/>
+      </w:pPr>
+      <w:rPr>
+        <w:rFonts w:hint="default"/>
+      </w:rPr>
+    </w:lvl>
+  </w:abstractNum>
+  <w:abstractNum w:abstractNumId="22" w15:restartNumberingAfterBreak="0">
     <w:nsid w:val="749308F7"/>
     <w:multiLevelType w:val="hybridMultilevel"/>
     <w:tmpl w:val="78EEA65C"/>
@@ -5977,7 +8083,7 @@
       </w:rPr>
     </w:lvl>
   </w:abstractNum>
-  <w:abstractNum w:abstractNumId="20" w15:restartNumberingAfterBreak="0">
+  <w:abstractNum w:abstractNumId="23" w15:restartNumberingAfterBreak="0">
     <w:nsid w:val="78814CCA"/>
     <w:multiLevelType w:val="hybridMultilevel"/>
     <w:tmpl w:val="3C82C788"/>
@@ -6090,7 +8196,7 @@
       </w:rPr>
     </w:lvl>
   </w:abstractNum>
-  <w:abstractNum w:abstractNumId="21" w15:restartNumberingAfterBreak="0">
+  <w:abstractNum w:abstractNumId="24" w15:restartNumberingAfterBreak="0">
     <w:nsid w:val="78FF1AEF"/>
     <w:multiLevelType w:val="hybridMultilevel"/>
     <w:tmpl w:val="D318F962"/>
@@ -6176,7 +8282,7 @@
       </w:pPr>
     </w:lvl>
   </w:abstractNum>
-  <w:abstractNum w:abstractNumId="22" w15:restartNumberingAfterBreak="0">
+  <w:abstractNum w:abstractNumId="25" w15:restartNumberingAfterBreak="0">
     <w:nsid w:val="792302A1"/>
     <w:multiLevelType w:val="multilevel"/>
     <w:tmpl w:val="0C0A001F"/>
@@ -6262,7 +8368,7 @@
       </w:pPr>
     </w:lvl>
   </w:abstractNum>
-  <w:abstractNum w:abstractNumId="23" w15:restartNumberingAfterBreak="0">
+  <w:abstractNum w:abstractNumId="26" w15:restartNumberingAfterBreak="0">
     <w:nsid w:val="7AD04D14"/>
     <w:multiLevelType w:val="hybridMultilevel"/>
     <w:tmpl w:val="98C2E674"/>
@@ -6352,7 +8458,7 @@
     <w:abstractNumId w:val="3"/>
   </w:num>
   <w:num w:numId="2">
-    <w:abstractNumId w:val="19"/>
+    <w:abstractNumId w:val="22"/>
   </w:num>
   <w:num w:numId="3">
     <w:abstractNumId w:val="5"/>
@@ -6367,25 +8473,25 @@
     <w:abstractNumId w:val="2"/>
   </w:num>
   <w:num w:numId="7">
-    <w:abstractNumId w:val="22"/>
+    <w:abstractNumId w:val="25"/>
   </w:num>
   <w:num w:numId="8">
     <w:abstractNumId w:val="9"/>
   </w:num>
   <w:num w:numId="9">
-    <w:abstractNumId w:val="12"/>
+    <w:abstractNumId w:val="13"/>
   </w:num>
   <w:num w:numId="10">
-    <w:abstractNumId w:val="14"/>
+    <w:abstractNumId w:val="15"/>
   </w:num>
   <w:num w:numId="11">
-    <w:abstractNumId w:val="21"/>
+    <w:abstractNumId w:val="24"/>
   </w:num>
   <w:num w:numId="12">
-    <w:abstractNumId w:val="17"/>
+    <w:abstractNumId w:val="19"/>
   </w:num>
   <w:num w:numId="13">
-    <w:abstractNumId w:val="20"/>
+    <w:abstractNumId w:val="23"/>
   </w:num>
   <w:num w:numId="14">
     <w:abstractNumId w:val="7"/>
@@ -6394,19 +8500,19 @@
     <w:abstractNumId w:val="10"/>
   </w:num>
   <w:num w:numId="16">
-    <w:abstractNumId w:val="15"/>
+    <w:abstractNumId w:val="17"/>
   </w:num>
   <w:num w:numId="17">
     <w:abstractNumId w:val="1"/>
   </w:num>
   <w:num w:numId="18">
-    <w:abstractNumId w:val="13"/>
+    <w:abstractNumId w:val="14"/>
   </w:num>
   <w:num w:numId="19">
-    <w:abstractNumId w:val="11"/>
+    <w:abstractNumId w:val="12"/>
   </w:num>
   <w:num w:numId="20">
-    <w:abstractNumId w:val="23"/>
+    <w:abstractNumId w:val="26"/>
   </w:num>
   <w:num w:numId="21">
     <w:abstractNumId w:val="8"/>
@@ -6415,10 +8521,19 @@
     <w:abstractNumId w:val="0"/>
   </w:num>
   <w:num w:numId="23">
+    <w:abstractNumId w:val="18"/>
+  </w:num>
+  <w:num w:numId="24">
+    <w:abstractNumId w:val="20"/>
+  </w:num>
+  <w:num w:numId="25">
+    <w:abstractNumId w:val="11"/>
+  </w:num>
+  <w:num w:numId="26">
     <w:abstractNumId w:val="16"/>
   </w:num>
-  <w:num w:numId="24">
-    <w:abstractNumId w:val="18"/>
+  <w:num w:numId="27">
+    <w:abstractNumId w:val="21"/>
   </w:num>
   <w:numIdMacAtCleanup w:val="13"/>
 </w:numbering>
@@ -10315,7 +12430,7 @@
     </w:docPart>
     <w:docPart>
       <w:docPartPr>
-        <w:name w:val="C42CB091C0654182B57D8AF1266F4599"/>
+        <w:name w:val="E11BCBA1EF5B454B8C73F304F49A0E23"/>
         <w:category>
           <w:name w:val="General"/>
           <w:gallery w:val="placeholder"/>
@@ -10326,12 +12441,12 @@
         <w:behaviors>
           <w:behavior w:val="content"/>
         </w:behaviors>
-        <w:guid w:val="{07AA9356-B4E0-494B-9288-5CF31E868F15}"/>
+        <w:guid w:val="{42748309-35A1-4B29-A923-23FFE2182B4A}"/>
       </w:docPartPr>
       <w:docPartBody>
         <w:p>
           <w:pPr>
-            <w:pStyle w:val="C42CB091C0654182B57D8AF1266F4599"/>
+            <w:pStyle w:val="E11BCBA1EF5B454B8C73F304F49A0E23"/>
           </w:pPr>
           <w:r>
             <w:rPr>
@@ -10362,7 +12477,7 @@
     <w:charset w:val="00"/>
     <w:family w:val="swiss"/>
     <w:pitch w:val="variable"/>
-    <w:sig w:usb0="E0002AFF" w:usb1="4000ACFF" w:usb2="00000001" w:usb3="00000000" w:csb0="000001FF" w:csb1="00000000"/>
+    <w:sig w:usb0="E4002EFF" w:usb1="C200247B" w:usb2="00000009" w:usb3="00000000" w:csb0="000001FF" w:csb1="00000000"/>
   </w:font>
   <w:font w:name="Arial">
     <w:panose1 w:val="020B0604020202020204"/>
@@ -10383,7 +12498,7 @@
     <w:charset w:val="00"/>
     <w:family w:val="roman"/>
     <w:pitch w:val="variable"/>
-    <w:sig w:usb0="E0002AFF" w:usb1="C0007843" w:usb2="00000009" w:usb3="00000000" w:csb0="000001FF" w:csb1="00000000"/>
+    <w:sig w:usb0="E0002EFF" w:usb1="C000785B" w:usb2="00000009" w:usb3="00000000" w:csb0="000001FF" w:csb1="00000000"/>
   </w:font>
   <w:font w:name="Wingdings">
     <w:panose1 w:val="05000000000000000000"/>
@@ -10427,7 +12542,6 @@
     <w:sig w:usb0="E1002EFF" w:usb1="C000605B" w:usb2="00000029" w:usb3="00000000" w:csb0="000101FF" w:csb1="00000000"/>
   </w:font>
   <w:font w:name="Arial Unicode MS">
-    <w:altName w:val="Yu Gothic"/>
     <w:panose1 w:val="020B0604020202020204"/>
     <w:charset w:val="80"/>
     <w:family w:val="swiss"/>
@@ -10447,7 +12561,7 @@
     <w:charset w:val="00"/>
     <w:family w:val="script"/>
     <w:pitch w:val="variable"/>
-    <w:sig w:usb0="00000287" w:usb1="00000013" w:usb2="00000000" w:usb3="00000000" w:csb0="0000009F" w:csb1="00000000"/>
+    <w:sig w:usb0="00000687" w:usb1="00000013" w:usb2="00000000" w:usb3="00000000" w:csb0="0000009F" w:csb1="00000000"/>
   </w:font>
   <w:font w:name="GDECEK+TimesNewRoman,BoldItalic">
     <w:altName w:val="Times New Roman"/>
@@ -10561,10 +12675,12 @@
     <w:rsidRoot w:val="00D9224D"/>
     <w:rsid w:val="000628D3"/>
     <w:rsid w:val="000A6FAD"/>
+    <w:rsid w:val="003D46D9"/>
     <w:rsid w:val="00454DCE"/>
     <w:rsid w:val="0059398A"/>
     <w:rsid w:val="006477B3"/>
     <w:rsid w:val="006E523E"/>
+    <w:rsid w:val="00766459"/>
     <w:rsid w:val="00A506B9"/>
     <w:rsid w:val="00A9103D"/>
     <w:rsid w:val="00B47BD7"/>
@@ -11027,7 +13143,7 @@
     <w:basedOn w:val="Fuentedeprrafopredeter"/>
     <w:uiPriority w:val="99"/>
     <w:semiHidden/>
-    <w:rsid w:val="000A6FAD"/>
+    <w:rsid w:val="00766459"/>
     <w:rPr>
       <w:color w:val="808080"/>
     </w:rPr>
@@ -11051,6 +13167,10 @@
   <w:style w:type="paragraph" w:customStyle="1" w:styleId="C42CB091C0654182B57D8AF1266F4599">
     <w:name w:val="C42CB091C0654182B57D8AF1266F4599"/>
     <w:rsid w:val="000A6FAD"/>
+  </w:style>
+  <w:style w:type="paragraph" w:customStyle="1" w:styleId="E11BCBA1EF5B454B8C73F304F49A0E23">
+    <w:name w:val="E11BCBA1EF5B454B8C73F304F49A0E23"/>
+    <w:rsid w:val="00766459"/>
   </w:style>
 </w:styles>
 </file>
